--- a/Week 1/sheets/week 1.docx
+++ b/Week 1/sheets/week 1.docx
@@ -7,20 +7,23 @@
         <w:rPr>
           <w:b/>
           <w:bCs/>
-        </w:rPr>
-      </w:pPr>
-      <w:r>
-        <w:rPr>
-          <w:rFonts w:ascii="Segoe UI Emoji" w:hAnsi="Segoe UI Emoji" w:cs="Segoe UI Emoji"/>
-          <w:b/>
-          <w:bCs/>
-        </w:rPr>
-        <w:t>⭐</w:t>
-      </w:r>
-      <w:r>
-        <w:rPr>
-          <w:b/>
-          <w:bCs/>
+          <w:color w:val="47D459" w:themeColor="accent3" w:themeTint="99"/>
+        </w:rPr>
+      </w:pPr>
+      <w:r>
+        <w:rPr>
+          <w:rFonts w:ascii="Segoe UI Emoji" w:hAnsi="Segoe UI Emoji" w:cs="Segoe UI Emoji"/>
+          <w:b/>
+          <w:bCs/>
+          <w:color w:val="47D459" w:themeColor="accent3" w:themeTint="99"/>
+        </w:rPr>
+        <w:t>⭐</w:t>
+      </w:r>
+      <w:r>
+        <w:rPr>
+          <w:b/>
+          <w:bCs/>
+          <w:color w:val="47D459" w:themeColor="accent3" w:themeTint="99"/>
         </w:rPr>
         <w:t xml:space="preserve"> DAY</w:t>
       </w:r>
@@ -28,6 +31,7 @@
         <w:rPr>
           <w:b/>
           <w:bCs/>
+          <w:color w:val="47D459" w:themeColor="accent3" w:themeTint="99"/>
         </w:rPr>
         <w:noBreakHyphen/>
         <w:t>1 — Ports &amp; Protocols (100% Exam</w:t>
@@ -36,182 +40,273 @@
         <w:rPr>
           <w:b/>
           <w:bCs/>
+          <w:color w:val="47D459" w:themeColor="accent3" w:themeTint="99"/>
         </w:rPr>
         <w:noBreakHyphen/>
         <w:t>Ready)</w:t>
       </w:r>
     </w:p>
     <w:p>
-      <w:r>
-        <w:rPr>
-          <w:rFonts w:ascii="Segoe UI Emoji" w:hAnsi="Segoe UI Emoji" w:cs="Segoe UI Emoji"/>
-        </w:rPr>
-        <w:t>⭐</w:t>
-      </w:r>
-      <w:r>
+      <w:pPr>
+        <w:rPr>
+          <w:color w:val="47D459" w:themeColor="accent3" w:themeTint="99"/>
+        </w:rPr>
+      </w:pPr>
+      <w:r>
+        <w:rPr>
+          <w:rFonts w:ascii="Segoe UI Emoji" w:hAnsi="Segoe UI Emoji" w:cs="Segoe UI Emoji"/>
+          <w:color w:val="47D459" w:themeColor="accent3" w:themeTint="99"/>
+        </w:rPr>
+        <w:t>⭐</w:t>
+      </w:r>
+      <w:r>
+        <w:rPr>
+          <w:color w:val="47D459" w:themeColor="accent3" w:themeTint="99"/>
+        </w:rPr>
         <w:t xml:space="preserve"> </w:t>
       </w:r>
       <w:r>
         <w:rPr>
           <w:b/>
           <w:bCs/>
+          <w:color w:val="47D459" w:themeColor="accent3" w:themeTint="99"/>
         </w:rPr>
         <w:t>Q1</w:t>
       </w:r>
       <w:r>
+        <w:rPr>
+          <w:color w:val="47D459" w:themeColor="accent3" w:themeTint="99"/>
+        </w:rPr>
         <w:t xml:space="preserve"> A user connects to an online banking website. The browser shows a padlock icon, and the connection is encrypted using TLS. </w:t>
       </w:r>
       <w:r>
         <w:rPr>
           <w:b/>
           <w:bCs/>
+          <w:color w:val="47D459" w:themeColor="accent3" w:themeTint="99"/>
         </w:rPr>
         <w:t>Answer: HTTPS (443)</w:t>
       </w:r>
     </w:p>
     <w:p>
-      <w:r>
-        <w:rPr>
-          <w:rFonts w:ascii="Segoe UI Emoji" w:hAnsi="Segoe UI Emoji" w:cs="Segoe UI Emoji"/>
-        </w:rPr>
-        <w:t>⭐</w:t>
-      </w:r>
-      <w:r>
+      <w:pPr>
+        <w:rPr>
+          <w:color w:val="47D459" w:themeColor="accent3" w:themeTint="99"/>
+        </w:rPr>
+      </w:pPr>
+      <w:r>
+        <w:rPr>
+          <w:rFonts w:ascii="Segoe UI Emoji" w:hAnsi="Segoe UI Emoji" w:cs="Segoe UI Emoji"/>
+          <w:color w:val="47D459" w:themeColor="accent3" w:themeTint="99"/>
+        </w:rPr>
+        <w:t>⭐</w:t>
+      </w:r>
+      <w:r>
+        <w:rPr>
+          <w:color w:val="47D459" w:themeColor="accent3" w:themeTint="99"/>
+        </w:rPr>
         <w:t xml:space="preserve"> </w:t>
       </w:r>
       <w:r>
         <w:rPr>
           <w:b/>
           <w:bCs/>
+          <w:color w:val="47D459" w:themeColor="accent3" w:themeTint="99"/>
         </w:rPr>
         <w:t>Q2</w:t>
       </w:r>
       <w:r>
+        <w:rPr>
+          <w:color w:val="47D459" w:themeColor="accent3" w:themeTint="99"/>
+        </w:rPr>
         <w:t xml:space="preserve"> A Linux administrator remotely logs into a server using an encrypted terminal session to avoid credential theft. </w:t>
       </w:r>
       <w:r>
         <w:rPr>
           <w:b/>
           <w:bCs/>
+          <w:color w:val="47D459" w:themeColor="accent3" w:themeTint="99"/>
         </w:rPr>
         <w:t>Answer: SSH (22)</w:t>
       </w:r>
     </w:p>
     <w:p>
-      <w:r>
-        <w:rPr>
-          <w:rFonts w:ascii="Segoe UI Emoji" w:hAnsi="Segoe UI Emoji" w:cs="Segoe UI Emoji"/>
-        </w:rPr>
-        <w:t>⭐</w:t>
-      </w:r>
-      <w:r>
+      <w:pPr>
+        <w:rPr>
+          <w:color w:val="47D459" w:themeColor="accent3" w:themeTint="99"/>
+        </w:rPr>
+      </w:pPr>
+      <w:r>
+        <w:rPr>
+          <w:rFonts w:ascii="Segoe UI Emoji" w:hAnsi="Segoe UI Emoji" w:cs="Segoe UI Emoji"/>
+          <w:color w:val="47D459" w:themeColor="accent3" w:themeTint="99"/>
+        </w:rPr>
+        <w:t>⭐</w:t>
+      </w:r>
+      <w:r>
+        <w:rPr>
+          <w:color w:val="47D459" w:themeColor="accent3" w:themeTint="99"/>
+        </w:rPr>
         <w:t xml:space="preserve"> </w:t>
       </w:r>
       <w:r>
         <w:rPr>
           <w:b/>
           <w:bCs/>
+          <w:color w:val="47D459" w:themeColor="accent3" w:themeTint="99"/>
         </w:rPr>
         <w:t>Q3</w:t>
       </w:r>
       <w:r>
+        <w:rPr>
+          <w:color w:val="47D459" w:themeColor="accent3" w:themeTint="99"/>
+        </w:rPr>
         <w:t xml:space="preserve"> A workstation attempts to resolve </w:t>
       </w:r>
       <w:r>
         <w:rPr>
           <w:i/>
           <w:iCs/>
+          <w:color w:val="47D459" w:themeColor="accent3" w:themeTint="99"/>
         </w:rPr>
         <w:t>example.com</w:t>
       </w:r>
       <w:r>
+        <w:rPr>
+          <w:color w:val="47D459" w:themeColor="accent3" w:themeTint="99"/>
+        </w:rPr>
         <w:t xml:space="preserve"> to an IP address before loading the webpage. </w:t>
       </w:r>
       <w:r>
         <w:rPr>
           <w:b/>
           <w:bCs/>
+          <w:color w:val="47D459" w:themeColor="accent3" w:themeTint="99"/>
         </w:rPr>
         <w:t>Answer: DNS (53)</w:t>
       </w:r>
     </w:p>
     <w:p>
-      <w:r>
-        <w:rPr>
-          <w:rFonts w:ascii="Segoe UI Emoji" w:hAnsi="Segoe UI Emoji" w:cs="Segoe UI Emoji"/>
-        </w:rPr>
-        <w:t>⭐</w:t>
-      </w:r>
-      <w:r>
+      <w:pPr>
+        <w:rPr>
+          <w:color w:val="47D459" w:themeColor="accent3" w:themeTint="99"/>
+        </w:rPr>
+      </w:pPr>
+      <w:r>
+        <w:rPr>
+          <w:rFonts w:ascii="Segoe UI Emoji" w:hAnsi="Segoe UI Emoji" w:cs="Segoe UI Emoji"/>
+          <w:color w:val="47D459" w:themeColor="accent3" w:themeTint="99"/>
+        </w:rPr>
+        <w:t>⭐</w:t>
+      </w:r>
+      <w:r>
+        <w:rPr>
+          <w:color w:val="47D459" w:themeColor="accent3" w:themeTint="99"/>
+        </w:rPr>
         <w:t xml:space="preserve"> </w:t>
       </w:r>
       <w:r>
         <w:rPr>
           <w:b/>
           <w:bCs/>
+          <w:color w:val="47D459" w:themeColor="accent3" w:themeTint="99"/>
         </w:rPr>
         <w:t>Q4</w:t>
       </w:r>
       <w:r>
+        <w:rPr>
+          <w:color w:val="47D459" w:themeColor="accent3" w:themeTint="99"/>
+        </w:rPr>
         <w:t xml:space="preserve"> A Windows user connects to a remote workstation to manage applications and files through a graphical interface. </w:t>
       </w:r>
       <w:r>
         <w:rPr>
           <w:b/>
           <w:bCs/>
+          <w:color w:val="47D459" w:themeColor="accent3" w:themeTint="99"/>
         </w:rPr>
         <w:t>Answer: RDP (3389)</w:t>
       </w:r>
     </w:p>
     <w:p>
-      <w:r>
-        <w:rPr>
-          <w:rFonts w:ascii="Segoe UI Emoji" w:hAnsi="Segoe UI Emoji" w:cs="Segoe UI Emoji"/>
-        </w:rPr>
-        <w:t>⭐</w:t>
-      </w:r>
-      <w:r>
+      <w:pPr>
+        <w:rPr>
+          <w:color w:val="47D459" w:themeColor="accent3" w:themeTint="99"/>
+        </w:rPr>
+      </w:pPr>
+      <w:r>
+        <w:rPr>
+          <w:rFonts w:ascii="Segoe UI Emoji" w:hAnsi="Segoe UI Emoji" w:cs="Segoe UI Emoji"/>
+          <w:color w:val="47D459" w:themeColor="accent3" w:themeTint="99"/>
+        </w:rPr>
+        <w:t>⭐</w:t>
+      </w:r>
+      <w:r>
+        <w:rPr>
+          <w:color w:val="47D459" w:themeColor="accent3" w:themeTint="99"/>
+        </w:rPr>
         <w:t xml:space="preserve"> </w:t>
       </w:r>
       <w:r>
         <w:rPr>
           <w:b/>
           <w:bCs/>
+          <w:color w:val="47D459" w:themeColor="accent3" w:themeTint="99"/>
         </w:rPr>
         <w:t>Q5</w:t>
       </w:r>
       <w:r>
+        <w:rPr>
+          <w:color w:val="47D459" w:themeColor="accent3" w:themeTint="99"/>
+        </w:rPr>
         <w:t xml:space="preserve"> A video streaming service sends continuous data without establishing a connection or handshake. </w:t>
       </w:r>
       <w:r>
         <w:rPr>
           <w:b/>
           <w:bCs/>
+          <w:color w:val="47D459" w:themeColor="accent3" w:themeTint="99"/>
         </w:rPr>
         <w:t>Answer: UDP</w:t>
       </w:r>
     </w:p>
     <w:p>
-      <w:r>
-        <w:rPr>
-          <w:rFonts w:ascii="Segoe UI Emoji" w:hAnsi="Segoe UI Emoji" w:cs="Segoe UI Emoji"/>
-        </w:rPr>
-        <w:t>⭐</w:t>
-      </w:r>
-      <w:r>
+      <w:pPr>
+        <w:rPr>
+          <w:color w:val="47D459" w:themeColor="accent3" w:themeTint="99"/>
+        </w:rPr>
+      </w:pPr>
+      <w:r>
+        <w:rPr>
+          <w:rFonts w:ascii="Segoe UI Emoji" w:hAnsi="Segoe UI Emoji" w:cs="Segoe UI Emoji"/>
+          <w:color w:val="47D459" w:themeColor="accent3" w:themeTint="99"/>
+        </w:rPr>
+        <w:t>⭐</w:t>
+      </w:r>
+      <w:r>
+        <w:rPr>
+          <w:color w:val="47D459" w:themeColor="accent3" w:themeTint="99"/>
+        </w:rPr>
         <w:t xml:space="preserve"> </w:t>
       </w:r>
       <w:r>
         <w:rPr>
           <w:b/>
           <w:bCs/>
+          <w:color w:val="47D459" w:themeColor="accent3" w:themeTint="99"/>
         </w:rPr>
         <w:t>Q6</w:t>
       </w:r>
       <w:r>
+        <w:rPr>
+          <w:color w:val="47D459" w:themeColor="accent3" w:themeTint="99"/>
+        </w:rPr>
         <w:t xml:space="preserve"> A user visits a non</w:t>
       </w:r>
       <w:r>
+        <w:rPr>
+          <w:color w:val="47D459" w:themeColor="accent3" w:themeTint="99"/>
+        </w:rPr>
         <w:noBreakHyphen/>
         <w:t xml:space="preserve">secure website. The browser does not show a padlock, and the connection is unencrypted. </w:t>
       </w:r>
@@ -219,126 +314,189 @@
         <w:rPr>
           <w:b/>
           <w:bCs/>
+          <w:color w:val="47D459" w:themeColor="accent3" w:themeTint="99"/>
         </w:rPr>
         <w:t>Answer: HTTP (80)</w:t>
       </w:r>
     </w:p>
     <w:p>
-      <w:r>
-        <w:rPr>
-          <w:rFonts w:ascii="Segoe UI Emoji" w:hAnsi="Segoe UI Emoji" w:cs="Segoe UI Emoji"/>
-        </w:rPr>
-        <w:t>⭐</w:t>
-      </w:r>
-      <w:r>
+      <w:pPr>
+        <w:rPr>
+          <w:color w:val="47D459" w:themeColor="accent3" w:themeTint="99"/>
+        </w:rPr>
+      </w:pPr>
+      <w:r>
+        <w:rPr>
+          <w:rFonts w:ascii="Segoe UI Emoji" w:hAnsi="Segoe UI Emoji" w:cs="Segoe UI Emoji"/>
+          <w:color w:val="47D459" w:themeColor="accent3" w:themeTint="99"/>
+        </w:rPr>
+        <w:t>⭐</w:t>
+      </w:r>
+      <w:r>
+        <w:rPr>
+          <w:color w:val="47D459" w:themeColor="accent3" w:themeTint="99"/>
+        </w:rPr>
         <w:t xml:space="preserve"> </w:t>
       </w:r>
       <w:r>
         <w:rPr>
           <w:b/>
           <w:bCs/>
+          <w:color w:val="47D459" w:themeColor="accent3" w:themeTint="99"/>
         </w:rPr>
         <w:t>Q7</w:t>
       </w:r>
       <w:r>
+        <w:rPr>
+          <w:color w:val="47D459" w:themeColor="accent3" w:themeTint="99"/>
+        </w:rPr>
         <w:t xml:space="preserve"> A system uploads and downloads files using an unencrypted file transfer protocol. Credentials are sent in </w:t>
       </w:r>
       <w:proofErr w:type="gramStart"/>
       <w:r>
+        <w:rPr>
+          <w:color w:val="47D459" w:themeColor="accent3" w:themeTint="99"/>
+        </w:rPr>
         <w:t>cleartext</w:t>
       </w:r>
       <w:proofErr w:type="gramEnd"/>
       <w:r>
+        <w:rPr>
+          <w:color w:val="47D459" w:themeColor="accent3" w:themeTint="99"/>
+        </w:rPr>
         <w:t xml:space="preserve">. </w:t>
       </w:r>
       <w:r>
         <w:rPr>
           <w:b/>
           <w:bCs/>
+          <w:color w:val="47D459" w:themeColor="accent3" w:themeTint="99"/>
         </w:rPr>
         <w:t>Answer: FTP (21)</w:t>
       </w:r>
     </w:p>
     <w:p>
-      <w:r>
-        <w:rPr>
-          <w:rFonts w:ascii="Segoe UI Emoji" w:hAnsi="Segoe UI Emoji" w:cs="Segoe UI Emoji"/>
-        </w:rPr>
-        <w:t>⭐</w:t>
-      </w:r>
-      <w:r>
+      <w:pPr>
+        <w:rPr>
+          <w:color w:val="47D459" w:themeColor="accent3" w:themeTint="99"/>
+        </w:rPr>
+      </w:pPr>
+      <w:r>
+        <w:rPr>
+          <w:rFonts w:ascii="Segoe UI Emoji" w:hAnsi="Segoe UI Emoji" w:cs="Segoe UI Emoji"/>
+          <w:color w:val="47D459" w:themeColor="accent3" w:themeTint="99"/>
+        </w:rPr>
+        <w:t>⭐</w:t>
+      </w:r>
+      <w:r>
+        <w:rPr>
+          <w:color w:val="47D459" w:themeColor="accent3" w:themeTint="99"/>
+        </w:rPr>
         <w:t xml:space="preserve"> </w:t>
       </w:r>
       <w:r>
         <w:rPr>
           <w:b/>
           <w:bCs/>
+          <w:color w:val="47D459" w:themeColor="accent3" w:themeTint="99"/>
         </w:rPr>
         <w:t>Q8</w:t>
       </w:r>
       <w:r>
+        <w:rPr>
+          <w:color w:val="47D459" w:themeColor="accent3" w:themeTint="99"/>
+        </w:rPr>
         <w:t xml:space="preserve"> A mail server sends outgoing emails to other mail servers across the internet. </w:t>
       </w:r>
       <w:r>
         <w:rPr>
           <w:b/>
           <w:bCs/>
+          <w:color w:val="47D459" w:themeColor="accent3" w:themeTint="99"/>
         </w:rPr>
         <w:t>Answer: SMTP (25)</w:t>
       </w:r>
     </w:p>
     <w:p>
-      <w:r>
-        <w:rPr>
-          <w:rFonts w:ascii="Segoe UI Emoji" w:hAnsi="Segoe UI Emoji" w:cs="Segoe UI Emoji"/>
-        </w:rPr>
-        <w:t>⭐</w:t>
-      </w:r>
-      <w:r>
+      <w:pPr>
+        <w:rPr>
+          <w:color w:val="47D459" w:themeColor="accent3" w:themeTint="99"/>
+        </w:rPr>
+      </w:pPr>
+      <w:r>
+        <w:rPr>
+          <w:rFonts w:ascii="Segoe UI Emoji" w:hAnsi="Segoe UI Emoji" w:cs="Segoe UI Emoji"/>
+          <w:color w:val="47D459" w:themeColor="accent3" w:themeTint="99"/>
+        </w:rPr>
+        <w:t>⭐</w:t>
+      </w:r>
+      <w:r>
+        <w:rPr>
+          <w:color w:val="47D459" w:themeColor="accent3" w:themeTint="99"/>
+        </w:rPr>
         <w:t xml:space="preserve"> </w:t>
       </w:r>
       <w:r>
         <w:rPr>
           <w:b/>
           <w:bCs/>
+          <w:color w:val="47D459" w:themeColor="accent3" w:themeTint="99"/>
         </w:rPr>
         <w:t>Q9</w:t>
       </w:r>
       <w:r>
+        <w:rPr>
+          <w:color w:val="47D459" w:themeColor="accent3" w:themeTint="99"/>
+        </w:rPr>
         <w:t xml:space="preserve"> A technician tests connectivity between two devices by sending echo requests and receiving echo replies. </w:t>
       </w:r>
       <w:r>
         <w:rPr>
           <w:b/>
           <w:bCs/>
+          <w:color w:val="47D459" w:themeColor="accent3" w:themeTint="99"/>
         </w:rPr>
         <w:t>Answer: ICMP (Ping)</w:t>
       </w:r>
     </w:p>
     <w:p>
-      <w:r>
-        <w:rPr>
-          <w:rFonts w:ascii="Segoe UI Emoji" w:hAnsi="Segoe UI Emoji" w:cs="Segoe UI Emoji"/>
-        </w:rPr>
-        <w:t>⭐</w:t>
-      </w:r>
-      <w:r>
+      <w:pPr>
+        <w:rPr>
+          <w:color w:val="47D459" w:themeColor="accent3" w:themeTint="99"/>
+        </w:rPr>
+      </w:pPr>
+      <w:r>
+        <w:rPr>
+          <w:rFonts w:ascii="Segoe UI Emoji" w:hAnsi="Segoe UI Emoji" w:cs="Segoe UI Emoji"/>
+          <w:color w:val="47D459" w:themeColor="accent3" w:themeTint="99"/>
+        </w:rPr>
+        <w:t>⭐</w:t>
+      </w:r>
+      <w:r>
+        <w:rPr>
+          <w:color w:val="47D459" w:themeColor="accent3" w:themeTint="99"/>
+        </w:rPr>
         <w:t xml:space="preserve"> </w:t>
       </w:r>
       <w:r>
         <w:rPr>
           <w:b/>
           <w:bCs/>
+          <w:color w:val="47D459" w:themeColor="accent3" w:themeTint="99"/>
         </w:rPr>
         <w:t>Q10</w:t>
       </w:r>
       <w:r>
+        <w:rPr>
+          <w:color w:val="47D459" w:themeColor="accent3" w:themeTint="99"/>
+        </w:rPr>
         <w:t xml:space="preserve"> A secure file transfer is required between two servers using SSH for encryption. </w:t>
       </w:r>
       <w:r>
         <w:rPr>
           <w:b/>
           <w:bCs/>
+          <w:color w:val="47D459" w:themeColor="accent3" w:themeTint="99"/>
         </w:rPr>
         <w:t>Answer: SFTP (22)</w:t>
       </w:r>
@@ -348,20 +506,23 @@
         <w:rPr>
           <w:b/>
           <w:bCs/>
-        </w:rPr>
-      </w:pPr>
-      <w:r>
-        <w:rPr>
-          <w:rFonts w:ascii="Segoe UI Emoji" w:hAnsi="Segoe UI Emoji" w:cs="Segoe UI Emoji"/>
-          <w:b/>
-          <w:bCs/>
-        </w:rPr>
-        <w:t>⭐</w:t>
-      </w:r>
-      <w:r>
-        <w:rPr>
-          <w:b/>
-          <w:bCs/>
+          <w:color w:val="47D459" w:themeColor="accent3" w:themeTint="99"/>
+        </w:rPr>
+      </w:pPr>
+      <w:r>
+        <w:rPr>
+          <w:rFonts w:ascii="Segoe UI Emoji" w:hAnsi="Segoe UI Emoji" w:cs="Segoe UI Emoji"/>
+          <w:b/>
+          <w:bCs/>
+          <w:color w:val="47D459" w:themeColor="accent3" w:themeTint="99"/>
+        </w:rPr>
+        <w:t>⭐</w:t>
+      </w:r>
+      <w:r>
+        <w:rPr>
+          <w:b/>
+          <w:bCs/>
+          <w:color w:val="47D459" w:themeColor="accent3" w:themeTint="99"/>
         </w:rPr>
         <w:t xml:space="preserve"> DAY</w:t>
       </w:r>
@@ -369,6 +530,7 @@
         <w:rPr>
           <w:b/>
           <w:bCs/>
+          <w:color w:val="47D459" w:themeColor="accent3" w:themeTint="99"/>
         </w:rPr>
         <w:noBreakHyphen/>
         <w:t>2 — Network Devices (100% Exam</w:t>
@@ -377,148 +539,219 @@
         <w:rPr>
           <w:b/>
           <w:bCs/>
+          <w:color w:val="47D459" w:themeColor="accent3" w:themeTint="99"/>
         </w:rPr>
         <w:noBreakHyphen/>
         <w:t>Ready)</w:t>
       </w:r>
     </w:p>
     <w:p>
-      <w:r>
-        <w:rPr>
-          <w:rFonts w:ascii="Segoe UI Emoji" w:hAnsi="Segoe UI Emoji" w:cs="Segoe UI Emoji"/>
-        </w:rPr>
-        <w:t>⭐</w:t>
-      </w:r>
-      <w:r>
+      <w:pPr>
+        <w:rPr>
+          <w:color w:val="47D459" w:themeColor="accent3" w:themeTint="99"/>
+        </w:rPr>
+      </w:pPr>
+      <w:r>
+        <w:rPr>
+          <w:rFonts w:ascii="Segoe UI Emoji" w:hAnsi="Segoe UI Emoji" w:cs="Segoe UI Emoji"/>
+          <w:color w:val="47D459" w:themeColor="accent3" w:themeTint="99"/>
+        </w:rPr>
+        <w:t>⭐</w:t>
+      </w:r>
+      <w:r>
+        <w:rPr>
+          <w:color w:val="47D459" w:themeColor="accent3" w:themeTint="99"/>
+        </w:rPr>
         <w:t xml:space="preserve"> </w:t>
       </w:r>
       <w:r>
         <w:rPr>
           <w:b/>
           <w:bCs/>
+          <w:color w:val="47D459" w:themeColor="accent3" w:themeTint="99"/>
         </w:rPr>
         <w:t>Q1</w:t>
       </w:r>
       <w:r>
+        <w:rPr>
+          <w:color w:val="47D459" w:themeColor="accent3" w:themeTint="99"/>
+        </w:rPr>
         <w:t xml:space="preserve"> A security appliance is placed inline and automatically blocks malicious packets before they reach the internal network. </w:t>
       </w:r>
       <w:r>
         <w:rPr>
           <w:b/>
           <w:bCs/>
+          <w:color w:val="47D459" w:themeColor="accent3" w:themeTint="99"/>
         </w:rPr>
         <w:t>Answer: IPS</w:t>
       </w:r>
     </w:p>
     <w:p>
-      <w:r>
-        <w:rPr>
-          <w:rFonts w:ascii="Segoe UI Emoji" w:hAnsi="Segoe UI Emoji" w:cs="Segoe UI Emoji"/>
-        </w:rPr>
-        <w:t>⭐</w:t>
-      </w:r>
-      <w:r>
+      <w:pPr>
+        <w:rPr>
+          <w:color w:val="47D459" w:themeColor="accent3" w:themeTint="99"/>
+        </w:rPr>
+      </w:pPr>
+      <w:r>
+        <w:rPr>
+          <w:rFonts w:ascii="Segoe UI Emoji" w:hAnsi="Segoe UI Emoji" w:cs="Segoe UI Emoji"/>
+          <w:color w:val="47D459" w:themeColor="accent3" w:themeTint="99"/>
+        </w:rPr>
+        <w:t>⭐</w:t>
+      </w:r>
+      <w:r>
+        <w:rPr>
+          <w:color w:val="47D459" w:themeColor="accent3" w:themeTint="99"/>
+        </w:rPr>
         <w:t xml:space="preserve"> </w:t>
       </w:r>
       <w:r>
         <w:rPr>
           <w:b/>
           <w:bCs/>
+          <w:color w:val="47D459" w:themeColor="accent3" w:themeTint="99"/>
         </w:rPr>
         <w:t>Q2</w:t>
       </w:r>
       <w:r>
+        <w:rPr>
+          <w:color w:val="47D459" w:themeColor="accent3" w:themeTint="99"/>
+        </w:rPr>
         <w:t xml:space="preserve"> Employees browse the internet, but external websites only see the IP address of a filtering device, not the internal clients. </w:t>
       </w:r>
       <w:r>
         <w:rPr>
           <w:b/>
           <w:bCs/>
+          <w:color w:val="47D459" w:themeColor="accent3" w:themeTint="99"/>
         </w:rPr>
         <w:t>Answer: Proxy Server</w:t>
       </w:r>
     </w:p>
     <w:p>
-      <w:r>
-        <w:rPr>
-          <w:rFonts w:ascii="Segoe UI Emoji" w:hAnsi="Segoe UI Emoji" w:cs="Segoe UI Emoji"/>
-        </w:rPr>
-        <w:t>⭐</w:t>
-      </w:r>
-      <w:r>
+      <w:pPr>
+        <w:rPr>
+          <w:color w:val="47D459" w:themeColor="accent3" w:themeTint="99"/>
+        </w:rPr>
+      </w:pPr>
+      <w:r>
+        <w:rPr>
+          <w:rFonts w:ascii="Segoe UI Emoji" w:hAnsi="Segoe UI Emoji" w:cs="Segoe UI Emoji"/>
+          <w:color w:val="47D459" w:themeColor="accent3" w:themeTint="99"/>
+        </w:rPr>
+        <w:t>⭐</w:t>
+      </w:r>
+      <w:r>
+        <w:rPr>
+          <w:color w:val="47D459" w:themeColor="accent3" w:themeTint="99"/>
+        </w:rPr>
         <w:t xml:space="preserve"> </w:t>
       </w:r>
       <w:r>
         <w:rPr>
           <w:b/>
           <w:bCs/>
+          <w:color w:val="47D459" w:themeColor="accent3" w:themeTint="99"/>
         </w:rPr>
         <w:t>Q3</w:t>
       </w:r>
       <w:r>
+        <w:rPr>
+          <w:color w:val="47D459" w:themeColor="accent3" w:themeTint="99"/>
+        </w:rPr>
         <w:t xml:space="preserve"> A company wants to distribute incoming web traffic evenly across multiple servers to prevent overload. </w:t>
       </w:r>
       <w:r>
         <w:rPr>
           <w:b/>
           <w:bCs/>
+          <w:color w:val="47D459" w:themeColor="accent3" w:themeTint="99"/>
         </w:rPr>
         <w:t>Answer: Load Balancer</w:t>
       </w:r>
     </w:p>
     <w:p>
-      <w:r>
-        <w:rPr>
-          <w:rFonts w:ascii="Segoe UI Emoji" w:hAnsi="Segoe UI Emoji" w:cs="Segoe UI Emoji"/>
+      <w:pPr>
+        <w:rPr>
+          <w:color w:val="47D459" w:themeColor="accent3" w:themeTint="99"/>
+        </w:rPr>
+      </w:pPr>
+      <w:r>
+        <w:rPr>
+          <w:rFonts w:ascii="Segoe UI Emoji" w:hAnsi="Segoe UI Emoji" w:cs="Segoe UI Emoji"/>
+          <w:color w:val="47D459" w:themeColor="accent3" w:themeTint="99"/>
         </w:rPr>
         <w:lastRenderedPageBreak/>
         <w:t>⭐</w:t>
       </w:r>
       <w:r>
+        <w:rPr>
+          <w:color w:val="47D459" w:themeColor="accent3" w:themeTint="99"/>
+        </w:rPr>
         <w:t xml:space="preserve"> </w:t>
       </w:r>
       <w:r>
         <w:rPr>
           <w:b/>
           <w:bCs/>
+          <w:color w:val="47D459" w:themeColor="accent3" w:themeTint="99"/>
         </w:rPr>
         <w:t>Q4</w:t>
       </w:r>
       <w:r>
+        <w:rPr>
+          <w:color w:val="47D459" w:themeColor="accent3" w:themeTint="99"/>
+        </w:rPr>
         <w:t xml:space="preserve"> A web application is being attacked with SQL injection and XSS. A specialized device filters these HTTP requests. </w:t>
       </w:r>
       <w:r>
         <w:rPr>
           <w:b/>
           <w:bCs/>
+          <w:color w:val="47D459" w:themeColor="accent3" w:themeTint="99"/>
         </w:rPr>
         <w:t>Answer: WAF</w:t>
       </w:r>
     </w:p>
     <w:p>
-      <w:r>
-        <w:rPr>
-          <w:rFonts w:ascii="Segoe UI Emoji" w:hAnsi="Segoe UI Emoji" w:cs="Segoe UI Emoji"/>
-        </w:rPr>
-        <w:t>⭐</w:t>
-      </w:r>
-      <w:r>
+      <w:pPr>
+        <w:rPr>
+          <w:color w:val="47D459" w:themeColor="accent3" w:themeTint="99"/>
+        </w:rPr>
+      </w:pPr>
+      <w:r>
+        <w:rPr>
+          <w:rFonts w:ascii="Segoe UI Emoji" w:hAnsi="Segoe UI Emoji" w:cs="Segoe UI Emoji"/>
+          <w:color w:val="47D459" w:themeColor="accent3" w:themeTint="99"/>
+        </w:rPr>
+        <w:t>⭐</w:t>
+      </w:r>
+      <w:r>
+        <w:rPr>
+          <w:color w:val="47D459" w:themeColor="accent3" w:themeTint="99"/>
+        </w:rPr>
         <w:t xml:space="preserve"> </w:t>
       </w:r>
       <w:r>
         <w:rPr>
           <w:b/>
           <w:bCs/>
+          <w:color w:val="47D459" w:themeColor="accent3" w:themeTint="99"/>
         </w:rPr>
         <w:t>Q5</w:t>
       </w:r>
       <w:r>
+        <w:rPr>
+          <w:color w:val="47D459" w:themeColor="accent3" w:themeTint="99"/>
+        </w:rPr>
         <w:t xml:space="preserve"> A network needs a device that can route traffic between multiple VLANs. </w:t>
       </w:r>
       <w:r>
         <w:rPr>
           <w:b/>
           <w:bCs/>
+          <w:color w:val="47D459" w:themeColor="accent3" w:themeTint="99"/>
         </w:rPr>
         <w:t>Answer: Layer</w:t>
       </w:r>
@@ -526,91 +759,134 @@
         <w:rPr>
           <w:b/>
           <w:bCs/>
+          <w:color w:val="47D459" w:themeColor="accent3" w:themeTint="99"/>
         </w:rPr>
         <w:noBreakHyphen/>
         <w:t>3 Switch</w:t>
       </w:r>
     </w:p>
     <w:p>
-      <w:r>
-        <w:rPr>
-          <w:rFonts w:ascii="Segoe UI Emoji" w:hAnsi="Segoe UI Emoji" w:cs="Segoe UI Emoji"/>
-        </w:rPr>
-        <w:t>⭐</w:t>
-      </w:r>
-      <w:r>
+      <w:pPr>
+        <w:rPr>
+          <w:color w:val="47D459" w:themeColor="accent3" w:themeTint="99"/>
+        </w:rPr>
+      </w:pPr>
+      <w:r>
+        <w:rPr>
+          <w:rFonts w:ascii="Segoe UI Emoji" w:hAnsi="Segoe UI Emoji" w:cs="Segoe UI Emoji"/>
+          <w:color w:val="47D459" w:themeColor="accent3" w:themeTint="99"/>
+        </w:rPr>
+        <w:t>⭐</w:t>
+      </w:r>
+      <w:r>
+        <w:rPr>
+          <w:color w:val="47D459" w:themeColor="accent3" w:themeTint="99"/>
+        </w:rPr>
         <w:t xml:space="preserve"> </w:t>
       </w:r>
       <w:r>
         <w:rPr>
           <w:b/>
           <w:bCs/>
+          <w:color w:val="47D459" w:themeColor="accent3" w:themeTint="99"/>
         </w:rPr>
         <w:t>Q6</w:t>
       </w:r>
       <w:r>
+        <w:rPr>
+          <w:color w:val="47D459" w:themeColor="accent3" w:themeTint="99"/>
+        </w:rPr>
         <w:t xml:space="preserve"> Remote employees connect securely to the corporate network using encrypted tunnels. </w:t>
       </w:r>
       <w:r>
         <w:rPr>
           <w:b/>
           <w:bCs/>
+          <w:color w:val="47D459" w:themeColor="accent3" w:themeTint="99"/>
         </w:rPr>
         <w:t>Answer: VPN Concentrator</w:t>
       </w:r>
     </w:p>
     <w:p>
-      <w:r>
-        <w:rPr>
-          <w:rFonts w:ascii="Segoe UI Emoji" w:hAnsi="Segoe UI Emoji" w:cs="Segoe UI Emoji"/>
-        </w:rPr>
-        <w:t>⭐</w:t>
-      </w:r>
-      <w:r>
+      <w:pPr>
+        <w:rPr>
+          <w:color w:val="47D459" w:themeColor="accent3" w:themeTint="99"/>
+        </w:rPr>
+      </w:pPr>
+      <w:r>
+        <w:rPr>
+          <w:rFonts w:ascii="Segoe UI Emoji" w:hAnsi="Segoe UI Emoji" w:cs="Segoe UI Emoji"/>
+          <w:color w:val="47D459" w:themeColor="accent3" w:themeTint="99"/>
+        </w:rPr>
+        <w:t>⭐</w:t>
+      </w:r>
+      <w:r>
+        <w:rPr>
+          <w:color w:val="47D459" w:themeColor="accent3" w:themeTint="99"/>
+        </w:rPr>
         <w:t xml:space="preserve"> </w:t>
       </w:r>
       <w:r>
         <w:rPr>
           <w:b/>
           <w:bCs/>
+          <w:color w:val="47D459" w:themeColor="accent3" w:themeTint="99"/>
         </w:rPr>
         <w:t>Q7</w:t>
       </w:r>
       <w:r>
+        <w:rPr>
+          <w:color w:val="47D459" w:themeColor="accent3" w:themeTint="99"/>
+        </w:rPr>
         <w:t xml:space="preserve"> A device monitors a copy of network traffic and sends alerts but does NOT block malicious packets. </w:t>
       </w:r>
       <w:r>
         <w:rPr>
           <w:b/>
           <w:bCs/>
+          <w:color w:val="47D459" w:themeColor="accent3" w:themeTint="99"/>
         </w:rPr>
         <w:t>Answer: IDS</w:t>
       </w:r>
     </w:p>
     <w:p>
-      <w:r>
-        <w:rPr>
-          <w:rFonts w:ascii="Segoe UI Emoji" w:hAnsi="Segoe UI Emoji" w:cs="Segoe UI Emoji"/>
-        </w:rPr>
-        <w:t>⭐</w:t>
-      </w:r>
-      <w:r>
+      <w:pPr>
+        <w:rPr>
+          <w:color w:val="47D459" w:themeColor="accent3" w:themeTint="99"/>
+        </w:rPr>
+      </w:pPr>
+      <w:r>
+        <w:rPr>
+          <w:rFonts w:ascii="Segoe UI Emoji" w:hAnsi="Segoe UI Emoji" w:cs="Segoe UI Emoji"/>
+          <w:color w:val="47D459" w:themeColor="accent3" w:themeTint="99"/>
+        </w:rPr>
+        <w:t>⭐</w:t>
+      </w:r>
+      <w:r>
+        <w:rPr>
+          <w:color w:val="47D459" w:themeColor="accent3" w:themeTint="99"/>
+        </w:rPr>
         <w:t xml:space="preserve"> </w:t>
       </w:r>
       <w:r>
         <w:rPr>
           <w:b/>
           <w:bCs/>
+          <w:color w:val="47D459" w:themeColor="accent3" w:themeTint="99"/>
         </w:rPr>
         <w:t>Q8</w:t>
       </w:r>
       <w:r>
+        <w:rPr>
+          <w:color w:val="47D459" w:themeColor="accent3" w:themeTint="99"/>
+        </w:rPr>
         <w:t xml:space="preserve"> A device forwards packets between different networks using IP addresses. </w:t>
       </w:r>
       <w:r>
         <w:rPr>
           <w:b/>
           <w:bCs/>
+          <w:color w:val="47D459" w:themeColor="accent3" w:themeTint="99"/>
         </w:rPr>
         <w:t>Answer: Router</w:t>
       </w:r>
@@ -620,20 +896,23 @@
         <w:rPr>
           <w:b/>
           <w:bCs/>
-        </w:rPr>
-      </w:pPr>
-      <w:r>
-        <w:rPr>
-          <w:rFonts w:ascii="Segoe UI Emoji" w:hAnsi="Segoe UI Emoji" w:cs="Segoe UI Emoji"/>
-          <w:b/>
-          <w:bCs/>
-        </w:rPr>
-        <w:t>⭐</w:t>
-      </w:r>
-      <w:r>
-        <w:rPr>
-          <w:b/>
-          <w:bCs/>
+          <w:color w:val="47D459" w:themeColor="accent3" w:themeTint="99"/>
+        </w:rPr>
+      </w:pPr>
+      <w:r>
+        <w:rPr>
+          <w:rFonts w:ascii="Segoe UI Emoji" w:hAnsi="Segoe UI Emoji" w:cs="Segoe UI Emoji"/>
+          <w:b/>
+          <w:bCs/>
+          <w:color w:val="47D459" w:themeColor="accent3" w:themeTint="99"/>
+        </w:rPr>
+        <w:t>⭐</w:t>
+      </w:r>
+      <w:r>
+        <w:rPr>
+          <w:b/>
+          <w:bCs/>
+          <w:color w:val="47D459" w:themeColor="accent3" w:themeTint="99"/>
         </w:rPr>
         <w:t xml:space="preserve"> DAY</w:t>
       </w:r>
@@ -641,6 +920,7 @@
         <w:rPr>
           <w:b/>
           <w:bCs/>
+          <w:color w:val="47D459" w:themeColor="accent3" w:themeTint="99"/>
         </w:rPr>
         <w:noBreakHyphen/>
         <w:t>3 — Secure Network Design (100% Exam</w:t>
@@ -649,32 +929,49 @@
         <w:rPr>
           <w:b/>
           <w:bCs/>
+          <w:color w:val="47D459" w:themeColor="accent3" w:themeTint="99"/>
         </w:rPr>
         <w:noBreakHyphen/>
         <w:t>Ready)</w:t>
       </w:r>
     </w:p>
     <w:p>
-      <w:r>
-        <w:rPr>
-          <w:rFonts w:ascii="Segoe UI Emoji" w:hAnsi="Segoe UI Emoji" w:cs="Segoe UI Emoji"/>
-        </w:rPr>
-        <w:t>⭐</w:t>
-      </w:r>
-      <w:r>
+      <w:pPr>
+        <w:rPr>
+          <w:color w:val="47D459" w:themeColor="accent3" w:themeTint="99"/>
+        </w:rPr>
+      </w:pPr>
+      <w:r>
+        <w:rPr>
+          <w:rFonts w:ascii="Segoe UI Emoji" w:hAnsi="Segoe UI Emoji" w:cs="Segoe UI Emoji"/>
+          <w:color w:val="47D459" w:themeColor="accent3" w:themeTint="99"/>
+        </w:rPr>
+        <w:t>⭐</w:t>
+      </w:r>
+      <w:r>
+        <w:rPr>
+          <w:color w:val="47D459" w:themeColor="accent3" w:themeTint="99"/>
+        </w:rPr>
         <w:t xml:space="preserve"> </w:t>
       </w:r>
       <w:r>
         <w:rPr>
           <w:b/>
           <w:bCs/>
+          <w:color w:val="47D459" w:themeColor="accent3" w:themeTint="99"/>
         </w:rPr>
         <w:t>Q1</w:t>
       </w:r>
       <w:r>
+        <w:rPr>
+          <w:color w:val="47D459" w:themeColor="accent3" w:themeTint="99"/>
+        </w:rPr>
         <w:t xml:space="preserve"> A public</w:t>
       </w:r>
       <w:r>
+        <w:rPr>
+          <w:color w:val="47D459" w:themeColor="accent3" w:themeTint="99"/>
+        </w:rPr>
         <w:noBreakHyphen/>
         <w:t xml:space="preserve">facing web server must be reachable from the internet but isolated from internal systems. </w:t>
       </w:r>
@@ -682,174 +979,259 @@
         <w:rPr>
           <w:b/>
           <w:bCs/>
+          <w:color w:val="47D459" w:themeColor="accent3" w:themeTint="99"/>
         </w:rPr>
         <w:t>Answer: DMZ</w:t>
       </w:r>
     </w:p>
     <w:p>
-      <w:r>
-        <w:rPr>
-          <w:rFonts w:ascii="Segoe UI Emoji" w:hAnsi="Segoe UI Emoji" w:cs="Segoe UI Emoji"/>
-        </w:rPr>
-        <w:t>⭐</w:t>
-      </w:r>
-      <w:r>
+      <w:pPr>
+        <w:rPr>
+          <w:color w:val="47D459" w:themeColor="accent3" w:themeTint="99"/>
+        </w:rPr>
+      </w:pPr>
+      <w:r>
+        <w:rPr>
+          <w:rFonts w:ascii="Segoe UI Emoji" w:hAnsi="Segoe UI Emoji" w:cs="Segoe UI Emoji"/>
+          <w:color w:val="47D459" w:themeColor="accent3" w:themeTint="99"/>
+        </w:rPr>
+        <w:t>⭐</w:t>
+      </w:r>
+      <w:r>
+        <w:rPr>
+          <w:color w:val="47D459" w:themeColor="accent3" w:themeTint="99"/>
+        </w:rPr>
         <w:t xml:space="preserve"> </w:t>
       </w:r>
       <w:r>
         <w:rPr>
           <w:b/>
           <w:bCs/>
+          <w:color w:val="47D459" w:themeColor="accent3" w:themeTint="99"/>
         </w:rPr>
         <w:t>Q2</w:t>
       </w:r>
       <w:r>
+        <w:rPr>
+          <w:color w:val="47D459" w:themeColor="accent3" w:themeTint="99"/>
+        </w:rPr>
         <w:t xml:space="preserve"> A company wants to separate HR, Finance, and Guest networks to improve security and reduce broadcast traffic. </w:t>
       </w:r>
       <w:r>
         <w:rPr>
           <w:b/>
           <w:bCs/>
+          <w:color w:val="47D459" w:themeColor="accent3" w:themeTint="99"/>
         </w:rPr>
         <w:t>Answer: VLANs</w:t>
       </w:r>
     </w:p>
     <w:p>
-      <w:r>
-        <w:rPr>
-          <w:rFonts w:ascii="Segoe UI Emoji" w:hAnsi="Segoe UI Emoji" w:cs="Segoe UI Emoji"/>
-        </w:rPr>
-        <w:t>⭐</w:t>
-      </w:r>
-      <w:r>
+      <w:pPr>
+        <w:rPr>
+          <w:color w:val="47D459" w:themeColor="accent3" w:themeTint="99"/>
+        </w:rPr>
+      </w:pPr>
+      <w:r>
+        <w:rPr>
+          <w:rFonts w:ascii="Segoe UI Emoji" w:hAnsi="Segoe UI Emoji" w:cs="Segoe UI Emoji"/>
+          <w:color w:val="47D459" w:themeColor="accent3" w:themeTint="99"/>
+        </w:rPr>
+        <w:t>⭐</w:t>
+      </w:r>
+      <w:r>
+        <w:rPr>
+          <w:color w:val="47D459" w:themeColor="accent3" w:themeTint="99"/>
+        </w:rPr>
         <w:t xml:space="preserve"> </w:t>
       </w:r>
       <w:r>
         <w:rPr>
           <w:b/>
           <w:bCs/>
+          <w:color w:val="47D459" w:themeColor="accent3" w:themeTint="99"/>
         </w:rPr>
         <w:t>Q3</w:t>
       </w:r>
       <w:r>
+        <w:rPr>
+          <w:color w:val="47D459" w:themeColor="accent3" w:themeTint="99"/>
+        </w:rPr>
         <w:t xml:space="preserve"> Security analysts deploy a fake vulnerable server to attract attackers and study their behavior. </w:t>
       </w:r>
       <w:r>
         <w:rPr>
           <w:b/>
           <w:bCs/>
+          <w:color w:val="47D459" w:themeColor="accent3" w:themeTint="99"/>
         </w:rPr>
         <w:t>Answer: Honeypot</w:t>
       </w:r>
     </w:p>
     <w:p>
-      <w:r>
-        <w:rPr>
-          <w:rFonts w:ascii="Segoe UI Emoji" w:hAnsi="Segoe UI Emoji" w:cs="Segoe UI Emoji"/>
-        </w:rPr>
-        <w:t>⭐</w:t>
-      </w:r>
-      <w:r>
+      <w:pPr>
+        <w:rPr>
+          <w:color w:val="47D459" w:themeColor="accent3" w:themeTint="99"/>
+        </w:rPr>
+      </w:pPr>
+      <w:r>
+        <w:rPr>
+          <w:rFonts w:ascii="Segoe UI Emoji" w:hAnsi="Segoe UI Emoji" w:cs="Segoe UI Emoji"/>
+          <w:color w:val="47D459" w:themeColor="accent3" w:themeTint="99"/>
+        </w:rPr>
+        <w:t>⭐</w:t>
+      </w:r>
+      <w:r>
+        <w:rPr>
+          <w:color w:val="47D459" w:themeColor="accent3" w:themeTint="99"/>
+        </w:rPr>
         <w:t xml:space="preserve"> </w:t>
       </w:r>
       <w:r>
         <w:rPr>
           <w:b/>
           <w:bCs/>
+          <w:color w:val="47D459" w:themeColor="accent3" w:themeTint="99"/>
         </w:rPr>
         <w:t>Q4</w:t>
       </w:r>
       <w:r>
+        <w:rPr>
+          <w:color w:val="47D459" w:themeColor="accent3" w:themeTint="99"/>
+        </w:rPr>
         <w:t xml:space="preserve"> A critical industrial control system is completely disconnected from all networks for maximum security. </w:t>
       </w:r>
       <w:r>
         <w:rPr>
           <w:b/>
           <w:bCs/>
+          <w:color w:val="47D459" w:themeColor="accent3" w:themeTint="99"/>
         </w:rPr>
         <w:t>Answer: Air Gap</w:t>
       </w:r>
     </w:p>
     <w:p>
-      <w:r>
-        <w:rPr>
-          <w:rFonts w:ascii="Segoe UI Emoji" w:hAnsi="Segoe UI Emoji" w:cs="Segoe UI Emoji"/>
-        </w:rPr>
-        <w:t>⭐</w:t>
-      </w:r>
-      <w:r>
+      <w:pPr>
+        <w:rPr>
+          <w:color w:val="47D459" w:themeColor="accent3" w:themeTint="99"/>
+        </w:rPr>
+      </w:pPr>
+      <w:r>
+        <w:rPr>
+          <w:rFonts w:ascii="Segoe UI Emoji" w:hAnsi="Segoe UI Emoji" w:cs="Segoe UI Emoji"/>
+          <w:color w:val="47D459" w:themeColor="accent3" w:themeTint="99"/>
+        </w:rPr>
+        <w:t>⭐</w:t>
+      </w:r>
+      <w:r>
+        <w:rPr>
+          <w:color w:val="47D459" w:themeColor="accent3" w:themeTint="99"/>
+        </w:rPr>
         <w:t xml:space="preserve"> </w:t>
       </w:r>
       <w:r>
         <w:rPr>
           <w:b/>
           <w:bCs/>
+          <w:color w:val="47D459" w:themeColor="accent3" w:themeTint="99"/>
         </w:rPr>
         <w:t>Q5</w:t>
       </w:r>
       <w:r>
+        <w:rPr>
+          <w:color w:val="47D459" w:themeColor="accent3" w:themeTint="99"/>
+        </w:rPr>
         <w:t xml:space="preserve"> Administrators must connect through a single hardened system before accessing sensitive servers. </w:t>
       </w:r>
       <w:r>
         <w:rPr>
           <w:b/>
           <w:bCs/>
+          <w:color w:val="47D459" w:themeColor="accent3" w:themeTint="99"/>
         </w:rPr>
         <w:t>Answer: Jump Server</w:t>
       </w:r>
     </w:p>
     <w:p>
-      <w:r>
-        <w:rPr>
-          <w:rFonts w:ascii="Segoe UI Emoji" w:hAnsi="Segoe UI Emoji" w:cs="Segoe UI Emoji"/>
-        </w:rPr>
-        <w:t>⭐</w:t>
-      </w:r>
-      <w:r>
+      <w:pPr>
+        <w:rPr>
+          <w:color w:val="47D459" w:themeColor="accent3" w:themeTint="99"/>
+        </w:rPr>
+      </w:pPr>
+      <w:r>
+        <w:rPr>
+          <w:rFonts w:ascii="Segoe UI Emoji" w:hAnsi="Segoe UI Emoji" w:cs="Segoe UI Emoji"/>
+          <w:color w:val="47D459" w:themeColor="accent3" w:themeTint="99"/>
+        </w:rPr>
+        <w:t>⭐</w:t>
+      </w:r>
+      <w:r>
+        <w:rPr>
+          <w:color w:val="47D459" w:themeColor="accent3" w:themeTint="99"/>
+        </w:rPr>
         <w:t xml:space="preserve"> </w:t>
       </w:r>
       <w:r>
         <w:rPr>
           <w:b/>
           <w:bCs/>
+          <w:color w:val="47D459" w:themeColor="accent3" w:themeTint="99"/>
         </w:rPr>
         <w:t>Q6</w:t>
       </w:r>
       <w:r>
+        <w:rPr>
+          <w:color w:val="47D459" w:themeColor="accent3" w:themeTint="99"/>
+        </w:rPr>
         <w:t xml:space="preserve"> A company adopts a model where no device or user is trusted by default, even inside the network. </w:t>
       </w:r>
       <w:r>
         <w:rPr>
           <w:b/>
           <w:bCs/>
+          <w:color w:val="47D459" w:themeColor="accent3" w:themeTint="99"/>
         </w:rPr>
         <w:t>Answer: Zero Trust</w:t>
       </w:r>
     </w:p>
     <w:p>
-      <w:r>
-        <w:rPr>
-          <w:rFonts w:ascii="Segoe UI Emoji" w:hAnsi="Segoe UI Emoji" w:cs="Segoe UI Emoji"/>
-        </w:rPr>
-        <w:t>⭐</w:t>
-      </w:r>
-      <w:r>
+      <w:pPr>
+        <w:rPr>
+          <w:color w:val="47D459" w:themeColor="accent3" w:themeTint="99"/>
+        </w:rPr>
+      </w:pPr>
+      <w:r>
+        <w:rPr>
+          <w:rFonts w:ascii="Segoe UI Emoji" w:hAnsi="Segoe UI Emoji" w:cs="Segoe UI Emoji"/>
+          <w:color w:val="47D459" w:themeColor="accent3" w:themeTint="99"/>
+        </w:rPr>
+        <w:t>⭐</w:t>
+      </w:r>
+      <w:r>
+        <w:rPr>
+          <w:color w:val="47D459" w:themeColor="accent3" w:themeTint="99"/>
+        </w:rPr>
         <w:t xml:space="preserve"> </w:t>
       </w:r>
       <w:r>
         <w:rPr>
           <w:b/>
           <w:bCs/>
+          <w:color w:val="47D459" w:themeColor="accent3" w:themeTint="99"/>
         </w:rPr>
         <w:t>Q7</w:t>
       </w:r>
       <w:r>
+        <w:rPr>
+          <w:color w:val="47D459" w:themeColor="accent3" w:themeTint="99"/>
+        </w:rPr>
         <w:t xml:space="preserve"> A firewall hides internal IP addresses by translating them to a single public IP. </w:t>
       </w:r>
       <w:r>
         <w:rPr>
           <w:b/>
           <w:bCs/>
+          <w:color w:val="47D459" w:themeColor="accent3" w:themeTint="99"/>
         </w:rPr>
         <w:t>Answer: NAT/PAT</w:t>
       </w:r>
@@ -4898,6 +5280,7 @@
   <w:style w:type="character" w:default="1" w:styleId="DefaultParagraphFont">
     <w:name w:val="Default Paragraph Font"/>
     <w:uiPriority w:val="1"/>
+    <w:semiHidden/>
     <w:unhideWhenUsed/>
   </w:style>
   <w:style w:type="table" w:default="1" w:styleId="TableNormal">

--- a/Week 1/sheets/week 1.docx
+++ b/Week 1/sheets/week 1.docx
@@ -1293,9 +1293,18 @@
         <w:t>Q1</w:t>
       </w:r>
       <w:r>
-        <w:t xml:space="preserve"> An attacker sets up a Wi</w:t>
-      </w:r>
-      <w:r>
+        <w:t xml:space="preserve"> </w:t>
+      </w:r>
+      <w:r>
+        <w:rPr>
+          <w:color w:val="47D459" w:themeColor="accent3" w:themeTint="99"/>
+        </w:rPr>
+        <w:t>An attacker sets up a Wi</w:t>
+      </w:r>
+      <w:r>
+        <w:rPr>
+          <w:color w:val="47D459" w:themeColor="accent3" w:themeTint="99"/>
+        </w:rPr>
         <w:noBreakHyphen/>
         <w:t xml:space="preserve">Fi network with the same SSID as the company’s legitimate network to trick users into connecting. </w:t>
       </w:r>
@@ -1303,6 +1312,7 @@
         <w:rPr>
           <w:b/>
           <w:bCs/>
+          <w:color w:val="47D459" w:themeColor="accent3" w:themeTint="99"/>
         </w:rPr>
         <w:t>Answer: Evil Twin</w:t>
       </w:r>

--- a/Week 1/sheets/week 1.docx
+++ b/Week 1/sheets/week 1.docx
@@ -1318,70 +1318,107 @@
       </w:r>
     </w:p>
     <w:p>
-      <w:r>
-        <w:rPr>
-          <w:rFonts w:ascii="Segoe UI Emoji" w:hAnsi="Segoe UI Emoji" w:cs="Segoe UI Emoji"/>
+      <w:pPr>
+        <w:rPr>
+          <w:color w:val="47D459" w:themeColor="accent3" w:themeTint="99"/>
+        </w:rPr>
+      </w:pPr>
+      <w:r>
+        <w:rPr>
+          <w:rFonts w:ascii="Segoe UI Emoji" w:hAnsi="Segoe UI Emoji" w:cs="Segoe UI Emoji"/>
+          <w:color w:val="47D459" w:themeColor="accent3" w:themeTint="99"/>
         </w:rPr>
         <w:lastRenderedPageBreak/>
         <w:t>⭐</w:t>
       </w:r>
       <w:r>
-        <w:t xml:space="preserve"> </w:t>
-      </w:r>
-      <w:r>
-        <w:rPr>
-          <w:b/>
-          <w:bCs/>
+        <w:rPr>
+          <w:color w:val="47D459" w:themeColor="accent3" w:themeTint="99"/>
+        </w:rPr>
+        <w:t xml:space="preserve"> </w:t>
+      </w:r>
+      <w:r>
+        <w:rPr>
+          <w:b/>
+          <w:bCs/>
+          <w:color w:val="47D459" w:themeColor="accent3" w:themeTint="99"/>
         </w:rPr>
         <w:t>Q2</w:t>
       </w:r>
       <w:r>
+        <w:rPr>
+          <w:color w:val="47D459" w:themeColor="accent3" w:themeTint="99"/>
+        </w:rPr>
         <w:t xml:space="preserve"> A suspicious access point is discovered inside the office that was not installed by IT staff. </w:t>
       </w:r>
       <w:r>
         <w:rPr>
           <w:b/>
           <w:bCs/>
+          <w:color w:val="47D459" w:themeColor="accent3" w:themeTint="99"/>
         </w:rPr>
         <w:t>Answer: Rogue AP</w:t>
       </w:r>
     </w:p>
     <w:p>
-      <w:r>
-        <w:rPr>
-          <w:rFonts w:ascii="Segoe UI Emoji" w:hAnsi="Segoe UI Emoji" w:cs="Segoe UI Emoji"/>
-        </w:rPr>
-        <w:t>⭐</w:t>
-      </w:r>
-      <w:r>
-        <w:t xml:space="preserve"> </w:t>
-      </w:r>
-      <w:r>
-        <w:rPr>
-          <w:b/>
-          <w:bCs/>
+      <w:pPr>
+        <w:rPr>
+          <w:color w:val="47D459" w:themeColor="accent3" w:themeTint="99"/>
+        </w:rPr>
+      </w:pPr>
+      <w:r>
+        <w:rPr>
+          <w:rFonts w:ascii="Segoe UI Emoji" w:hAnsi="Segoe UI Emoji" w:cs="Segoe UI Emoji"/>
+          <w:color w:val="47D459" w:themeColor="accent3" w:themeTint="99"/>
+        </w:rPr>
+        <w:t>⭐</w:t>
+      </w:r>
+      <w:r>
+        <w:rPr>
+          <w:color w:val="47D459" w:themeColor="accent3" w:themeTint="99"/>
+        </w:rPr>
+        <w:t xml:space="preserve"> </w:t>
+      </w:r>
+      <w:r>
+        <w:rPr>
+          <w:b/>
+          <w:bCs/>
+          <w:color w:val="47D459" w:themeColor="accent3" w:themeTint="99"/>
         </w:rPr>
         <w:t>Q3</w:t>
       </w:r>
       <w:r>
+        <w:rPr>
+          <w:color w:val="47D459" w:themeColor="accent3" w:themeTint="99"/>
+        </w:rPr>
         <w:t xml:space="preserve"> Users are repeatedly disconnected from Wi</w:t>
       </w:r>
       <w:r>
+        <w:rPr>
+          <w:color w:val="47D459" w:themeColor="accent3" w:themeTint="99"/>
+        </w:rPr>
         <w:noBreakHyphen/>
         <w:t xml:space="preserve">Fi due to a flood of forged </w:t>
       </w:r>
       <w:proofErr w:type="spellStart"/>
       <w:r>
+        <w:rPr>
+          <w:color w:val="47D459" w:themeColor="accent3" w:themeTint="99"/>
+        </w:rPr>
         <w:t>deauthentication</w:t>
       </w:r>
       <w:proofErr w:type="spellEnd"/>
       <w:r>
+        <w:rPr>
+          <w:color w:val="47D459" w:themeColor="accent3" w:themeTint="99"/>
+        </w:rPr>
         <w:t xml:space="preserve"> frames. </w:t>
       </w:r>
       <w:r>
         <w:rPr>
           <w:b/>
           <w:bCs/>
+          <w:color w:val="47D459" w:themeColor="accent3" w:themeTint="99"/>
         </w:rPr>
         <w:t xml:space="preserve">Answer: </w:t>
       </w:r>
@@ -1390,6 +1427,7 @@
         <w:rPr>
           <w:b/>
           <w:bCs/>
+          <w:color w:val="47D459" w:themeColor="accent3" w:themeTint="99"/>
         </w:rPr>
         <w:t>Deauthentication</w:t>
       </w:r>
@@ -1398,6 +1436,7 @@
         <w:rPr>
           <w:b/>
           <w:bCs/>
+          <w:color w:val="47D459" w:themeColor="accent3" w:themeTint="99"/>
         </w:rPr>
         <w:t xml:space="preserve"> Attack</w:t>
       </w:r>

--- a/Week 1/sheets/week 1.docx
+++ b/Week 1/sheets/week 1.docx
@@ -1442,30 +1442,45 @@
       </w:r>
     </w:p>
     <w:p>
-      <w:r>
-        <w:rPr>
-          <w:rFonts w:ascii="Segoe UI Emoji" w:hAnsi="Segoe UI Emoji" w:cs="Segoe UI Emoji"/>
-        </w:rPr>
-        <w:t>⭐</w:t>
-      </w:r>
-      <w:r>
-        <w:t xml:space="preserve"> </w:t>
-      </w:r>
-      <w:r>
-        <w:rPr>
-          <w:b/>
-          <w:bCs/>
+      <w:pPr>
+        <w:rPr>
+          <w:color w:val="84E290" w:themeColor="accent3" w:themeTint="66"/>
+        </w:rPr>
+      </w:pPr>
+      <w:r>
+        <w:rPr>
+          <w:rFonts w:ascii="Segoe UI Emoji" w:hAnsi="Segoe UI Emoji" w:cs="Segoe UI Emoji"/>
+        </w:rPr>
+        <w:t>⭐</w:t>
+      </w:r>
+      <w:r>
+        <w:t xml:space="preserve"> </w:t>
+      </w:r>
+      <w:r>
+        <w:rPr>
+          <w:b/>
+          <w:bCs/>
+          <w:color w:val="84E290" w:themeColor="accent3" w:themeTint="66"/>
         </w:rPr>
         <w:t>Q4</w:t>
       </w:r>
       <w:r>
+        <w:rPr>
+          <w:color w:val="84E290" w:themeColor="accent3" w:themeTint="66"/>
+        </w:rPr>
         <w:t xml:space="preserve"> A company wants per</w:t>
       </w:r>
       <w:r>
+        <w:rPr>
+          <w:color w:val="84E290" w:themeColor="accent3" w:themeTint="66"/>
+        </w:rPr>
         <w:noBreakHyphen/>
         <w:t>user authentication for Wi</w:t>
       </w:r>
       <w:r>
+        <w:rPr>
+          <w:color w:val="84E290" w:themeColor="accent3" w:themeTint="66"/>
+        </w:rPr>
         <w:noBreakHyphen/>
         <w:t xml:space="preserve">Fi using usernames and passwords instead of a shared key. </w:t>
       </w:r>
@@ -1473,6 +1488,7 @@
         <w:rPr>
           <w:b/>
           <w:bCs/>
+          <w:color w:val="84E290" w:themeColor="accent3" w:themeTint="66"/>
         </w:rPr>
         <w:t>Answer: Enterprise Mode (802.1X + RADIUS)</w:t>
       </w:r>

--- a/Week 1/sheets/week 1.docx
+++ b/Week 1/sheets/week 1.docx
@@ -1494,29 +1494,43 @@
       </w:r>
     </w:p>
     <w:p>
-      <w:r>
-        <w:rPr>
-          <w:rFonts w:ascii="Segoe UI Emoji" w:hAnsi="Segoe UI Emoji" w:cs="Segoe UI Emoji"/>
-        </w:rPr>
-        <w:t>⭐</w:t>
-      </w:r>
-      <w:r>
-        <w:t xml:space="preserve"> </w:t>
-      </w:r>
-      <w:r>
-        <w:rPr>
-          <w:b/>
-          <w:bCs/>
+      <w:pPr>
+        <w:rPr>
+          <w:color w:val="84E290" w:themeColor="accent3" w:themeTint="66"/>
+        </w:rPr>
+      </w:pPr>
+      <w:r>
+        <w:rPr>
+          <w:rFonts w:ascii="Segoe UI Emoji" w:hAnsi="Segoe UI Emoji" w:cs="Segoe UI Emoji"/>
+          <w:color w:val="84E290" w:themeColor="accent3" w:themeTint="66"/>
+        </w:rPr>
+        <w:t>⭐</w:t>
+      </w:r>
+      <w:r>
+        <w:rPr>
+          <w:color w:val="84E290" w:themeColor="accent3" w:themeTint="66"/>
+        </w:rPr>
+        <w:t xml:space="preserve"> </w:t>
+      </w:r>
+      <w:r>
+        <w:rPr>
+          <w:b/>
+          <w:bCs/>
+          <w:color w:val="84E290" w:themeColor="accent3" w:themeTint="66"/>
         </w:rPr>
         <w:t>Q5</w:t>
       </w:r>
       <w:r>
+        <w:rPr>
+          <w:color w:val="84E290" w:themeColor="accent3" w:themeTint="66"/>
+        </w:rPr>
         <w:t xml:space="preserve"> A company wants the strongest wireless encryption available. </w:t>
       </w:r>
       <w:r>
         <w:rPr>
           <w:b/>
           <w:bCs/>
+          <w:color w:val="84E290" w:themeColor="accent3" w:themeTint="66"/>
         </w:rPr>
         <w:t>Answer: WPA3</w:t>
       </w:r>

--- a/Week 1/sheets/week 1.docx
+++ b/Week 1/sheets/week 1.docx
@@ -1256,12 +1256,21 @@
           <w:b/>
           <w:bCs/>
         </w:rPr>
-        <w:t xml:space="preserve"> DAY</w:t>
-      </w:r>
-      <w:r>
-        <w:rPr>
-          <w:b/>
-          <w:bCs/>
+        <w:t xml:space="preserve"> </w:t>
+      </w:r>
+      <w:r>
+        <w:rPr>
+          <w:b/>
+          <w:bCs/>
+          <w:color w:val="47D459" w:themeColor="accent3" w:themeTint="99"/>
+        </w:rPr>
+        <w:t>DAY</w:t>
+      </w:r>
+      <w:r>
+        <w:rPr>
+          <w:b/>
+          <w:bCs/>
+          <w:color w:val="47D459" w:themeColor="accent3" w:themeTint="99"/>
         </w:rPr>
         <w:noBreakHyphen/>
         <w:t>4 — Wireless Security (100% Exam</w:t>
@@ -1270,6 +1279,7 @@
         <w:rPr>
           <w:b/>
           <w:bCs/>
+          <w:color w:val="47D459" w:themeColor="accent3" w:themeTint="99"/>
         </w:rPr>
         <w:noBreakHyphen/>
         <w:t>Ready)</w:t>

--- a/Week 1/sheets/week 1.docx
+++ b/Week 1/sheets/week 1.docx
@@ -350,21 +350,7 @@
         <w:rPr>
           <w:color w:val="47D459" w:themeColor="accent3" w:themeTint="99"/>
         </w:rPr>
-        <w:t xml:space="preserve"> A system uploads and downloads files using an unencrypted file transfer protocol. Credentials are sent in </w:t>
-      </w:r>
-      <w:proofErr w:type="gramStart"/>
-      <w:r>
-        <w:rPr>
-          <w:color w:val="47D459" w:themeColor="accent3" w:themeTint="99"/>
-        </w:rPr>
-        <w:t>cleartext</w:t>
-      </w:r>
-      <w:proofErr w:type="gramEnd"/>
-      <w:r>
-        <w:rPr>
-          <w:color w:val="47D459" w:themeColor="accent3" w:themeTint="99"/>
-        </w:rPr>
-        <w:t xml:space="preserve">. </w:t>
+        <w:t xml:space="preserve"> A system uploads and downloads files using an unencrypted file transfer protocol. Credentials are sent in cleartext. </w:t>
       </w:r>
       <w:r>
         <w:rPr>
@@ -1408,47 +1394,15 @@
           <w:color w:val="47D459" w:themeColor="accent3" w:themeTint="99"/>
         </w:rPr>
         <w:noBreakHyphen/>
-        <w:t xml:space="preserve">Fi due to a flood of forged </w:t>
-      </w:r>
-      <w:proofErr w:type="spellStart"/>
-      <w:r>
-        <w:rPr>
-          <w:color w:val="47D459" w:themeColor="accent3" w:themeTint="99"/>
-        </w:rPr>
-        <w:t>deauthentication</w:t>
-      </w:r>
-      <w:proofErr w:type="spellEnd"/>
-      <w:r>
-        <w:rPr>
-          <w:color w:val="47D459" w:themeColor="accent3" w:themeTint="99"/>
-        </w:rPr>
-        <w:t xml:space="preserve"> frames. </w:t>
-      </w:r>
-      <w:r>
-        <w:rPr>
-          <w:b/>
-          <w:bCs/>
-          <w:color w:val="47D459" w:themeColor="accent3" w:themeTint="99"/>
-        </w:rPr>
-        <w:t xml:space="preserve">Answer: </w:t>
-      </w:r>
-      <w:proofErr w:type="spellStart"/>
-      <w:r>
-        <w:rPr>
-          <w:b/>
-          <w:bCs/>
-          <w:color w:val="47D459" w:themeColor="accent3" w:themeTint="99"/>
-        </w:rPr>
-        <w:t>Deauthentication</w:t>
-      </w:r>
-      <w:proofErr w:type="spellEnd"/>
-      <w:r>
-        <w:rPr>
-          <w:b/>
-          <w:bCs/>
-          <w:color w:val="47D459" w:themeColor="accent3" w:themeTint="99"/>
-        </w:rPr>
-        <w:t xml:space="preserve"> Attack</w:t>
+        <w:t xml:space="preserve">Fi due to a flood of forged deauthentication frames. </w:t>
+      </w:r>
+      <w:r>
+        <w:rPr>
+          <w:b/>
+          <w:bCs/>
+          <w:color w:val="47D459" w:themeColor="accent3" w:themeTint="99"/>
+        </w:rPr>
+        <w:t>Answer: Deauthentication Attack</w:t>
       </w:r>
     </w:p>
     <w:p>
@@ -1546,26 +1500,42 @@
       </w:r>
     </w:p>
     <w:p>
-      <w:r>
-        <w:rPr>
-          <w:rFonts w:ascii="Segoe UI Emoji" w:hAnsi="Segoe UI Emoji" w:cs="Segoe UI Emoji"/>
-        </w:rPr>
-        <w:t>⭐</w:t>
-      </w:r>
-      <w:r>
-        <w:t xml:space="preserve"> </w:t>
-      </w:r>
-      <w:r>
-        <w:rPr>
-          <w:b/>
-          <w:bCs/>
+      <w:pPr>
+        <w:rPr>
+          <w:color w:val="47D459" w:themeColor="accent3" w:themeTint="99"/>
+        </w:rPr>
+      </w:pPr>
+      <w:r>
+        <w:rPr>
+          <w:rFonts w:ascii="Segoe UI Emoji" w:hAnsi="Segoe UI Emoji" w:cs="Segoe UI Emoji"/>
+          <w:color w:val="47D459" w:themeColor="accent3" w:themeTint="99"/>
+        </w:rPr>
+        <w:t>⭐</w:t>
+      </w:r>
+      <w:r>
+        <w:rPr>
+          <w:color w:val="47D459" w:themeColor="accent3" w:themeTint="99"/>
+        </w:rPr>
+        <w:t xml:space="preserve"> </w:t>
+      </w:r>
+      <w:r>
+        <w:rPr>
+          <w:b/>
+          <w:bCs/>
+          <w:color w:val="47D459" w:themeColor="accent3" w:themeTint="99"/>
         </w:rPr>
         <w:t>Q6</w:t>
       </w:r>
       <w:r>
+        <w:rPr>
+          <w:color w:val="47D459" w:themeColor="accent3" w:themeTint="99"/>
+        </w:rPr>
         <w:t xml:space="preserve"> A wireless jammer disrupts all nearby Wi</w:t>
       </w:r>
       <w:r>
+        <w:rPr>
+          <w:color w:val="47D459" w:themeColor="accent3" w:themeTint="99"/>
+        </w:rPr>
         <w:noBreakHyphen/>
         <w:t xml:space="preserve">Fi signals. </w:t>
       </w:r>
@@ -1573,6 +1543,7 @@
         <w:rPr>
           <w:b/>
           <w:bCs/>
+          <w:color w:val="47D459" w:themeColor="accent3" w:themeTint="99"/>
         </w:rPr>
         <w:t>Answer: Jamming Attack</w:t>
       </w:r>
@@ -1582,20 +1553,23 @@
         <w:rPr>
           <w:b/>
           <w:bCs/>
-        </w:rPr>
-      </w:pPr>
-      <w:r>
-        <w:rPr>
-          <w:rFonts w:ascii="Segoe UI Emoji" w:hAnsi="Segoe UI Emoji" w:cs="Segoe UI Emoji"/>
-          <w:b/>
-          <w:bCs/>
-        </w:rPr>
-        <w:t>⭐</w:t>
-      </w:r>
-      <w:r>
-        <w:rPr>
-          <w:b/>
-          <w:bCs/>
+          <w:color w:val="47D459" w:themeColor="accent3" w:themeTint="99"/>
+        </w:rPr>
+      </w:pPr>
+      <w:r>
+        <w:rPr>
+          <w:rFonts w:ascii="Segoe UI Emoji" w:hAnsi="Segoe UI Emoji" w:cs="Segoe UI Emoji"/>
+          <w:b/>
+          <w:bCs/>
+          <w:color w:val="47D459" w:themeColor="accent3" w:themeTint="99"/>
+        </w:rPr>
+        <w:t>⭐</w:t>
+      </w:r>
+      <w:r>
+        <w:rPr>
+          <w:b/>
+          <w:bCs/>
+          <w:color w:val="47D459" w:themeColor="accent3" w:themeTint="99"/>
         </w:rPr>
         <w:t xml:space="preserve"> DAY</w:t>
       </w:r>
@@ -1603,6 +1577,7 @@
         <w:rPr>
           <w:b/>
           <w:bCs/>
+          <w:color w:val="47D459" w:themeColor="accent3" w:themeTint="99"/>
         </w:rPr>
         <w:noBreakHyphen/>
         <w:t>5 — Network Attacks (100% Exam</w:t>
@@ -1611,6 +1586,7 @@
         <w:rPr>
           <w:b/>
           <w:bCs/>
+          <w:color w:val="47D459" w:themeColor="accent3" w:themeTint="99"/>
         </w:rPr>
         <w:noBreakHyphen/>
         <w:t>Ready)</w:t>
@@ -1934,38 +1910,14 @@
       </w:r>
       <w:r>
         <w:noBreakHyphen/>
-        <w:t xml:space="preserve">Fi with </w:t>
-      </w:r>
-      <w:proofErr w:type="spellStart"/>
-      <w:r>
-        <w:t>deauthentication</w:t>
-      </w:r>
-      <w:proofErr w:type="spellEnd"/>
-      <w:r>
-        <w:t xml:space="preserve"> frames, forcing users to disconnect repeatedly. </w:t>
-      </w:r>
-      <w:r>
-        <w:rPr>
-          <w:b/>
-          <w:bCs/>
-        </w:rPr>
-        <w:t xml:space="preserve">Answer: </w:t>
-      </w:r>
-      <w:proofErr w:type="spellStart"/>
-      <w:r>
-        <w:rPr>
-          <w:b/>
-          <w:bCs/>
-        </w:rPr>
-        <w:t>Deauthentication</w:t>
-      </w:r>
-      <w:proofErr w:type="spellEnd"/>
-      <w:r>
-        <w:rPr>
-          <w:b/>
-          <w:bCs/>
-        </w:rPr>
-        <w:t xml:space="preserve"> Attack</w:t>
+        <w:t xml:space="preserve">Fi with deauthentication frames, forcing users to disconnect repeatedly. </w:t>
+      </w:r>
+      <w:r>
+        <w:rPr>
+          <w:b/>
+          <w:bCs/>
+        </w:rPr>
+        <w:t>Answer: Deauthentication Attack</w:t>
       </w:r>
     </w:p>
     <w:p>
@@ -2305,15 +2257,7 @@
         <w:t>Q1</w:t>
       </w:r>
       <w:r>
-        <w:t xml:space="preserve"> A firewall monitors active connections and allows </w:t>
-      </w:r>
-      <w:proofErr w:type="gramStart"/>
-      <w:r>
-        <w:t>return traffic</w:t>
-      </w:r>
-      <w:proofErr w:type="gramEnd"/>
-      <w:r>
-        <w:t xml:space="preserve"> only if it matches an existing session. </w:t>
+        <w:t xml:space="preserve"> A firewall monitors active connections and allows return traffic only if it matches an existing session. </w:t>
       </w:r>
       <w:r>
         <w:rPr>
@@ -2565,7 +2509,6 @@
           <w:bCs/>
         </w:rPr>
       </w:pPr>
-      <w:proofErr w:type="gramStart"/>
       <w:r>
         <w:rPr>
           <w:b/>
@@ -2579,15 +2522,7 @@
           <w:bCs/>
         </w:rPr>
         <w:noBreakHyphen/>
-        <w:t>7 —</w:t>
-      </w:r>
-      <w:proofErr w:type="gramEnd"/>
-      <w:r>
-        <w:rPr>
-          <w:b/>
-          <w:bCs/>
-        </w:rPr>
-        <w:t xml:space="preserve"> CIA, AAA, Control Types</w:t>
+        <w:t>7 — CIA, AAA, Control Types</w:t>
       </w:r>
     </w:p>
     <w:p>
@@ -3735,39 +3670,7 @@
           <w:b/>
           <w:bCs/>
         </w:rPr>
-        <w:t xml:space="preserve"> Q4 A </w:t>
-      </w:r>
-      <w:proofErr w:type="gramStart"/>
-      <w:r>
-        <w:rPr>
-          <w:b/>
-          <w:bCs/>
-        </w:rPr>
-        <w:t>user</w:t>
-      </w:r>
-      <w:proofErr w:type="gramEnd"/>
-      <w:r>
-        <w:rPr>
-          <w:b/>
-          <w:bCs/>
-        </w:rPr>
-        <w:t xml:space="preserve"> </w:t>
-      </w:r>
-      <w:proofErr w:type="gramStart"/>
-      <w:r>
-        <w:rPr>
-          <w:b/>
-          <w:bCs/>
-        </w:rPr>
-        <w:t>signs</w:t>
-      </w:r>
-      <w:proofErr w:type="gramEnd"/>
-      <w:r>
-        <w:rPr>
-          <w:b/>
-          <w:bCs/>
-        </w:rPr>
-        <w:t xml:space="preserve"> a document digitally to prove authorship. Answer: Digital Signature</w:t>
+        <w:t xml:space="preserve"> Q4 A user signs a document digitally to prove authorship. Answer: Digital Signature</w:t>
       </w:r>
     </w:p>
     <w:p>
@@ -4183,23 +4086,7 @@
           <w:b/>
           <w:bCs/>
         </w:rPr>
-        <w:t xml:space="preserve"> Q1 A </w:t>
-      </w:r>
-      <w:proofErr w:type="gramStart"/>
-      <w:r>
-        <w:rPr>
-          <w:b/>
-          <w:bCs/>
-        </w:rPr>
-        <w:t>SIEM alerts</w:t>
-      </w:r>
-      <w:proofErr w:type="gramEnd"/>
-      <w:r>
-        <w:rPr>
-          <w:b/>
-          <w:bCs/>
-        </w:rPr>
-        <w:t xml:space="preserve"> on multiple failed logins followed by a successful one. Answer: Brute Force Attack</w:t>
+        <w:t xml:space="preserve"> Q1 A SIEM alerts on multiple failed logins followed by a successful one. Answer: Brute Force Attack</w:t>
       </w:r>
     </w:p>
     <w:p>

--- a/Week 1/sheets/week 1.docx
+++ b/Week 1/sheets/week 1.docx
@@ -350,7 +350,21 @@
         <w:rPr>
           <w:color w:val="47D459" w:themeColor="accent3" w:themeTint="99"/>
         </w:rPr>
-        <w:t xml:space="preserve"> A system uploads and downloads files using an unencrypted file transfer protocol. Credentials are sent in cleartext. </w:t>
+        <w:t xml:space="preserve"> A system uploads and downloads files using an unencrypted file transfer protocol. Credentials are sent in </w:t>
+      </w:r>
+      <w:proofErr w:type="gramStart"/>
+      <w:r>
+        <w:rPr>
+          <w:color w:val="47D459" w:themeColor="accent3" w:themeTint="99"/>
+        </w:rPr>
+        <w:t>cleartext</w:t>
+      </w:r>
+      <w:proofErr w:type="gramEnd"/>
+      <w:r>
+        <w:rPr>
+          <w:color w:val="47D459" w:themeColor="accent3" w:themeTint="99"/>
+        </w:rPr>
+        <w:t xml:space="preserve">. </w:t>
       </w:r>
       <w:r>
         <w:rPr>
@@ -1394,15 +1408,47 @@
           <w:color w:val="47D459" w:themeColor="accent3" w:themeTint="99"/>
         </w:rPr>
         <w:noBreakHyphen/>
-        <w:t xml:space="preserve">Fi due to a flood of forged deauthentication frames. </w:t>
-      </w:r>
-      <w:r>
-        <w:rPr>
-          <w:b/>
-          <w:bCs/>
-          <w:color w:val="47D459" w:themeColor="accent3" w:themeTint="99"/>
-        </w:rPr>
-        <w:t>Answer: Deauthentication Attack</w:t>
+        <w:t xml:space="preserve">Fi due to a flood of forged </w:t>
+      </w:r>
+      <w:proofErr w:type="spellStart"/>
+      <w:r>
+        <w:rPr>
+          <w:color w:val="47D459" w:themeColor="accent3" w:themeTint="99"/>
+        </w:rPr>
+        <w:t>deauthentication</w:t>
+      </w:r>
+      <w:proofErr w:type="spellEnd"/>
+      <w:r>
+        <w:rPr>
+          <w:color w:val="47D459" w:themeColor="accent3" w:themeTint="99"/>
+        </w:rPr>
+        <w:t xml:space="preserve"> frames. </w:t>
+      </w:r>
+      <w:r>
+        <w:rPr>
+          <w:b/>
+          <w:bCs/>
+          <w:color w:val="47D459" w:themeColor="accent3" w:themeTint="99"/>
+        </w:rPr>
+        <w:t xml:space="preserve">Answer: </w:t>
+      </w:r>
+      <w:proofErr w:type="spellStart"/>
+      <w:r>
+        <w:rPr>
+          <w:b/>
+          <w:bCs/>
+          <w:color w:val="47D459" w:themeColor="accent3" w:themeTint="99"/>
+        </w:rPr>
+        <w:t>Deauthentication</w:t>
+      </w:r>
+      <w:proofErr w:type="spellEnd"/>
+      <w:r>
+        <w:rPr>
+          <w:b/>
+          <w:bCs/>
+          <w:color w:val="47D459" w:themeColor="accent3" w:themeTint="99"/>
+        </w:rPr>
+        <w:t xml:space="preserve"> Attack</w:t>
       </w:r>
     </w:p>
     <w:p>
@@ -1615,16 +1661,21 @@
         <w:rPr>
           <w:b/>
           <w:bCs/>
+          <w:color w:val="47D459" w:themeColor="accent3" w:themeTint="99"/>
         </w:rPr>
         <w:t>Q1</w:t>
       </w:r>
       <w:r>
+        <w:rPr>
+          <w:color w:val="47D459" w:themeColor="accent3" w:themeTint="99"/>
+        </w:rPr>
         <w:t xml:space="preserve"> A workstation suddenly begins sending all traffic to an attacker’s laptop instead of the default gateway. Logs show unexpected ARP replies mapping the gateway’s IP to a different MAC address. </w:t>
       </w:r>
       <w:r>
         <w:rPr>
           <w:b/>
           <w:bCs/>
+          <w:color w:val="47D459" w:themeColor="accent3" w:themeTint="99"/>
         </w:rPr>
         <w:t>Answer: ARP Poisoning</w:t>
       </w:r>
@@ -1910,14 +1961,38 @@
       </w:r>
       <w:r>
         <w:noBreakHyphen/>
-        <w:t xml:space="preserve">Fi with deauthentication frames, forcing users to disconnect repeatedly. </w:t>
-      </w:r>
-      <w:r>
-        <w:rPr>
-          <w:b/>
-          <w:bCs/>
-        </w:rPr>
-        <w:t>Answer: Deauthentication Attack</w:t>
+        <w:t xml:space="preserve">Fi with </w:t>
+      </w:r>
+      <w:proofErr w:type="spellStart"/>
+      <w:r>
+        <w:t>deauthentication</w:t>
+      </w:r>
+      <w:proofErr w:type="spellEnd"/>
+      <w:r>
+        <w:t xml:space="preserve"> frames, forcing users to disconnect repeatedly. </w:t>
+      </w:r>
+      <w:r>
+        <w:rPr>
+          <w:b/>
+          <w:bCs/>
+        </w:rPr>
+        <w:t xml:space="preserve">Answer: </w:t>
+      </w:r>
+      <w:proofErr w:type="spellStart"/>
+      <w:r>
+        <w:rPr>
+          <w:b/>
+          <w:bCs/>
+        </w:rPr>
+        <w:t>Deauthentication</w:t>
+      </w:r>
+      <w:proofErr w:type="spellEnd"/>
+      <w:r>
+        <w:rPr>
+          <w:b/>
+          <w:bCs/>
+        </w:rPr>
+        <w:t xml:space="preserve"> Attack</w:t>
       </w:r>
     </w:p>
     <w:p>
@@ -2257,7 +2332,15 @@
         <w:t>Q1</w:t>
       </w:r>
       <w:r>
-        <w:t xml:space="preserve"> A firewall monitors active connections and allows return traffic only if it matches an existing session. </w:t>
+        <w:t xml:space="preserve"> A firewall monitors active connections and allows </w:t>
+      </w:r>
+      <w:proofErr w:type="gramStart"/>
+      <w:r>
+        <w:t>return traffic</w:t>
+      </w:r>
+      <w:proofErr w:type="gramEnd"/>
+      <w:r>
+        <w:t xml:space="preserve"> only if it matches an existing session. </w:t>
       </w:r>
       <w:r>
         <w:rPr>
@@ -2509,6 +2592,7 @@
           <w:bCs/>
         </w:rPr>
       </w:pPr>
+      <w:proofErr w:type="gramStart"/>
       <w:r>
         <w:rPr>
           <w:b/>
@@ -2522,7 +2606,15 @@
           <w:bCs/>
         </w:rPr>
         <w:noBreakHyphen/>
-        <w:t>7 — CIA, AAA, Control Types</w:t>
+        <w:t>7 —</w:t>
+      </w:r>
+      <w:proofErr w:type="gramEnd"/>
+      <w:r>
+        <w:rPr>
+          <w:b/>
+          <w:bCs/>
+        </w:rPr>
+        <w:t xml:space="preserve"> CIA, AAA, Control Types</w:t>
       </w:r>
     </w:p>
     <w:p>
@@ -3670,7 +3762,39 @@
           <w:b/>
           <w:bCs/>
         </w:rPr>
-        <w:t xml:space="preserve"> Q4 A user signs a document digitally to prove authorship. Answer: Digital Signature</w:t>
+        <w:t xml:space="preserve"> Q4 A </w:t>
+      </w:r>
+      <w:proofErr w:type="gramStart"/>
+      <w:r>
+        <w:rPr>
+          <w:b/>
+          <w:bCs/>
+        </w:rPr>
+        <w:t>user</w:t>
+      </w:r>
+      <w:proofErr w:type="gramEnd"/>
+      <w:r>
+        <w:rPr>
+          <w:b/>
+          <w:bCs/>
+        </w:rPr>
+        <w:t xml:space="preserve"> </w:t>
+      </w:r>
+      <w:proofErr w:type="gramStart"/>
+      <w:r>
+        <w:rPr>
+          <w:b/>
+          <w:bCs/>
+        </w:rPr>
+        <w:t>signs</w:t>
+      </w:r>
+      <w:proofErr w:type="gramEnd"/>
+      <w:r>
+        <w:rPr>
+          <w:b/>
+          <w:bCs/>
+        </w:rPr>
+        <w:t xml:space="preserve"> a document digitally to prove authorship. Answer: Digital Signature</w:t>
       </w:r>
     </w:p>
     <w:p>
@@ -4086,7 +4210,23 @@
           <w:b/>
           <w:bCs/>
         </w:rPr>
-        <w:t xml:space="preserve"> Q1 A SIEM alerts on multiple failed logins followed by a successful one. Answer: Brute Force Attack</w:t>
+        <w:t xml:space="preserve"> Q1 A </w:t>
+      </w:r>
+      <w:proofErr w:type="gramStart"/>
+      <w:r>
+        <w:rPr>
+          <w:b/>
+          <w:bCs/>
+        </w:rPr>
+        <w:t>SIEM alerts</w:t>
+      </w:r>
+      <w:proofErr w:type="gramEnd"/>
+      <w:r>
+        <w:rPr>
+          <w:b/>
+          <w:bCs/>
+        </w:rPr>
+        <w:t xml:space="preserve"> on multiple failed logins followed by a successful one. Answer: Brute Force Attack</w:t>
       </w:r>
     </w:p>
     <w:p>

--- a/Week 1/sheets/week 1.docx
+++ b/Week 1/sheets/week 1.docx
@@ -350,21 +350,7 @@
         <w:rPr>
           <w:color w:val="47D459" w:themeColor="accent3" w:themeTint="99"/>
         </w:rPr>
-        <w:t xml:space="preserve"> A system uploads and downloads files using an unencrypted file transfer protocol. Credentials are sent in </w:t>
-      </w:r>
-      <w:proofErr w:type="gramStart"/>
-      <w:r>
-        <w:rPr>
-          <w:color w:val="47D459" w:themeColor="accent3" w:themeTint="99"/>
-        </w:rPr>
-        <w:t>cleartext</w:t>
-      </w:r>
-      <w:proofErr w:type="gramEnd"/>
-      <w:r>
-        <w:rPr>
-          <w:color w:val="47D459" w:themeColor="accent3" w:themeTint="99"/>
-        </w:rPr>
-        <w:t xml:space="preserve">. </w:t>
+        <w:t xml:space="preserve"> A system uploads and downloads files using an unencrypted file transfer protocol. Credentials are sent in cleartext. </w:t>
       </w:r>
       <w:r>
         <w:rPr>
@@ -1408,47 +1394,15 @@
           <w:color w:val="47D459" w:themeColor="accent3" w:themeTint="99"/>
         </w:rPr>
         <w:noBreakHyphen/>
-        <w:t xml:space="preserve">Fi due to a flood of forged </w:t>
-      </w:r>
-      <w:proofErr w:type="spellStart"/>
-      <w:r>
-        <w:rPr>
-          <w:color w:val="47D459" w:themeColor="accent3" w:themeTint="99"/>
-        </w:rPr>
-        <w:t>deauthentication</w:t>
-      </w:r>
-      <w:proofErr w:type="spellEnd"/>
-      <w:r>
-        <w:rPr>
-          <w:color w:val="47D459" w:themeColor="accent3" w:themeTint="99"/>
-        </w:rPr>
-        <w:t xml:space="preserve"> frames. </w:t>
-      </w:r>
-      <w:r>
-        <w:rPr>
-          <w:b/>
-          <w:bCs/>
-          <w:color w:val="47D459" w:themeColor="accent3" w:themeTint="99"/>
-        </w:rPr>
-        <w:t xml:space="preserve">Answer: </w:t>
-      </w:r>
-      <w:proofErr w:type="spellStart"/>
-      <w:r>
-        <w:rPr>
-          <w:b/>
-          <w:bCs/>
-          <w:color w:val="47D459" w:themeColor="accent3" w:themeTint="99"/>
-        </w:rPr>
-        <w:t>Deauthentication</w:t>
-      </w:r>
-      <w:proofErr w:type="spellEnd"/>
-      <w:r>
-        <w:rPr>
-          <w:b/>
-          <w:bCs/>
-          <w:color w:val="47D459" w:themeColor="accent3" w:themeTint="99"/>
-        </w:rPr>
-        <w:t xml:space="preserve"> Attack</w:t>
+        <w:t xml:space="preserve">Fi due to a flood of forged deauthentication frames. </w:t>
+      </w:r>
+      <w:r>
+        <w:rPr>
+          <w:b/>
+          <w:bCs/>
+          <w:color w:val="47D459" w:themeColor="accent3" w:themeTint="99"/>
+        </w:rPr>
+        <w:t>Answer: Deauthentication Attack</w:t>
       </w:r>
     </w:p>
     <w:p>
@@ -1681,39 +1635,57 @@
       </w:r>
     </w:p>
     <w:p>
-      <w:r>
-        <w:rPr>
-          <w:rFonts w:ascii="Segoe UI Emoji" w:hAnsi="Segoe UI Emoji" w:cs="Segoe UI Emoji"/>
-        </w:rPr>
-        <w:t>⭐</w:t>
-      </w:r>
-      <w:r>
-        <w:t xml:space="preserve"> </w:t>
-      </w:r>
-      <w:r>
-        <w:rPr>
-          <w:b/>
-          <w:bCs/>
+      <w:pPr>
+        <w:rPr>
+          <w:color w:val="47D459" w:themeColor="accent3" w:themeTint="99"/>
+        </w:rPr>
+      </w:pPr>
+      <w:r>
+        <w:rPr>
+          <w:rFonts w:ascii="Segoe UI Emoji" w:hAnsi="Segoe UI Emoji" w:cs="Segoe UI Emoji"/>
+          <w:color w:val="47D459" w:themeColor="accent3" w:themeTint="99"/>
+        </w:rPr>
+        <w:t>⭐</w:t>
+      </w:r>
+      <w:r>
+        <w:rPr>
+          <w:color w:val="47D459" w:themeColor="accent3" w:themeTint="99"/>
+        </w:rPr>
+        <w:t xml:space="preserve"> </w:t>
+      </w:r>
+      <w:r>
+        <w:rPr>
+          <w:b/>
+          <w:bCs/>
+          <w:color w:val="47D459" w:themeColor="accent3" w:themeTint="99"/>
         </w:rPr>
         <w:t>Q2</w:t>
       </w:r>
       <w:r>
+        <w:rPr>
+          <w:color w:val="47D459" w:themeColor="accent3" w:themeTint="99"/>
+        </w:rPr>
         <w:t xml:space="preserve"> Users attempting to access </w:t>
       </w:r>
       <w:r>
         <w:rPr>
           <w:i/>
           <w:iCs/>
+          <w:color w:val="47D459" w:themeColor="accent3" w:themeTint="99"/>
         </w:rPr>
         <w:t>bank.com</w:t>
       </w:r>
       <w:r>
+        <w:rPr>
+          <w:color w:val="47D459" w:themeColor="accent3" w:themeTint="99"/>
+        </w:rPr>
         <w:t xml:space="preserve"> are redirected to a fake login page. A packet capture shows forged DNS responses pointing to a malicious IP. </w:t>
       </w:r>
       <w:r>
         <w:rPr>
           <w:b/>
           <w:bCs/>
+          <w:color w:val="47D459" w:themeColor="accent3" w:themeTint="99"/>
         </w:rPr>
         <w:t>Answer: DNS Spoofing / DNS Poisoning</w:t>
       </w:r>
@@ -1961,38 +1933,14 @@
       </w:r>
       <w:r>
         <w:noBreakHyphen/>
-        <w:t xml:space="preserve">Fi with </w:t>
-      </w:r>
-      <w:proofErr w:type="spellStart"/>
-      <w:r>
-        <w:t>deauthentication</w:t>
-      </w:r>
-      <w:proofErr w:type="spellEnd"/>
-      <w:r>
-        <w:t xml:space="preserve"> frames, forcing users to disconnect repeatedly. </w:t>
-      </w:r>
-      <w:r>
-        <w:rPr>
-          <w:b/>
-          <w:bCs/>
-        </w:rPr>
-        <w:t xml:space="preserve">Answer: </w:t>
-      </w:r>
-      <w:proofErr w:type="spellStart"/>
-      <w:r>
-        <w:rPr>
-          <w:b/>
-          <w:bCs/>
-        </w:rPr>
-        <w:t>Deauthentication</w:t>
-      </w:r>
-      <w:proofErr w:type="spellEnd"/>
-      <w:r>
-        <w:rPr>
-          <w:b/>
-          <w:bCs/>
-        </w:rPr>
-        <w:t xml:space="preserve"> Attack</w:t>
+        <w:t xml:space="preserve">Fi with deauthentication frames, forcing users to disconnect repeatedly. </w:t>
+      </w:r>
+      <w:r>
+        <w:rPr>
+          <w:b/>
+          <w:bCs/>
+        </w:rPr>
+        <w:t>Answer: Deauthentication Attack</w:t>
       </w:r>
     </w:p>
     <w:p>
@@ -2332,15 +2280,7 @@
         <w:t>Q1</w:t>
       </w:r>
       <w:r>
-        <w:t xml:space="preserve"> A firewall monitors active connections and allows </w:t>
-      </w:r>
-      <w:proofErr w:type="gramStart"/>
-      <w:r>
-        <w:t>return traffic</w:t>
-      </w:r>
-      <w:proofErr w:type="gramEnd"/>
-      <w:r>
-        <w:t xml:space="preserve"> only if it matches an existing session. </w:t>
+        <w:t xml:space="preserve"> A firewall monitors active connections and allows return traffic only if it matches an existing session. </w:t>
       </w:r>
       <w:r>
         <w:rPr>
@@ -2592,7 +2532,6 @@
           <w:bCs/>
         </w:rPr>
       </w:pPr>
-      <w:proofErr w:type="gramStart"/>
       <w:r>
         <w:rPr>
           <w:b/>
@@ -2606,15 +2545,7 @@
           <w:bCs/>
         </w:rPr>
         <w:noBreakHyphen/>
-        <w:t>7 —</w:t>
-      </w:r>
-      <w:proofErr w:type="gramEnd"/>
-      <w:r>
-        <w:rPr>
-          <w:b/>
-          <w:bCs/>
-        </w:rPr>
-        <w:t xml:space="preserve"> CIA, AAA, Control Types</w:t>
+        <w:t>7 — CIA, AAA, Control Types</w:t>
       </w:r>
     </w:p>
     <w:p>
@@ -3762,39 +3693,7 @@
           <w:b/>
           <w:bCs/>
         </w:rPr>
-        <w:t xml:space="preserve"> Q4 A </w:t>
-      </w:r>
-      <w:proofErr w:type="gramStart"/>
-      <w:r>
-        <w:rPr>
-          <w:b/>
-          <w:bCs/>
-        </w:rPr>
-        <w:t>user</w:t>
-      </w:r>
-      <w:proofErr w:type="gramEnd"/>
-      <w:r>
-        <w:rPr>
-          <w:b/>
-          <w:bCs/>
-        </w:rPr>
-        <w:t xml:space="preserve"> </w:t>
-      </w:r>
-      <w:proofErr w:type="gramStart"/>
-      <w:r>
-        <w:rPr>
-          <w:b/>
-          <w:bCs/>
-        </w:rPr>
-        <w:t>signs</w:t>
-      </w:r>
-      <w:proofErr w:type="gramEnd"/>
-      <w:r>
-        <w:rPr>
-          <w:b/>
-          <w:bCs/>
-        </w:rPr>
-        <w:t xml:space="preserve"> a document digitally to prove authorship. Answer: Digital Signature</w:t>
+        <w:t xml:space="preserve"> Q4 A user signs a document digitally to prove authorship. Answer: Digital Signature</w:t>
       </w:r>
     </w:p>
     <w:p>
@@ -4210,23 +4109,7 @@
           <w:b/>
           <w:bCs/>
         </w:rPr>
-        <w:t xml:space="preserve"> Q1 A </w:t>
-      </w:r>
-      <w:proofErr w:type="gramStart"/>
-      <w:r>
-        <w:rPr>
-          <w:b/>
-          <w:bCs/>
-        </w:rPr>
-        <w:t>SIEM alerts</w:t>
-      </w:r>
-      <w:proofErr w:type="gramEnd"/>
-      <w:r>
-        <w:rPr>
-          <w:b/>
-          <w:bCs/>
-        </w:rPr>
-        <w:t xml:space="preserve"> on multiple failed logins followed by a successful one. Answer: Brute Force Attack</w:t>
+        <w:t xml:space="preserve"> Q1 A SIEM alerts on multiple failed logins followed by a successful one. Answer: Brute Force Attack</w:t>
       </w:r>
     </w:p>
     <w:p>

--- a/Week 1/sheets/week 1.docx
+++ b/Week 1/sheets/week 1.docx
@@ -350,7 +350,21 @@
         <w:rPr>
           <w:color w:val="47D459" w:themeColor="accent3" w:themeTint="99"/>
         </w:rPr>
-        <w:t xml:space="preserve"> A system uploads and downloads files using an unencrypted file transfer protocol. Credentials are sent in cleartext. </w:t>
+        <w:t xml:space="preserve"> A system uploads and downloads files using an unencrypted file transfer protocol. Credentials are sent in </w:t>
+      </w:r>
+      <w:proofErr w:type="gramStart"/>
+      <w:r>
+        <w:rPr>
+          <w:color w:val="47D459" w:themeColor="accent3" w:themeTint="99"/>
+        </w:rPr>
+        <w:t>cleartext</w:t>
+      </w:r>
+      <w:proofErr w:type="gramEnd"/>
+      <w:r>
+        <w:rPr>
+          <w:color w:val="47D459" w:themeColor="accent3" w:themeTint="99"/>
+        </w:rPr>
+        <w:t xml:space="preserve">. </w:t>
       </w:r>
       <w:r>
         <w:rPr>
@@ -1394,15 +1408,47 @@
           <w:color w:val="47D459" w:themeColor="accent3" w:themeTint="99"/>
         </w:rPr>
         <w:noBreakHyphen/>
-        <w:t xml:space="preserve">Fi due to a flood of forged deauthentication frames. </w:t>
-      </w:r>
-      <w:r>
-        <w:rPr>
-          <w:b/>
-          <w:bCs/>
-          <w:color w:val="47D459" w:themeColor="accent3" w:themeTint="99"/>
-        </w:rPr>
-        <w:t>Answer: Deauthentication Attack</w:t>
+        <w:t xml:space="preserve">Fi due to a flood of forged </w:t>
+      </w:r>
+      <w:proofErr w:type="spellStart"/>
+      <w:r>
+        <w:rPr>
+          <w:color w:val="47D459" w:themeColor="accent3" w:themeTint="99"/>
+        </w:rPr>
+        <w:t>deauthentication</w:t>
+      </w:r>
+      <w:proofErr w:type="spellEnd"/>
+      <w:r>
+        <w:rPr>
+          <w:color w:val="47D459" w:themeColor="accent3" w:themeTint="99"/>
+        </w:rPr>
+        <w:t xml:space="preserve"> frames. </w:t>
+      </w:r>
+      <w:r>
+        <w:rPr>
+          <w:b/>
+          <w:bCs/>
+          <w:color w:val="47D459" w:themeColor="accent3" w:themeTint="99"/>
+        </w:rPr>
+        <w:t xml:space="preserve">Answer: </w:t>
+      </w:r>
+      <w:proofErr w:type="spellStart"/>
+      <w:r>
+        <w:rPr>
+          <w:b/>
+          <w:bCs/>
+          <w:color w:val="47D459" w:themeColor="accent3" w:themeTint="99"/>
+        </w:rPr>
+        <w:t>Deauthentication</w:t>
+      </w:r>
+      <w:proofErr w:type="spellEnd"/>
+      <w:r>
+        <w:rPr>
+          <w:b/>
+          <w:bCs/>
+          <w:color w:val="47D459" w:themeColor="accent3" w:themeTint="99"/>
+        </w:rPr>
+        <w:t xml:space="preserve"> Attack</w:t>
       </w:r>
     </w:p>
     <w:p>
@@ -1691,29 +1737,43 @@
       </w:r>
     </w:p>
     <w:p>
-      <w:r>
-        <w:rPr>
-          <w:rFonts w:ascii="Segoe UI Emoji" w:hAnsi="Segoe UI Emoji" w:cs="Segoe UI Emoji"/>
-        </w:rPr>
-        <w:t>⭐</w:t>
-      </w:r>
-      <w:r>
-        <w:t xml:space="preserve"> </w:t>
-      </w:r>
-      <w:r>
-        <w:rPr>
-          <w:b/>
-          <w:bCs/>
+      <w:pPr>
+        <w:rPr>
+          <w:color w:val="47D459" w:themeColor="accent3" w:themeTint="99"/>
+        </w:rPr>
+      </w:pPr>
+      <w:r>
+        <w:rPr>
+          <w:rFonts w:ascii="Segoe UI Emoji" w:hAnsi="Segoe UI Emoji" w:cs="Segoe UI Emoji"/>
+          <w:color w:val="47D459" w:themeColor="accent3" w:themeTint="99"/>
+        </w:rPr>
+        <w:t>⭐</w:t>
+      </w:r>
+      <w:r>
+        <w:rPr>
+          <w:color w:val="47D459" w:themeColor="accent3" w:themeTint="99"/>
+        </w:rPr>
+        <w:t xml:space="preserve"> </w:t>
+      </w:r>
+      <w:r>
+        <w:rPr>
+          <w:b/>
+          <w:bCs/>
+          <w:color w:val="47D459" w:themeColor="accent3" w:themeTint="99"/>
         </w:rPr>
         <w:t>Q3</w:t>
       </w:r>
       <w:r>
+        <w:rPr>
+          <w:color w:val="47D459" w:themeColor="accent3" w:themeTint="99"/>
+        </w:rPr>
         <w:t xml:space="preserve"> A switch begins forwarding all frames out every port. Security logs show the CAM table was overloaded with thousands of fake MAC addresses. </w:t>
       </w:r>
       <w:r>
         <w:rPr>
           <w:b/>
           <w:bCs/>
+          <w:color w:val="47D459" w:themeColor="accent3" w:themeTint="99"/>
         </w:rPr>
         <w:t>Answer: MAC Flooding</w:t>
       </w:r>
@@ -1933,14 +1993,38 @@
       </w:r>
       <w:r>
         <w:noBreakHyphen/>
-        <w:t xml:space="preserve">Fi with deauthentication frames, forcing users to disconnect repeatedly. </w:t>
-      </w:r>
-      <w:r>
-        <w:rPr>
-          <w:b/>
-          <w:bCs/>
-        </w:rPr>
-        <w:t>Answer: Deauthentication Attack</w:t>
+        <w:t xml:space="preserve">Fi with </w:t>
+      </w:r>
+      <w:proofErr w:type="spellStart"/>
+      <w:r>
+        <w:t>deauthentication</w:t>
+      </w:r>
+      <w:proofErr w:type="spellEnd"/>
+      <w:r>
+        <w:t xml:space="preserve"> frames, forcing users to disconnect repeatedly. </w:t>
+      </w:r>
+      <w:r>
+        <w:rPr>
+          <w:b/>
+          <w:bCs/>
+        </w:rPr>
+        <w:t xml:space="preserve">Answer: </w:t>
+      </w:r>
+      <w:proofErr w:type="spellStart"/>
+      <w:r>
+        <w:rPr>
+          <w:b/>
+          <w:bCs/>
+        </w:rPr>
+        <w:t>Deauthentication</w:t>
+      </w:r>
+      <w:proofErr w:type="spellEnd"/>
+      <w:r>
+        <w:rPr>
+          <w:b/>
+          <w:bCs/>
+        </w:rPr>
+        <w:t xml:space="preserve"> Attack</w:t>
       </w:r>
     </w:p>
     <w:p>
@@ -2280,7 +2364,15 @@
         <w:t>Q1</w:t>
       </w:r>
       <w:r>
-        <w:t xml:space="preserve"> A firewall monitors active connections and allows return traffic only if it matches an existing session. </w:t>
+        <w:t xml:space="preserve"> A firewall monitors active connections and allows </w:t>
+      </w:r>
+      <w:proofErr w:type="gramStart"/>
+      <w:r>
+        <w:t>return traffic</w:t>
+      </w:r>
+      <w:proofErr w:type="gramEnd"/>
+      <w:r>
+        <w:t xml:space="preserve"> only if it matches an existing session. </w:t>
       </w:r>
       <w:r>
         <w:rPr>
@@ -2532,6 +2624,7 @@
           <w:bCs/>
         </w:rPr>
       </w:pPr>
+      <w:proofErr w:type="gramStart"/>
       <w:r>
         <w:rPr>
           <w:b/>
@@ -2545,7 +2638,15 @@
           <w:bCs/>
         </w:rPr>
         <w:noBreakHyphen/>
-        <w:t>7 — CIA, AAA, Control Types</w:t>
+        <w:t>7 —</w:t>
+      </w:r>
+      <w:proofErr w:type="gramEnd"/>
+      <w:r>
+        <w:rPr>
+          <w:b/>
+          <w:bCs/>
+        </w:rPr>
+        <w:t xml:space="preserve"> CIA, AAA, Control Types</w:t>
       </w:r>
     </w:p>
     <w:p>
@@ -3693,7 +3794,39 @@
           <w:b/>
           <w:bCs/>
         </w:rPr>
-        <w:t xml:space="preserve"> Q4 A user signs a document digitally to prove authorship. Answer: Digital Signature</w:t>
+        <w:t xml:space="preserve"> Q4 A </w:t>
+      </w:r>
+      <w:proofErr w:type="gramStart"/>
+      <w:r>
+        <w:rPr>
+          <w:b/>
+          <w:bCs/>
+        </w:rPr>
+        <w:t>user</w:t>
+      </w:r>
+      <w:proofErr w:type="gramEnd"/>
+      <w:r>
+        <w:rPr>
+          <w:b/>
+          <w:bCs/>
+        </w:rPr>
+        <w:t xml:space="preserve"> </w:t>
+      </w:r>
+      <w:proofErr w:type="gramStart"/>
+      <w:r>
+        <w:rPr>
+          <w:b/>
+          <w:bCs/>
+        </w:rPr>
+        <w:t>signs</w:t>
+      </w:r>
+      <w:proofErr w:type="gramEnd"/>
+      <w:r>
+        <w:rPr>
+          <w:b/>
+          <w:bCs/>
+        </w:rPr>
+        <w:t xml:space="preserve"> a document digitally to prove authorship. Answer: Digital Signature</w:t>
       </w:r>
     </w:p>
     <w:p>
@@ -4109,7 +4242,23 @@
           <w:b/>
           <w:bCs/>
         </w:rPr>
-        <w:t xml:space="preserve"> Q1 A SIEM alerts on multiple failed logins followed by a successful one. Answer: Brute Force Attack</w:t>
+        <w:t xml:space="preserve"> Q1 A </w:t>
+      </w:r>
+      <w:proofErr w:type="gramStart"/>
+      <w:r>
+        <w:rPr>
+          <w:b/>
+          <w:bCs/>
+        </w:rPr>
+        <w:t>SIEM alerts</w:t>
+      </w:r>
+      <w:proofErr w:type="gramEnd"/>
+      <w:r>
+        <w:rPr>
+          <w:b/>
+          <w:bCs/>
+        </w:rPr>
+        <w:t xml:space="preserve"> on multiple failed logins followed by a successful one. Answer: Brute Force Attack</w:t>
       </w:r>
     </w:p>
     <w:p>

--- a/Week 1/sheets/week 1.docx
+++ b/Week 1/sheets/week 1.docx
@@ -1779,29 +1779,43 @@
       </w:r>
     </w:p>
     <w:p>
-      <w:r>
-        <w:rPr>
-          <w:rFonts w:ascii="Segoe UI Emoji" w:hAnsi="Segoe UI Emoji" w:cs="Segoe UI Emoji"/>
-        </w:rPr>
-        <w:t>⭐</w:t>
-      </w:r>
-      <w:r>
-        <w:t xml:space="preserve"> </w:t>
-      </w:r>
-      <w:r>
-        <w:rPr>
-          <w:b/>
-          <w:bCs/>
+      <w:pPr>
+        <w:rPr>
+          <w:color w:val="47D459" w:themeColor="accent3" w:themeTint="99"/>
+        </w:rPr>
+      </w:pPr>
+      <w:r>
+        <w:rPr>
+          <w:rFonts w:ascii="Segoe UI Emoji" w:hAnsi="Segoe UI Emoji" w:cs="Segoe UI Emoji"/>
+          <w:color w:val="47D459" w:themeColor="accent3" w:themeTint="99"/>
+        </w:rPr>
+        <w:t>⭐</w:t>
+      </w:r>
+      <w:r>
+        <w:rPr>
+          <w:color w:val="47D459" w:themeColor="accent3" w:themeTint="99"/>
+        </w:rPr>
+        <w:t xml:space="preserve"> </w:t>
+      </w:r>
+      <w:r>
+        <w:rPr>
+          <w:b/>
+          <w:bCs/>
+          <w:color w:val="47D459" w:themeColor="accent3" w:themeTint="99"/>
         </w:rPr>
         <w:t>Q4</w:t>
       </w:r>
       <w:r>
+        <w:rPr>
+          <w:color w:val="47D459" w:themeColor="accent3" w:themeTint="99"/>
+        </w:rPr>
         <w:t xml:space="preserve"> An attacker captures authentication packets and later resends them to gain access without knowing the password. </w:t>
       </w:r>
       <w:r>
         <w:rPr>
           <w:b/>
           <w:bCs/>
+          <w:color w:val="47D459" w:themeColor="accent3" w:themeTint="99"/>
         </w:rPr>
         <w:t>Answer: Replay Attack</w:t>
       </w:r>

--- a/Week 1/sheets/week 1.docx
+++ b/Week 1/sheets/week 1.docx
@@ -1971,16 +1971,21 @@
         <w:rPr>
           <w:b/>
           <w:bCs/>
+          <w:color w:val="47D459" w:themeColor="accent3" w:themeTint="99"/>
         </w:rPr>
         <w:t>Q9</w:t>
       </w:r>
       <w:r>
+        <w:rPr>
+          <w:color w:val="47D459" w:themeColor="accent3" w:themeTint="99"/>
+        </w:rPr>
         <w:t xml:space="preserve"> A malicious actor sends emails pretending to be HR to trick employees into clicking a link. </w:t>
       </w:r>
       <w:r>
         <w:rPr>
           <w:b/>
           <w:bCs/>
+          <w:color w:val="47D459" w:themeColor="accent3" w:themeTint="99"/>
         </w:rPr>
         <w:t>Answer: Email Spoofing / Phishing</w:t>
       </w:r>

--- a/Week 1/sheets/week 1.docx
+++ b/Week 1/sheets/week 1.docx
@@ -1639,10 +1639,16 @@
       </w:r>
     </w:p>
     <w:p>
+      <w:pPr>
+        <w:rPr>
+          <w:color w:val="47D459" w:themeColor="accent3" w:themeTint="99"/>
+        </w:rPr>
+      </w:pPr>
       <w:r>
         <w:rPr>
           <w:i/>
           <w:iCs/>
+          <w:color w:val="47D459" w:themeColor="accent3" w:themeTint="99"/>
         </w:rPr>
         <w:t>(Your original list — now included with all days)</w:t>
       </w:r>

--- a/Week 1/sheets/week 1.docx
+++ b/Week 1/sheets/week 1.docx
@@ -350,21 +350,7 @@
         <w:rPr>
           <w:color w:val="47D459" w:themeColor="accent3" w:themeTint="99"/>
         </w:rPr>
-        <w:t xml:space="preserve"> A system uploads and downloads files using an unencrypted file transfer protocol. Credentials are sent in </w:t>
-      </w:r>
-      <w:proofErr w:type="gramStart"/>
-      <w:r>
-        <w:rPr>
-          <w:color w:val="47D459" w:themeColor="accent3" w:themeTint="99"/>
-        </w:rPr>
-        <w:t>cleartext</w:t>
-      </w:r>
-      <w:proofErr w:type="gramEnd"/>
-      <w:r>
-        <w:rPr>
-          <w:color w:val="47D459" w:themeColor="accent3" w:themeTint="99"/>
-        </w:rPr>
-        <w:t xml:space="preserve">. </w:t>
+        <w:t xml:space="preserve"> A system uploads and downloads files using an unencrypted file transfer protocol. Credentials are sent in cleartext. </w:t>
       </w:r>
       <w:r>
         <w:rPr>
@@ -1408,47 +1394,15 @@
           <w:color w:val="47D459" w:themeColor="accent3" w:themeTint="99"/>
         </w:rPr>
         <w:noBreakHyphen/>
-        <w:t xml:space="preserve">Fi due to a flood of forged </w:t>
-      </w:r>
-      <w:proofErr w:type="spellStart"/>
-      <w:r>
-        <w:rPr>
-          <w:color w:val="47D459" w:themeColor="accent3" w:themeTint="99"/>
-        </w:rPr>
-        <w:t>deauthentication</w:t>
-      </w:r>
-      <w:proofErr w:type="spellEnd"/>
-      <w:r>
-        <w:rPr>
-          <w:color w:val="47D459" w:themeColor="accent3" w:themeTint="99"/>
-        </w:rPr>
-        <w:t xml:space="preserve"> frames. </w:t>
-      </w:r>
-      <w:r>
-        <w:rPr>
-          <w:b/>
-          <w:bCs/>
-          <w:color w:val="47D459" w:themeColor="accent3" w:themeTint="99"/>
-        </w:rPr>
-        <w:t xml:space="preserve">Answer: </w:t>
-      </w:r>
-      <w:proofErr w:type="spellStart"/>
-      <w:r>
-        <w:rPr>
-          <w:b/>
-          <w:bCs/>
-          <w:color w:val="47D459" w:themeColor="accent3" w:themeTint="99"/>
-        </w:rPr>
-        <w:t>Deauthentication</w:t>
-      </w:r>
-      <w:proofErr w:type="spellEnd"/>
-      <w:r>
-        <w:rPr>
-          <w:b/>
-          <w:bCs/>
-          <w:color w:val="47D459" w:themeColor="accent3" w:themeTint="99"/>
-        </w:rPr>
-        <w:t xml:space="preserve"> Attack</w:t>
+        <w:t xml:space="preserve">Fi due to a flood of forged deauthentication frames. </w:t>
+      </w:r>
+      <w:r>
+        <w:rPr>
+          <w:b/>
+          <w:bCs/>
+          <w:color w:val="47D459" w:themeColor="accent3" w:themeTint="99"/>
+        </w:rPr>
+        <w:t>Answer: Deauthentication Attack</w:t>
       </w:r>
     </w:p>
     <w:p>
@@ -1827,6 +1781,11 @@
       </w:r>
     </w:p>
     <w:p>
+      <w:pPr>
+        <w:rPr>
+          <w:color w:val="47D459" w:themeColor="accent3" w:themeTint="99"/>
+        </w:rPr>
+      </w:pPr>
       <w:r>
         <w:rPr>
           <w:rFonts w:ascii="Segoe UI Emoji" w:hAnsi="Segoe UI Emoji" w:cs="Segoe UI Emoji"/>
@@ -1851,12 +1810,21 @@
           <w:b/>
           <w:bCs/>
         </w:rPr>
-        <w:t>Answer: MITM (Man</w:t>
-      </w:r>
-      <w:r>
-        <w:rPr>
-          <w:b/>
-          <w:bCs/>
+        <w:t>Answer: MITM (</w:t>
+      </w:r>
+      <w:r>
+        <w:rPr>
+          <w:b/>
+          <w:bCs/>
+          <w:color w:val="47D459" w:themeColor="accent3" w:themeTint="99"/>
+        </w:rPr>
+        <w:t>Man</w:t>
+      </w:r>
+      <w:r>
+        <w:rPr>
+          <w:b/>
+          <w:bCs/>
+          <w:color w:val="47D459" w:themeColor="accent3" w:themeTint="99"/>
         </w:rPr>
         <w:noBreakHyphen/>
         <w:t>in</w:t>
@@ -1865,6 +1833,7 @@
         <w:rPr>
           <w:b/>
           <w:bCs/>
+          <w:color w:val="47D459" w:themeColor="accent3" w:themeTint="99"/>
         </w:rPr>
         <w:noBreakHyphen/>
         <w:t>the</w:t>
@@ -1873,35 +1842,50 @@
         <w:rPr>
           <w:b/>
           <w:bCs/>
+          <w:color w:val="47D459" w:themeColor="accent3" w:themeTint="99"/>
         </w:rPr>
         <w:noBreakHyphen/>
         <w:t>Middle)</w:t>
       </w:r>
     </w:p>
     <w:p>
-      <w:r>
-        <w:rPr>
-          <w:rFonts w:ascii="Segoe UI Emoji" w:hAnsi="Segoe UI Emoji" w:cs="Segoe UI Emoji"/>
-        </w:rPr>
-        <w:t>⭐</w:t>
-      </w:r>
-      <w:r>
-        <w:t xml:space="preserve"> </w:t>
-      </w:r>
-      <w:r>
-        <w:rPr>
-          <w:b/>
-          <w:bCs/>
+      <w:pPr>
+        <w:rPr>
+          <w:color w:val="47D459" w:themeColor="accent3" w:themeTint="99"/>
+        </w:rPr>
+      </w:pPr>
+      <w:r>
+        <w:rPr>
+          <w:rFonts w:ascii="Segoe UI Emoji" w:hAnsi="Segoe UI Emoji" w:cs="Segoe UI Emoji"/>
+          <w:color w:val="47D459" w:themeColor="accent3" w:themeTint="99"/>
+        </w:rPr>
+        <w:t>⭐</w:t>
+      </w:r>
+      <w:r>
+        <w:rPr>
+          <w:color w:val="47D459" w:themeColor="accent3" w:themeTint="99"/>
+        </w:rPr>
+        <w:t xml:space="preserve"> </w:t>
+      </w:r>
+      <w:r>
+        <w:rPr>
+          <w:b/>
+          <w:bCs/>
+          <w:color w:val="47D459" w:themeColor="accent3" w:themeTint="99"/>
         </w:rPr>
         <w:t>Q6</w:t>
       </w:r>
       <w:r>
+        <w:rPr>
+          <w:color w:val="47D459" w:themeColor="accent3" w:themeTint="99"/>
+        </w:rPr>
         <w:t xml:space="preserve"> An attacker sends packets pretending to be from the CEO’s IP address to bypass firewall rules. </w:t>
       </w:r>
       <w:r>
         <w:rPr>
           <w:b/>
           <w:bCs/>
+          <w:color w:val="47D459" w:themeColor="accent3" w:themeTint="99"/>
         </w:rPr>
         <w:t>Answer: IP Spoofing</w:t>
       </w:r>
@@ -2018,38 +2002,14 @@
       </w:r>
       <w:r>
         <w:noBreakHyphen/>
-        <w:t xml:space="preserve">Fi with </w:t>
-      </w:r>
-      <w:proofErr w:type="spellStart"/>
-      <w:r>
-        <w:t>deauthentication</w:t>
-      </w:r>
-      <w:proofErr w:type="spellEnd"/>
-      <w:r>
-        <w:t xml:space="preserve"> frames, forcing users to disconnect repeatedly. </w:t>
-      </w:r>
-      <w:r>
-        <w:rPr>
-          <w:b/>
-          <w:bCs/>
-        </w:rPr>
-        <w:t xml:space="preserve">Answer: </w:t>
-      </w:r>
-      <w:proofErr w:type="spellStart"/>
-      <w:r>
-        <w:rPr>
-          <w:b/>
-          <w:bCs/>
-        </w:rPr>
-        <w:t>Deauthentication</w:t>
-      </w:r>
-      <w:proofErr w:type="spellEnd"/>
-      <w:r>
-        <w:rPr>
-          <w:b/>
-          <w:bCs/>
-        </w:rPr>
-        <w:t xml:space="preserve"> Attack</w:t>
+        <w:t xml:space="preserve">Fi with deauthentication frames, forcing users to disconnect repeatedly. </w:t>
+      </w:r>
+      <w:r>
+        <w:rPr>
+          <w:b/>
+          <w:bCs/>
+        </w:rPr>
+        <w:t>Answer: Deauthentication Attack</w:t>
       </w:r>
     </w:p>
     <w:p>
@@ -2389,15 +2349,7 @@
         <w:t>Q1</w:t>
       </w:r>
       <w:r>
-        <w:t xml:space="preserve"> A firewall monitors active connections and allows </w:t>
-      </w:r>
-      <w:proofErr w:type="gramStart"/>
-      <w:r>
-        <w:t>return traffic</w:t>
-      </w:r>
-      <w:proofErr w:type="gramEnd"/>
-      <w:r>
-        <w:t xml:space="preserve"> only if it matches an existing session. </w:t>
+        <w:t xml:space="preserve"> A firewall monitors active connections and allows return traffic only if it matches an existing session. </w:t>
       </w:r>
       <w:r>
         <w:rPr>
@@ -2649,7 +2601,6 @@
           <w:bCs/>
         </w:rPr>
       </w:pPr>
-      <w:proofErr w:type="gramStart"/>
       <w:r>
         <w:rPr>
           <w:b/>
@@ -2663,15 +2614,7 @@
           <w:bCs/>
         </w:rPr>
         <w:noBreakHyphen/>
-        <w:t>7 —</w:t>
-      </w:r>
-      <w:proofErr w:type="gramEnd"/>
-      <w:r>
-        <w:rPr>
-          <w:b/>
-          <w:bCs/>
-        </w:rPr>
-        <w:t xml:space="preserve"> CIA, AAA, Control Types</w:t>
+        <w:t>7 — CIA, AAA, Control Types</w:t>
       </w:r>
     </w:p>
     <w:p>
@@ -3819,39 +3762,7 @@
           <w:b/>
           <w:bCs/>
         </w:rPr>
-        <w:t xml:space="preserve"> Q4 A </w:t>
-      </w:r>
-      <w:proofErr w:type="gramStart"/>
-      <w:r>
-        <w:rPr>
-          <w:b/>
-          <w:bCs/>
-        </w:rPr>
-        <w:t>user</w:t>
-      </w:r>
-      <w:proofErr w:type="gramEnd"/>
-      <w:r>
-        <w:rPr>
-          <w:b/>
-          <w:bCs/>
-        </w:rPr>
-        <w:t xml:space="preserve"> </w:t>
-      </w:r>
-      <w:proofErr w:type="gramStart"/>
-      <w:r>
-        <w:rPr>
-          <w:b/>
-          <w:bCs/>
-        </w:rPr>
-        <w:t>signs</w:t>
-      </w:r>
-      <w:proofErr w:type="gramEnd"/>
-      <w:r>
-        <w:rPr>
-          <w:b/>
-          <w:bCs/>
-        </w:rPr>
-        <w:t xml:space="preserve"> a document digitally to prove authorship. Answer: Digital Signature</w:t>
+        <w:t xml:space="preserve"> Q4 A user signs a document digitally to prove authorship. Answer: Digital Signature</w:t>
       </w:r>
     </w:p>
     <w:p>
@@ -4267,23 +4178,7 @@
           <w:b/>
           <w:bCs/>
         </w:rPr>
-        <w:t xml:space="preserve"> Q1 A </w:t>
-      </w:r>
-      <w:proofErr w:type="gramStart"/>
-      <w:r>
-        <w:rPr>
-          <w:b/>
-          <w:bCs/>
-        </w:rPr>
-        <w:t>SIEM alerts</w:t>
-      </w:r>
-      <w:proofErr w:type="gramEnd"/>
-      <w:r>
-        <w:rPr>
-          <w:b/>
-          <w:bCs/>
-        </w:rPr>
-        <w:t xml:space="preserve"> on multiple failed logins followed by a successful one. Answer: Brute Force Attack</w:t>
+        <w:t xml:space="preserve"> Q1 A SIEM alerts on multiple failed logins followed by a successful one. Answer: Brute Force Attack</w:t>
       </w:r>
     </w:p>
     <w:p>

--- a/Week 1/sheets/week 1.docx
+++ b/Week 1/sheets/week 1.docx
@@ -1,6 +1,6 @@
 
 <file path=word/document.xml><?xml version="1.0" encoding="utf-8"?>
-<w:document xmlns:wpc="http://schemas.microsoft.com/office/word/2010/wordprocessingCanvas" xmlns:cx="http://schemas.microsoft.com/office/drawing/2014/chartex" xmlns:cx1="http://schemas.microsoft.com/office/drawing/2015/9/8/chartex" xmlns:cx2="http://schemas.microsoft.com/office/drawing/2015/10/21/chartex" xmlns:cx3="http://schemas.microsoft.com/office/drawing/2016/5/9/chartex" xmlns:cx4="http://schemas.microsoft.com/office/drawing/2016/5/10/chartex" xmlns:cx5="http://schemas.microsoft.com/office/drawing/2016/5/11/chartex" xmlns:cx6="http://schemas.microsoft.com/office/drawing/2016/5/12/chartex" xmlns:cx7="http://schemas.microsoft.com/office/drawing/2016/5/13/chartex" xmlns:cx8="http://schemas.microsoft.com/office/drawing/2016/5/14/chartex" xmlns:mc="http://schemas.openxmlformats.org/markup-compatibility/2006" xmlns:aink="http://schemas.microsoft.com/office/drawing/2016/ink" xmlns:am3d="http://schemas.microsoft.com/office/drawing/2017/model3d" xmlns:o="urn:schemas-microsoft-com:office:office" xmlns:oel="http://schemas.microsoft.com/office/2019/extlst" xmlns:r="http://schemas.openxmlformats.org/officeDocument/2006/relationships" xmlns:m="http://schemas.openxmlformats.org/officeDocument/2006/math" xmlns:v="urn:schemas-microsoft-com:vml" xmlns:wp14="http://schemas.microsoft.com/office/word/2010/wordprocessingDrawing" xmlns:wp="http://schemas.openxmlformats.org/drawingml/2006/wordprocessingDrawing" xmlns:w10="urn:schemas-microsoft-com:office:word" xmlns:w="http://schemas.openxmlformats.org/wordprocessingml/2006/main" xmlns:w14="http://schemas.microsoft.com/office/word/2010/wordml" xmlns:w15="http://schemas.microsoft.com/office/word/2012/wordml" xmlns:w16cei="http://schemas.microsoft.com/office/word/2026/wordml/cei" xmlns:w16cex="http://schemas.microsoft.com/office/word/2018/wordml/cex" xmlns:w16cid="http://schemas.microsoft.com/office/word/2016/wordml/cid" xmlns:w16="http://schemas.microsoft.com/office/word/2018/wordml" xmlns:w16du="http://schemas.microsoft.com/office/word/2023/wordml/word16du" xmlns:w16sdtdh="http://schemas.microsoft.com/office/word/2020/wordml/sdtdatahash" xmlns:w16sdtfl="http://schemas.microsoft.com/office/word/2024/wordml/sdtformatlock" xmlns:w16se="http://schemas.microsoft.com/office/word/2015/wordml/symex" xmlns:wpg="http://schemas.microsoft.com/office/word/2010/wordprocessingGroup" xmlns:wpi="http://schemas.microsoft.com/office/word/2010/wordprocessingInk" xmlns:wne="http://schemas.microsoft.com/office/word/2006/wordml" xmlns:wps="http://schemas.microsoft.com/office/word/2010/wordprocessingShape" mc:Ignorable="w14 w15 w16se w16cid w16 w16cex w16sdtdh w16sdtfl w16du wp14">
+<w:document xmlns:wpc="http://schemas.microsoft.com/office/word/2010/wordprocessingCanvas" xmlns:cx="http://schemas.microsoft.com/office/drawing/2014/chartex" xmlns:cx1="http://schemas.microsoft.com/office/drawing/2015/9/8/chartex" xmlns:cx2="http://schemas.microsoft.com/office/drawing/2015/10/21/chartex" xmlns:cx3="http://schemas.microsoft.com/office/drawing/2016/5/9/chartex" xmlns:cx4="http://schemas.microsoft.com/office/drawing/2016/5/10/chartex" xmlns:cx5="http://schemas.microsoft.com/office/drawing/2016/5/11/chartex" xmlns:cx6="http://schemas.microsoft.com/office/drawing/2016/5/12/chartex" xmlns:cx7="http://schemas.microsoft.com/office/drawing/2016/5/13/chartex" xmlns:cx8="http://schemas.microsoft.com/office/drawing/2016/5/14/chartex" xmlns:mc="http://schemas.openxmlformats.org/markup-compatibility/2006" xmlns:aink="http://schemas.microsoft.com/office/drawing/2016/ink" xmlns:am3d="http://schemas.microsoft.com/office/drawing/2017/model3d" xmlns:o="urn:schemas-microsoft-com:office:office" xmlns:oel="http://schemas.microsoft.com/office/2019/extlst" xmlns:r="http://schemas.openxmlformats.org/officeDocument/2006/relationships" xmlns:m="http://schemas.openxmlformats.org/officeDocument/2006/math" xmlns:v="urn:schemas-microsoft-com:vml" xmlns:wp14="http://schemas.microsoft.com/office/word/2010/wordprocessingDrawing" xmlns:wp="http://schemas.openxmlformats.org/drawingml/2006/wordprocessingDrawing" xmlns:w10="urn:schemas-microsoft-com:office:word" xmlns:w="http://schemas.openxmlformats.org/wordprocessingml/2006/main" xmlns:w14="http://schemas.microsoft.com/office/word/2010/wordml" xmlns:w15="http://schemas.microsoft.com/office/word/2012/wordml" xmlns:w16cex="http://schemas.microsoft.com/office/word/2018/wordml/cex" xmlns:w16cid="http://schemas.microsoft.com/office/word/2016/wordml/cid" xmlns:w16="http://schemas.microsoft.com/office/word/2018/wordml" xmlns:w16du="http://schemas.microsoft.com/office/word/2023/wordml/word16du" xmlns:w16sdtdh="http://schemas.microsoft.com/office/word/2020/wordml/sdtdatahash" xmlns:w16sdtfl="http://schemas.microsoft.com/office/word/2024/wordml/sdtformatlock" xmlns:w16se="http://schemas.microsoft.com/office/word/2015/wordml/symex" xmlns:wpg="http://schemas.microsoft.com/office/word/2010/wordprocessingGroup" xmlns:wpi="http://schemas.microsoft.com/office/word/2010/wordprocessingInk" xmlns:wne="http://schemas.microsoft.com/office/word/2006/wordml" xmlns:wps="http://schemas.microsoft.com/office/word/2010/wordprocessingShape" mc:Ignorable="w14 w15 w16se w16cid w16 w16cex w16sdtdh w16sdtfl w16du wp14">
   <w:body>
     <w:p>
       <w:pPr>
@@ -1891,6 +1891,11 @@
       </w:r>
     </w:p>
     <w:p>
+      <w:pPr>
+        <w:rPr>
+          <w:color w:val="84E290" w:themeColor="accent3" w:themeTint="66"/>
+        </w:rPr>
+      </w:pPr>
       <w:r>
         <w:rPr>
           <w:rFonts w:ascii="Segoe UI Emoji" w:hAnsi="Segoe UI Emoji" w:cs="Segoe UI Emoji"/>
@@ -1908,40 +1913,61 @@
         <w:t>Q7</w:t>
       </w:r>
       <w:r>
-        <w:t xml:space="preserve"> A web server becomes unreachable. Monitoring tools show millions of requests per second from multiple global IP addresses. </w:t>
-      </w:r>
-      <w:r>
-        <w:rPr>
-          <w:b/>
-          <w:bCs/>
+        <w:t xml:space="preserve"> A web server becomes unreachable. Monitoring tools show millions of requests per </w:t>
+      </w:r>
+      <w:r>
+        <w:rPr>
+          <w:color w:val="84E290" w:themeColor="accent3" w:themeTint="66"/>
+        </w:rPr>
+        <w:t xml:space="preserve">second from multiple global IP addresses. </w:t>
+      </w:r>
+      <w:r>
+        <w:rPr>
+          <w:b/>
+          <w:bCs/>
+          <w:color w:val="84E290" w:themeColor="accent3" w:themeTint="66"/>
         </w:rPr>
         <w:t>Answer: DDoS Attack</w:t>
       </w:r>
     </w:p>
     <w:p>
-      <w:r>
-        <w:rPr>
-          <w:rFonts w:ascii="Segoe UI Emoji" w:hAnsi="Segoe UI Emoji" w:cs="Segoe UI Emoji"/>
-        </w:rPr>
-        <w:t>⭐</w:t>
-      </w:r>
-      <w:r>
+      <w:pPr>
+        <w:rPr>
+          <w:color w:val="84E290" w:themeColor="accent3" w:themeTint="66"/>
+        </w:rPr>
+      </w:pPr>
+      <w:r>
+        <w:rPr>
+          <w:rFonts w:ascii="Segoe UI Emoji" w:hAnsi="Segoe UI Emoji" w:cs="Segoe UI Emoji"/>
+          <w:color w:val="84E290" w:themeColor="accent3" w:themeTint="66"/>
+        </w:rPr>
+        <w:t>⭐</w:t>
+      </w:r>
+      <w:r>
+        <w:rPr>
+          <w:color w:val="84E290" w:themeColor="accent3" w:themeTint="66"/>
+        </w:rPr>
         <w:t xml:space="preserve"> </w:t>
       </w:r>
       <w:r>
         <w:rPr>
           <w:b/>
           <w:bCs/>
+          <w:color w:val="84E290" w:themeColor="accent3" w:themeTint="66"/>
         </w:rPr>
         <w:t>Q8</w:t>
       </w:r>
       <w:r>
+        <w:rPr>
+          <w:color w:val="84E290" w:themeColor="accent3" w:themeTint="66"/>
+        </w:rPr>
         <w:t xml:space="preserve"> An attacker uses a stolen session ID to access a user’s account without credentials. </w:t>
       </w:r>
       <w:r>
         <w:rPr>
           <w:b/>
           <w:bCs/>
+          <w:color w:val="84E290" w:themeColor="accent3" w:themeTint="66"/>
         </w:rPr>
         <w:t>Answer: Session Hijacking</w:t>
       </w:r>

--- a/Week 1/sheets/week 1.docx
+++ b/Week 1/sheets/week 1.docx
@@ -350,7 +350,21 @@
         <w:rPr>
           <w:color w:val="47D459" w:themeColor="accent3" w:themeTint="99"/>
         </w:rPr>
-        <w:t xml:space="preserve"> A system uploads and downloads files using an unencrypted file transfer protocol. Credentials are sent in cleartext. </w:t>
+        <w:t xml:space="preserve"> A system uploads and downloads files using an unencrypted file transfer protocol. Credentials are sent in </w:t>
+      </w:r>
+      <w:proofErr w:type="gramStart"/>
+      <w:r>
+        <w:rPr>
+          <w:color w:val="47D459" w:themeColor="accent3" w:themeTint="99"/>
+        </w:rPr>
+        <w:t>cleartext</w:t>
+      </w:r>
+      <w:proofErr w:type="gramEnd"/>
+      <w:r>
+        <w:rPr>
+          <w:color w:val="47D459" w:themeColor="accent3" w:themeTint="99"/>
+        </w:rPr>
+        <w:t xml:space="preserve">. </w:t>
       </w:r>
       <w:r>
         <w:rPr>
@@ -1394,15 +1408,47 @@
           <w:color w:val="47D459" w:themeColor="accent3" w:themeTint="99"/>
         </w:rPr>
         <w:noBreakHyphen/>
-        <w:t xml:space="preserve">Fi due to a flood of forged deauthentication frames. </w:t>
-      </w:r>
-      <w:r>
-        <w:rPr>
-          <w:b/>
-          <w:bCs/>
-          <w:color w:val="47D459" w:themeColor="accent3" w:themeTint="99"/>
-        </w:rPr>
-        <w:t>Answer: Deauthentication Attack</w:t>
+        <w:t xml:space="preserve">Fi due to a flood of forged </w:t>
+      </w:r>
+      <w:proofErr w:type="spellStart"/>
+      <w:r>
+        <w:rPr>
+          <w:color w:val="47D459" w:themeColor="accent3" w:themeTint="99"/>
+        </w:rPr>
+        <w:t>deauthentication</w:t>
+      </w:r>
+      <w:proofErr w:type="spellEnd"/>
+      <w:r>
+        <w:rPr>
+          <w:color w:val="47D459" w:themeColor="accent3" w:themeTint="99"/>
+        </w:rPr>
+        <w:t xml:space="preserve"> frames. </w:t>
+      </w:r>
+      <w:r>
+        <w:rPr>
+          <w:b/>
+          <w:bCs/>
+          <w:color w:val="47D459" w:themeColor="accent3" w:themeTint="99"/>
+        </w:rPr>
+        <w:t xml:space="preserve">Answer: </w:t>
+      </w:r>
+      <w:proofErr w:type="spellStart"/>
+      <w:r>
+        <w:rPr>
+          <w:b/>
+          <w:bCs/>
+          <w:color w:val="47D459" w:themeColor="accent3" w:themeTint="99"/>
+        </w:rPr>
+        <w:t>Deauthentication</w:t>
+      </w:r>
+      <w:proofErr w:type="spellEnd"/>
+      <w:r>
+        <w:rPr>
+          <w:b/>
+          <w:bCs/>
+          <w:color w:val="47D459" w:themeColor="accent3" w:themeTint="99"/>
+        </w:rPr>
+        <w:t xml:space="preserve"> Attack</w:t>
       </w:r>
     </w:p>
     <w:p>
@@ -2020,22 +2066,62 @@
         <w:rPr>
           <w:b/>
           <w:bCs/>
+          <w:color w:val="47D459" w:themeColor="accent3" w:themeTint="99"/>
         </w:rPr>
         <w:t>Q10</w:t>
       </w:r>
       <w:r>
+        <w:rPr>
+          <w:color w:val="47D459" w:themeColor="accent3" w:themeTint="99"/>
+        </w:rPr>
         <w:t xml:space="preserve"> A hacker floods Wi</w:t>
       </w:r>
       <w:r>
+        <w:rPr>
+          <w:color w:val="47D459" w:themeColor="accent3" w:themeTint="99"/>
+        </w:rPr>
         <w:noBreakHyphen/>
-        <w:t xml:space="preserve">Fi with deauthentication frames, forcing users to disconnect repeatedly. </w:t>
-      </w:r>
-      <w:r>
-        <w:rPr>
-          <w:b/>
-          <w:bCs/>
-        </w:rPr>
-        <w:t>Answer: Deauthentication Attack</w:t>
+        <w:t xml:space="preserve">Fi with </w:t>
+      </w:r>
+      <w:proofErr w:type="spellStart"/>
+      <w:r>
+        <w:rPr>
+          <w:color w:val="47D459" w:themeColor="accent3" w:themeTint="99"/>
+        </w:rPr>
+        <w:t>deauthentication</w:t>
+      </w:r>
+      <w:proofErr w:type="spellEnd"/>
+      <w:r>
+        <w:rPr>
+          <w:color w:val="47D459" w:themeColor="accent3" w:themeTint="99"/>
+        </w:rPr>
+        <w:t xml:space="preserve"> frames, forcing users to disconnect repeatedly. </w:t>
+      </w:r>
+      <w:r>
+        <w:rPr>
+          <w:b/>
+          <w:bCs/>
+          <w:color w:val="47D459" w:themeColor="accent3" w:themeTint="99"/>
+        </w:rPr>
+        <w:t xml:space="preserve">Answer: </w:t>
+      </w:r>
+      <w:proofErr w:type="spellStart"/>
+      <w:r>
+        <w:rPr>
+          <w:b/>
+          <w:bCs/>
+          <w:color w:val="47D459" w:themeColor="accent3" w:themeTint="99"/>
+        </w:rPr>
+        <w:t>Deauthentication</w:t>
+      </w:r>
+      <w:proofErr w:type="spellEnd"/>
+      <w:r>
+        <w:rPr>
+          <w:b/>
+          <w:bCs/>
+          <w:color w:val="47D459" w:themeColor="accent3" w:themeTint="99"/>
+        </w:rPr>
+        <w:t xml:space="preserve"> Attack</w:t>
       </w:r>
     </w:p>
     <w:p>
@@ -2375,7 +2461,15 @@
         <w:t>Q1</w:t>
       </w:r>
       <w:r>
-        <w:t xml:space="preserve"> A firewall monitors active connections and allows return traffic only if it matches an existing session. </w:t>
+        <w:t xml:space="preserve"> A firewall monitors active connections and allows </w:t>
+      </w:r>
+      <w:proofErr w:type="gramStart"/>
+      <w:r>
+        <w:t>return traffic</w:t>
+      </w:r>
+      <w:proofErr w:type="gramEnd"/>
+      <w:r>
+        <w:t xml:space="preserve"> only if it matches an existing session. </w:t>
       </w:r>
       <w:r>
         <w:rPr>
@@ -2627,6 +2721,7 @@
           <w:bCs/>
         </w:rPr>
       </w:pPr>
+      <w:proofErr w:type="gramStart"/>
       <w:r>
         <w:rPr>
           <w:b/>
@@ -2640,7 +2735,15 @@
           <w:bCs/>
         </w:rPr>
         <w:noBreakHyphen/>
-        <w:t>7 — CIA, AAA, Control Types</w:t>
+        <w:t>7 —</w:t>
+      </w:r>
+      <w:proofErr w:type="gramEnd"/>
+      <w:r>
+        <w:rPr>
+          <w:b/>
+          <w:bCs/>
+        </w:rPr>
+        <w:t xml:space="preserve"> CIA, AAA, Control Types</w:t>
       </w:r>
     </w:p>
     <w:p>
@@ -3788,7 +3891,39 @@
           <w:b/>
           <w:bCs/>
         </w:rPr>
-        <w:t xml:space="preserve"> Q4 A user signs a document digitally to prove authorship. Answer: Digital Signature</w:t>
+        <w:t xml:space="preserve"> Q4 A </w:t>
+      </w:r>
+      <w:proofErr w:type="gramStart"/>
+      <w:r>
+        <w:rPr>
+          <w:b/>
+          <w:bCs/>
+        </w:rPr>
+        <w:t>user</w:t>
+      </w:r>
+      <w:proofErr w:type="gramEnd"/>
+      <w:r>
+        <w:rPr>
+          <w:b/>
+          <w:bCs/>
+        </w:rPr>
+        <w:t xml:space="preserve"> </w:t>
+      </w:r>
+      <w:proofErr w:type="gramStart"/>
+      <w:r>
+        <w:rPr>
+          <w:b/>
+          <w:bCs/>
+        </w:rPr>
+        <w:t>signs</w:t>
+      </w:r>
+      <w:proofErr w:type="gramEnd"/>
+      <w:r>
+        <w:rPr>
+          <w:b/>
+          <w:bCs/>
+        </w:rPr>
+        <w:t xml:space="preserve"> a document digitally to prove authorship. Answer: Digital Signature</w:t>
       </w:r>
     </w:p>
     <w:p>

--- a/Week 1/sheets/week 1.docx
+++ b/Week 1/sheets/week 1.docx
@@ -2153,6 +2153,11 @@
       </w:r>
     </w:p>
     <w:p>
+      <w:pPr>
+        <w:rPr>
+          <w:color w:val="84E290" w:themeColor="accent3" w:themeTint="66"/>
+        </w:rPr>
+      </w:pPr>
       <w:r>
         <w:rPr>
           <w:rFonts w:ascii="Segoe UI Emoji" w:hAnsi="Segoe UI Emoji" w:cs="Segoe UI Emoji"/>
@@ -2177,33 +2182,55 @@
           <w:b/>
           <w:bCs/>
         </w:rPr>
-        <w:t>Answer: DNS Spoofing</w:t>
-      </w:r>
-    </w:p>
-    <w:p>
-      <w:r>
-        <w:rPr>
-          <w:rFonts w:ascii="Segoe UI Emoji" w:hAnsi="Segoe UI Emoji" w:cs="Segoe UI Emoji"/>
-        </w:rPr>
-        <w:t>⭐</w:t>
-      </w:r>
-      <w:r>
+        <w:t xml:space="preserve">Answer: </w:t>
+      </w:r>
+      <w:r>
+        <w:rPr>
+          <w:b/>
+          <w:bCs/>
+          <w:color w:val="84E290" w:themeColor="accent3" w:themeTint="66"/>
+        </w:rPr>
+        <w:t>DNS Spoofing</w:t>
+      </w:r>
+    </w:p>
+    <w:p>
+      <w:pPr>
+        <w:rPr>
+          <w:color w:val="84E290" w:themeColor="accent3" w:themeTint="66"/>
+        </w:rPr>
+      </w:pPr>
+      <w:r>
+        <w:rPr>
+          <w:rFonts w:ascii="Segoe UI Emoji" w:hAnsi="Segoe UI Emoji" w:cs="Segoe UI Emoji"/>
+          <w:color w:val="84E290" w:themeColor="accent3" w:themeTint="66"/>
+        </w:rPr>
+        <w:t>⭐</w:t>
+      </w:r>
+      <w:r>
+        <w:rPr>
+          <w:color w:val="84E290" w:themeColor="accent3" w:themeTint="66"/>
+        </w:rPr>
         <w:t xml:space="preserve"> </w:t>
       </w:r>
       <w:r>
         <w:rPr>
           <w:b/>
           <w:bCs/>
+          <w:color w:val="84E290" w:themeColor="accent3" w:themeTint="66"/>
         </w:rPr>
         <w:t>Q13</w:t>
       </w:r>
       <w:r>
+        <w:rPr>
+          <w:color w:val="84E290" w:themeColor="accent3" w:themeTint="66"/>
+        </w:rPr>
         <w:t xml:space="preserve"> An attacker intercepts traffic but does NOT modify it — only reads it. </w:t>
       </w:r>
       <w:r>
         <w:rPr>
           <w:b/>
           <w:bCs/>
+          <w:color w:val="84E290" w:themeColor="accent3" w:themeTint="66"/>
         </w:rPr>
         <w:t>Answer: Passive MITM</w:t>
       </w:r>

--- a/Week 1/sheets/week 1.docx
+++ b/Week 1/sheets/week 1.docx
@@ -350,21 +350,7 @@
         <w:rPr>
           <w:color w:val="47D459" w:themeColor="accent3" w:themeTint="99"/>
         </w:rPr>
-        <w:t xml:space="preserve"> A system uploads and downloads files using an unencrypted file transfer protocol. Credentials are sent in </w:t>
-      </w:r>
-      <w:proofErr w:type="gramStart"/>
-      <w:r>
-        <w:rPr>
-          <w:color w:val="47D459" w:themeColor="accent3" w:themeTint="99"/>
-        </w:rPr>
-        <w:t>cleartext</w:t>
-      </w:r>
-      <w:proofErr w:type="gramEnd"/>
-      <w:r>
-        <w:rPr>
-          <w:color w:val="47D459" w:themeColor="accent3" w:themeTint="99"/>
-        </w:rPr>
-        <w:t xml:space="preserve">. </w:t>
+        <w:t xml:space="preserve"> A system uploads and downloads files using an unencrypted file transfer protocol. Credentials are sent in cleartext. </w:t>
       </w:r>
       <w:r>
         <w:rPr>
@@ -1408,47 +1394,15 @@
           <w:color w:val="47D459" w:themeColor="accent3" w:themeTint="99"/>
         </w:rPr>
         <w:noBreakHyphen/>
-        <w:t xml:space="preserve">Fi due to a flood of forged </w:t>
-      </w:r>
-      <w:proofErr w:type="spellStart"/>
-      <w:r>
-        <w:rPr>
-          <w:color w:val="47D459" w:themeColor="accent3" w:themeTint="99"/>
-        </w:rPr>
-        <w:t>deauthentication</w:t>
-      </w:r>
-      <w:proofErr w:type="spellEnd"/>
-      <w:r>
-        <w:rPr>
-          <w:color w:val="47D459" w:themeColor="accent3" w:themeTint="99"/>
-        </w:rPr>
-        <w:t xml:space="preserve"> frames. </w:t>
-      </w:r>
-      <w:r>
-        <w:rPr>
-          <w:b/>
-          <w:bCs/>
-          <w:color w:val="47D459" w:themeColor="accent3" w:themeTint="99"/>
-        </w:rPr>
-        <w:t xml:space="preserve">Answer: </w:t>
-      </w:r>
-      <w:proofErr w:type="spellStart"/>
-      <w:r>
-        <w:rPr>
-          <w:b/>
-          <w:bCs/>
-          <w:color w:val="47D459" w:themeColor="accent3" w:themeTint="99"/>
-        </w:rPr>
-        <w:t>Deauthentication</w:t>
-      </w:r>
-      <w:proofErr w:type="spellEnd"/>
-      <w:r>
-        <w:rPr>
-          <w:b/>
-          <w:bCs/>
-          <w:color w:val="47D459" w:themeColor="accent3" w:themeTint="99"/>
-        </w:rPr>
-        <w:t xml:space="preserve"> Attack</w:t>
+        <w:t xml:space="preserve">Fi due to a flood of forged deauthentication frames. </w:t>
+      </w:r>
+      <w:r>
+        <w:rPr>
+          <w:b/>
+          <w:bCs/>
+          <w:color w:val="47D459" w:themeColor="accent3" w:themeTint="99"/>
+        </w:rPr>
+        <w:t>Answer: Deauthentication Attack</w:t>
       </w:r>
     </w:p>
     <w:p>
@@ -2081,50 +2035,23 @@
           <w:color w:val="47D459" w:themeColor="accent3" w:themeTint="99"/>
         </w:rPr>
         <w:noBreakHyphen/>
-        <w:t xml:space="preserve">Fi with </w:t>
-      </w:r>
-      <w:proofErr w:type="spellStart"/>
-      <w:r>
-        <w:rPr>
-          <w:color w:val="47D459" w:themeColor="accent3" w:themeTint="99"/>
-        </w:rPr>
-        <w:t>deauthentication</w:t>
-      </w:r>
-      <w:proofErr w:type="spellEnd"/>
-      <w:r>
-        <w:rPr>
-          <w:color w:val="47D459" w:themeColor="accent3" w:themeTint="99"/>
-        </w:rPr>
-        <w:t xml:space="preserve"> frames, forcing users to disconnect repeatedly. </w:t>
-      </w:r>
-      <w:r>
-        <w:rPr>
-          <w:b/>
-          <w:bCs/>
-          <w:color w:val="47D459" w:themeColor="accent3" w:themeTint="99"/>
-        </w:rPr>
-        <w:t xml:space="preserve">Answer: </w:t>
-      </w:r>
-      <w:proofErr w:type="spellStart"/>
-      <w:r>
-        <w:rPr>
-          <w:b/>
-          <w:bCs/>
-          <w:color w:val="47D459" w:themeColor="accent3" w:themeTint="99"/>
-        </w:rPr>
-        <w:t>Deauthentication</w:t>
-      </w:r>
-      <w:proofErr w:type="spellEnd"/>
-      <w:r>
-        <w:rPr>
-          <w:b/>
-          <w:bCs/>
-          <w:color w:val="47D459" w:themeColor="accent3" w:themeTint="99"/>
-        </w:rPr>
-        <w:t xml:space="preserve"> Attack</w:t>
-      </w:r>
-    </w:p>
-    <w:p>
+        <w:t xml:space="preserve">Fi with deauthentication frames, forcing users to disconnect repeatedly. </w:t>
+      </w:r>
+      <w:r>
+        <w:rPr>
+          <w:b/>
+          <w:bCs/>
+          <w:color w:val="47D459" w:themeColor="accent3" w:themeTint="99"/>
+        </w:rPr>
+        <w:t>Answer: Deauthentication Attack</w:t>
+      </w:r>
+    </w:p>
+    <w:p>
+      <w:pPr>
+        <w:rPr>
+          <w:color w:val="84E290" w:themeColor="accent3" w:themeTint="66"/>
+        </w:rPr>
+      </w:pPr>
       <w:r>
         <w:rPr>
           <w:rFonts w:ascii="Segoe UI Emoji" w:hAnsi="Segoe UI Emoji" w:cs="Segoe UI Emoji"/>
@@ -2138,16 +2065,21 @@
         <w:rPr>
           <w:b/>
           <w:bCs/>
+          <w:color w:val="84E290" w:themeColor="accent3" w:themeTint="66"/>
         </w:rPr>
         <w:t>Q11</w:t>
       </w:r>
       <w:r>
+        <w:rPr>
+          <w:color w:val="84E290" w:themeColor="accent3" w:themeTint="66"/>
+        </w:rPr>
         <w:t xml:space="preserve"> A penetration tester sends crafted ARP replies, and the victim’s browser starts sending traffic to the tester. </w:t>
       </w:r>
       <w:r>
         <w:rPr>
           <w:b/>
           <w:bCs/>
+          <w:color w:val="84E290" w:themeColor="accent3" w:themeTint="66"/>
         </w:rPr>
         <w:t>Answer: ARP Poisoning</w:t>
       </w:r>
@@ -2488,15 +2420,7 @@
         <w:t>Q1</w:t>
       </w:r>
       <w:r>
-        <w:t xml:space="preserve"> A firewall monitors active connections and allows </w:t>
-      </w:r>
-      <w:proofErr w:type="gramStart"/>
-      <w:r>
-        <w:t>return traffic</w:t>
-      </w:r>
-      <w:proofErr w:type="gramEnd"/>
-      <w:r>
-        <w:t xml:space="preserve"> only if it matches an existing session. </w:t>
+        <w:t xml:space="preserve"> A firewall monitors active connections and allows return traffic only if it matches an existing session. </w:t>
       </w:r>
       <w:r>
         <w:rPr>
@@ -2748,7 +2672,6 @@
           <w:bCs/>
         </w:rPr>
       </w:pPr>
-      <w:proofErr w:type="gramStart"/>
       <w:r>
         <w:rPr>
           <w:b/>
@@ -2762,15 +2685,7 @@
           <w:bCs/>
         </w:rPr>
         <w:noBreakHyphen/>
-        <w:t>7 —</w:t>
-      </w:r>
-      <w:proofErr w:type="gramEnd"/>
-      <w:r>
-        <w:rPr>
-          <w:b/>
-          <w:bCs/>
-        </w:rPr>
-        <w:t xml:space="preserve"> CIA, AAA, Control Types</w:t>
+        <w:t>7 — CIA, AAA, Control Types</w:t>
       </w:r>
     </w:p>
     <w:p>
@@ -3918,39 +3833,7 @@
           <w:b/>
           <w:bCs/>
         </w:rPr>
-        <w:t xml:space="preserve"> Q4 A </w:t>
-      </w:r>
-      <w:proofErr w:type="gramStart"/>
-      <w:r>
-        <w:rPr>
-          <w:b/>
-          <w:bCs/>
-        </w:rPr>
-        <w:t>user</w:t>
-      </w:r>
-      <w:proofErr w:type="gramEnd"/>
-      <w:r>
-        <w:rPr>
-          <w:b/>
-          <w:bCs/>
-        </w:rPr>
-        <w:t xml:space="preserve"> </w:t>
-      </w:r>
-      <w:proofErr w:type="gramStart"/>
-      <w:r>
-        <w:rPr>
-          <w:b/>
-          <w:bCs/>
-        </w:rPr>
-        <w:t>signs</w:t>
-      </w:r>
-      <w:proofErr w:type="gramEnd"/>
-      <w:r>
-        <w:rPr>
-          <w:b/>
-          <w:bCs/>
-        </w:rPr>
-        <w:t xml:space="preserve"> a document digitally to prove authorship. Answer: Digital Signature</w:t>
+        <w:t xml:space="preserve"> Q4 A user signs a document digitally to prove authorship. Answer: Digital Signature</w:t>
       </w:r>
     </w:p>
     <w:p>

--- a/Week 1/sheets/week 1.docx
+++ b/Week 1/sheets/week 1.docx
@@ -2280,6 +2280,11 @@
       </w:r>
     </w:p>
     <w:p>
+      <w:pPr>
+        <w:rPr>
+          <w:color w:val="84E290" w:themeColor="accent3" w:themeTint="66"/>
+        </w:rPr>
+      </w:pPr>
       <w:r>
         <w:rPr>
           <w:rFonts w:ascii="Segoe UI Emoji" w:hAnsi="Segoe UI Emoji" w:cs="Segoe UI Emoji"/>
@@ -2297,40 +2302,61 @@
         <w:t>Q18</w:t>
       </w:r>
       <w:r>
-        <w:t xml:space="preserve"> A server receives more traffic than it can handle, but all requests come from a single IP address. </w:t>
-      </w:r>
-      <w:r>
-        <w:rPr>
-          <w:b/>
-          <w:bCs/>
+        <w:t xml:space="preserve"> A server receives more traffic than it can handle, but all requests come from a </w:t>
+      </w:r>
+      <w:r>
+        <w:rPr>
+          <w:color w:val="84E290" w:themeColor="accent3" w:themeTint="66"/>
+        </w:rPr>
+        <w:t xml:space="preserve">single IP address. </w:t>
+      </w:r>
+      <w:r>
+        <w:rPr>
+          <w:b/>
+          <w:bCs/>
+          <w:color w:val="84E290" w:themeColor="accent3" w:themeTint="66"/>
         </w:rPr>
         <w:t>Answer: DoS Attack</w:t>
       </w:r>
     </w:p>
     <w:p>
-      <w:r>
-        <w:rPr>
-          <w:rFonts w:ascii="Segoe UI Emoji" w:hAnsi="Segoe UI Emoji" w:cs="Segoe UI Emoji"/>
-        </w:rPr>
-        <w:t>⭐</w:t>
-      </w:r>
-      <w:r>
+      <w:pPr>
+        <w:rPr>
+          <w:color w:val="84E290" w:themeColor="accent3" w:themeTint="66"/>
+        </w:rPr>
+      </w:pPr>
+      <w:r>
+        <w:rPr>
+          <w:rFonts w:ascii="Segoe UI Emoji" w:hAnsi="Segoe UI Emoji" w:cs="Segoe UI Emoji"/>
+          <w:color w:val="84E290" w:themeColor="accent3" w:themeTint="66"/>
+        </w:rPr>
+        <w:t>⭐</w:t>
+      </w:r>
+      <w:r>
+        <w:rPr>
+          <w:color w:val="84E290" w:themeColor="accent3" w:themeTint="66"/>
+        </w:rPr>
         <w:t xml:space="preserve"> </w:t>
       </w:r>
       <w:r>
         <w:rPr>
           <w:b/>
           <w:bCs/>
+          <w:color w:val="84E290" w:themeColor="accent3" w:themeTint="66"/>
         </w:rPr>
         <w:t>Q19</w:t>
       </w:r>
       <w:r>
+        <w:rPr>
+          <w:color w:val="84E290" w:themeColor="accent3" w:themeTint="66"/>
+        </w:rPr>
         <w:t xml:space="preserve"> A hacker modifies packets in transit during an online transaction. </w:t>
       </w:r>
       <w:r>
         <w:rPr>
           <w:b/>
           <w:bCs/>
+          <w:color w:val="84E290" w:themeColor="accent3" w:themeTint="66"/>
         </w:rPr>
         <w:t>Answer: MITM (Active)</w:t>
       </w:r>

--- a/Week 1/sheets/week 1.docx
+++ b/Week 1/sheets/week 1.docx
@@ -2087,42 +2087,43 @@
     <w:p>
       <w:pPr>
         <w:rPr>
-          <w:color w:val="84E290" w:themeColor="accent3" w:themeTint="66"/>
-        </w:rPr>
-      </w:pPr>
-      <w:r>
-        <w:rPr>
-          <w:rFonts w:ascii="Segoe UI Emoji" w:hAnsi="Segoe UI Emoji" w:cs="Segoe UI Emoji"/>
-        </w:rPr>
-        <w:t>⭐</w:t>
-      </w:r>
-      <w:r>
+          <w:color w:val="47D459" w:themeColor="accent3" w:themeTint="99"/>
+        </w:rPr>
+      </w:pPr>
+      <w:r>
+        <w:rPr>
+          <w:rFonts w:ascii="Segoe UI Emoji" w:hAnsi="Segoe UI Emoji" w:cs="Segoe UI Emoji"/>
+          <w:color w:val="47D459" w:themeColor="accent3" w:themeTint="99"/>
+        </w:rPr>
+        <w:t>⭐</w:t>
+      </w:r>
+      <w:r>
+        <w:rPr>
+          <w:color w:val="47D459" w:themeColor="accent3" w:themeTint="99"/>
+        </w:rPr>
         <w:t xml:space="preserve"> </w:t>
       </w:r>
       <w:r>
         <w:rPr>
           <w:b/>
           <w:bCs/>
+          <w:color w:val="47D459" w:themeColor="accent3" w:themeTint="99"/>
         </w:rPr>
         <w:t>Q12</w:t>
       </w:r>
       <w:r>
+        <w:rPr>
+          <w:color w:val="47D459" w:themeColor="accent3" w:themeTint="99"/>
+        </w:rPr>
         <w:t xml:space="preserve"> A rogue DNS server sends incorrect IP addresses for popular websites. </w:t>
       </w:r>
       <w:r>
         <w:rPr>
           <w:b/>
           <w:bCs/>
-        </w:rPr>
-        <w:t xml:space="preserve">Answer: </w:t>
-      </w:r>
-      <w:r>
-        <w:rPr>
-          <w:b/>
-          <w:bCs/>
-          <w:color w:val="84E290" w:themeColor="accent3" w:themeTint="66"/>
-        </w:rPr>
-        <w:t>DNS Spoofing</w:t>
+          <w:color w:val="47D459" w:themeColor="accent3" w:themeTint="99"/>
+        </w:rPr>
+        <w:t>Answer: DNS Spoofing</w:t>
       </w:r>
     </w:p>
     <w:p>

--- a/Week 1/sheets/week 1.docx
+++ b/Week 1/sheets/week 1.docx
@@ -350,7 +350,21 @@
         <w:rPr>
           <w:color w:val="47D459" w:themeColor="accent3" w:themeTint="99"/>
         </w:rPr>
-        <w:t xml:space="preserve"> A system uploads and downloads files using an unencrypted file transfer protocol. Credentials are sent in cleartext. </w:t>
+        <w:t xml:space="preserve"> A system uploads and downloads files using an unencrypted file transfer protocol. Credentials are sent in </w:t>
+      </w:r>
+      <w:proofErr w:type="gramStart"/>
+      <w:r>
+        <w:rPr>
+          <w:color w:val="47D459" w:themeColor="accent3" w:themeTint="99"/>
+        </w:rPr>
+        <w:t>cleartext</w:t>
+      </w:r>
+      <w:proofErr w:type="gramEnd"/>
+      <w:r>
+        <w:rPr>
+          <w:color w:val="47D459" w:themeColor="accent3" w:themeTint="99"/>
+        </w:rPr>
+        <w:t xml:space="preserve">. </w:t>
       </w:r>
       <w:r>
         <w:rPr>
@@ -1394,15 +1408,47 @@
           <w:color w:val="47D459" w:themeColor="accent3" w:themeTint="99"/>
         </w:rPr>
         <w:noBreakHyphen/>
-        <w:t xml:space="preserve">Fi due to a flood of forged deauthentication frames. </w:t>
-      </w:r>
-      <w:r>
-        <w:rPr>
-          <w:b/>
-          <w:bCs/>
-          <w:color w:val="47D459" w:themeColor="accent3" w:themeTint="99"/>
-        </w:rPr>
-        <w:t>Answer: Deauthentication Attack</w:t>
+        <w:t xml:space="preserve">Fi due to a flood of forged </w:t>
+      </w:r>
+      <w:proofErr w:type="spellStart"/>
+      <w:r>
+        <w:rPr>
+          <w:color w:val="47D459" w:themeColor="accent3" w:themeTint="99"/>
+        </w:rPr>
+        <w:t>deauthentication</w:t>
+      </w:r>
+      <w:proofErr w:type="spellEnd"/>
+      <w:r>
+        <w:rPr>
+          <w:color w:val="47D459" w:themeColor="accent3" w:themeTint="99"/>
+        </w:rPr>
+        <w:t xml:space="preserve"> frames. </w:t>
+      </w:r>
+      <w:r>
+        <w:rPr>
+          <w:b/>
+          <w:bCs/>
+          <w:color w:val="47D459" w:themeColor="accent3" w:themeTint="99"/>
+        </w:rPr>
+        <w:t xml:space="preserve">Answer: </w:t>
+      </w:r>
+      <w:proofErr w:type="spellStart"/>
+      <w:r>
+        <w:rPr>
+          <w:b/>
+          <w:bCs/>
+          <w:color w:val="47D459" w:themeColor="accent3" w:themeTint="99"/>
+        </w:rPr>
+        <w:t>Deauthentication</w:t>
+      </w:r>
+      <w:proofErr w:type="spellEnd"/>
+      <w:r>
+        <w:rPr>
+          <w:b/>
+          <w:bCs/>
+          <w:color w:val="47D459" w:themeColor="accent3" w:themeTint="99"/>
+        </w:rPr>
+        <w:t xml:space="preserve"> Attack</w:t>
       </w:r>
     </w:p>
     <w:p>
@@ -2035,15 +2081,47 @@
           <w:color w:val="47D459" w:themeColor="accent3" w:themeTint="99"/>
         </w:rPr>
         <w:noBreakHyphen/>
-        <w:t xml:space="preserve">Fi with deauthentication frames, forcing users to disconnect repeatedly. </w:t>
-      </w:r>
-      <w:r>
-        <w:rPr>
-          <w:b/>
-          <w:bCs/>
-          <w:color w:val="47D459" w:themeColor="accent3" w:themeTint="99"/>
-        </w:rPr>
-        <w:t>Answer: Deauthentication Attack</w:t>
+        <w:t xml:space="preserve">Fi with </w:t>
+      </w:r>
+      <w:proofErr w:type="spellStart"/>
+      <w:r>
+        <w:rPr>
+          <w:color w:val="47D459" w:themeColor="accent3" w:themeTint="99"/>
+        </w:rPr>
+        <w:t>deauthentication</w:t>
+      </w:r>
+      <w:proofErr w:type="spellEnd"/>
+      <w:r>
+        <w:rPr>
+          <w:color w:val="47D459" w:themeColor="accent3" w:themeTint="99"/>
+        </w:rPr>
+        <w:t xml:space="preserve"> frames, forcing users to disconnect repeatedly. </w:t>
+      </w:r>
+      <w:r>
+        <w:rPr>
+          <w:b/>
+          <w:bCs/>
+          <w:color w:val="47D459" w:themeColor="accent3" w:themeTint="99"/>
+        </w:rPr>
+        <w:t xml:space="preserve">Answer: </w:t>
+      </w:r>
+      <w:proofErr w:type="spellStart"/>
+      <w:r>
+        <w:rPr>
+          <w:b/>
+          <w:bCs/>
+          <w:color w:val="47D459" w:themeColor="accent3" w:themeTint="99"/>
+        </w:rPr>
+        <w:t>Deauthentication</w:t>
+      </w:r>
+      <w:proofErr w:type="spellEnd"/>
+      <w:r>
+        <w:rPr>
+          <w:b/>
+          <w:bCs/>
+          <w:color w:val="47D459" w:themeColor="accent3" w:themeTint="99"/>
+        </w:rPr>
+        <w:t xml:space="preserve"> Attack</w:t>
       </w:r>
     </w:p>
     <w:p>
@@ -2169,29 +2247,43 @@
       </w:r>
     </w:p>
     <w:p>
-      <w:r>
-        <w:rPr>
-          <w:rFonts w:ascii="Segoe UI Emoji" w:hAnsi="Segoe UI Emoji" w:cs="Segoe UI Emoji"/>
-        </w:rPr>
-        <w:t>⭐</w:t>
-      </w:r>
-      <w:r>
+      <w:pPr>
+        <w:rPr>
+          <w:color w:val="47D459" w:themeColor="accent3" w:themeTint="99"/>
+        </w:rPr>
+      </w:pPr>
+      <w:r>
+        <w:rPr>
+          <w:rFonts w:ascii="Segoe UI Emoji" w:hAnsi="Segoe UI Emoji" w:cs="Segoe UI Emoji"/>
+          <w:color w:val="47D459" w:themeColor="accent3" w:themeTint="99"/>
+        </w:rPr>
+        <w:t>⭐</w:t>
+      </w:r>
+      <w:r>
+        <w:rPr>
+          <w:color w:val="47D459" w:themeColor="accent3" w:themeTint="99"/>
+        </w:rPr>
         <w:t xml:space="preserve"> </w:t>
       </w:r>
       <w:r>
         <w:rPr>
           <w:b/>
           <w:bCs/>
+          <w:color w:val="47D459" w:themeColor="accent3" w:themeTint="99"/>
         </w:rPr>
         <w:t>Q14</w:t>
       </w:r>
       <w:r>
+        <w:rPr>
+          <w:color w:val="47D459" w:themeColor="accent3" w:themeTint="99"/>
+        </w:rPr>
         <w:t xml:space="preserve"> A hacker spoofs the MAC address of a legitimate device to gain access to a restricted network. </w:t>
       </w:r>
       <w:r>
         <w:rPr>
           <w:b/>
           <w:bCs/>
+          <w:color w:val="47D459" w:themeColor="accent3" w:themeTint="99"/>
         </w:rPr>
         <w:t>Answer: MAC Spoofing</w:t>
       </w:r>
@@ -2447,7 +2539,15 @@
         <w:t>Q1</w:t>
       </w:r>
       <w:r>
-        <w:t xml:space="preserve"> A firewall monitors active connections and allows return traffic only if it matches an existing session. </w:t>
+        <w:t xml:space="preserve"> A firewall monitors active connections and allows </w:t>
+      </w:r>
+      <w:proofErr w:type="gramStart"/>
+      <w:r>
+        <w:t>return traffic</w:t>
+      </w:r>
+      <w:proofErr w:type="gramEnd"/>
+      <w:r>
+        <w:t xml:space="preserve"> only if it matches an existing session. </w:t>
       </w:r>
       <w:r>
         <w:rPr>
@@ -2699,6 +2799,7 @@
           <w:bCs/>
         </w:rPr>
       </w:pPr>
+      <w:proofErr w:type="gramStart"/>
       <w:r>
         <w:rPr>
           <w:b/>
@@ -2712,7 +2813,15 @@
           <w:bCs/>
         </w:rPr>
         <w:noBreakHyphen/>
-        <w:t>7 — CIA, AAA, Control Types</w:t>
+        <w:t>7 —</w:t>
+      </w:r>
+      <w:proofErr w:type="gramEnd"/>
+      <w:r>
+        <w:rPr>
+          <w:b/>
+          <w:bCs/>
+        </w:rPr>
+        <w:t xml:space="preserve"> CIA, AAA, Control Types</w:t>
       </w:r>
     </w:p>
     <w:p>
@@ -3860,7 +3969,39 @@
           <w:b/>
           <w:bCs/>
         </w:rPr>
-        <w:t xml:space="preserve"> Q4 A user signs a document digitally to prove authorship. Answer: Digital Signature</w:t>
+        <w:t xml:space="preserve"> Q4 A </w:t>
+      </w:r>
+      <w:proofErr w:type="gramStart"/>
+      <w:r>
+        <w:rPr>
+          <w:b/>
+          <w:bCs/>
+        </w:rPr>
+        <w:t>user</w:t>
+      </w:r>
+      <w:proofErr w:type="gramEnd"/>
+      <w:r>
+        <w:rPr>
+          <w:b/>
+          <w:bCs/>
+        </w:rPr>
+        <w:t xml:space="preserve"> </w:t>
+      </w:r>
+      <w:proofErr w:type="gramStart"/>
+      <w:r>
+        <w:rPr>
+          <w:b/>
+          <w:bCs/>
+        </w:rPr>
+        <w:t>signs</w:t>
+      </w:r>
+      <w:proofErr w:type="gramEnd"/>
+      <w:r>
+        <w:rPr>
+          <w:b/>
+          <w:bCs/>
+        </w:rPr>
+        <w:t xml:space="preserve"> a document digitally to prove authorship. Answer: Digital Signature</w:t>
       </w:r>
     </w:p>
     <w:p>

--- a/Week 1/sheets/week 1.docx
+++ b/Week 1/sheets/week 1.docx
@@ -350,21 +350,7 @@
         <w:rPr>
           <w:color w:val="47D459" w:themeColor="accent3" w:themeTint="99"/>
         </w:rPr>
-        <w:t xml:space="preserve"> A system uploads and downloads files using an unencrypted file transfer protocol. Credentials are sent in </w:t>
-      </w:r>
-      <w:proofErr w:type="gramStart"/>
-      <w:r>
-        <w:rPr>
-          <w:color w:val="47D459" w:themeColor="accent3" w:themeTint="99"/>
-        </w:rPr>
-        <w:t>cleartext</w:t>
-      </w:r>
-      <w:proofErr w:type="gramEnd"/>
-      <w:r>
-        <w:rPr>
-          <w:color w:val="47D459" w:themeColor="accent3" w:themeTint="99"/>
-        </w:rPr>
-        <w:t xml:space="preserve">. </w:t>
+        <w:t xml:space="preserve"> A system uploads and downloads files using an unencrypted file transfer protocol. Credentials are sent in cleartext. </w:t>
       </w:r>
       <w:r>
         <w:rPr>
@@ -1408,47 +1394,15 @@
           <w:color w:val="47D459" w:themeColor="accent3" w:themeTint="99"/>
         </w:rPr>
         <w:noBreakHyphen/>
-        <w:t xml:space="preserve">Fi due to a flood of forged </w:t>
-      </w:r>
-      <w:proofErr w:type="spellStart"/>
-      <w:r>
-        <w:rPr>
-          <w:color w:val="47D459" w:themeColor="accent3" w:themeTint="99"/>
-        </w:rPr>
-        <w:t>deauthentication</w:t>
-      </w:r>
-      <w:proofErr w:type="spellEnd"/>
-      <w:r>
-        <w:rPr>
-          <w:color w:val="47D459" w:themeColor="accent3" w:themeTint="99"/>
-        </w:rPr>
-        <w:t xml:space="preserve"> frames. </w:t>
-      </w:r>
-      <w:r>
-        <w:rPr>
-          <w:b/>
-          <w:bCs/>
-          <w:color w:val="47D459" w:themeColor="accent3" w:themeTint="99"/>
-        </w:rPr>
-        <w:t xml:space="preserve">Answer: </w:t>
-      </w:r>
-      <w:proofErr w:type="spellStart"/>
-      <w:r>
-        <w:rPr>
-          <w:b/>
-          <w:bCs/>
-          <w:color w:val="47D459" w:themeColor="accent3" w:themeTint="99"/>
-        </w:rPr>
-        <w:t>Deauthentication</w:t>
-      </w:r>
-      <w:proofErr w:type="spellEnd"/>
-      <w:r>
-        <w:rPr>
-          <w:b/>
-          <w:bCs/>
-          <w:color w:val="47D459" w:themeColor="accent3" w:themeTint="99"/>
-        </w:rPr>
-        <w:t xml:space="preserve"> Attack</w:t>
+        <w:t xml:space="preserve">Fi due to a flood of forged deauthentication frames. </w:t>
+      </w:r>
+      <w:r>
+        <w:rPr>
+          <w:b/>
+          <w:bCs/>
+          <w:color w:val="47D459" w:themeColor="accent3" w:themeTint="99"/>
+        </w:rPr>
+        <w:t>Answer: Deauthentication Attack</w:t>
       </w:r>
     </w:p>
     <w:p>
@@ -2081,47 +2035,15 @@
           <w:color w:val="47D459" w:themeColor="accent3" w:themeTint="99"/>
         </w:rPr>
         <w:noBreakHyphen/>
-        <w:t xml:space="preserve">Fi with </w:t>
-      </w:r>
-      <w:proofErr w:type="spellStart"/>
-      <w:r>
-        <w:rPr>
-          <w:color w:val="47D459" w:themeColor="accent3" w:themeTint="99"/>
-        </w:rPr>
-        <w:t>deauthentication</w:t>
-      </w:r>
-      <w:proofErr w:type="spellEnd"/>
-      <w:r>
-        <w:rPr>
-          <w:color w:val="47D459" w:themeColor="accent3" w:themeTint="99"/>
-        </w:rPr>
-        <w:t xml:space="preserve"> frames, forcing users to disconnect repeatedly. </w:t>
-      </w:r>
-      <w:r>
-        <w:rPr>
-          <w:b/>
-          <w:bCs/>
-          <w:color w:val="47D459" w:themeColor="accent3" w:themeTint="99"/>
-        </w:rPr>
-        <w:t xml:space="preserve">Answer: </w:t>
-      </w:r>
-      <w:proofErr w:type="spellStart"/>
-      <w:r>
-        <w:rPr>
-          <w:b/>
-          <w:bCs/>
-          <w:color w:val="47D459" w:themeColor="accent3" w:themeTint="99"/>
-        </w:rPr>
-        <w:t>Deauthentication</w:t>
-      </w:r>
-      <w:proofErr w:type="spellEnd"/>
-      <w:r>
-        <w:rPr>
-          <w:b/>
-          <w:bCs/>
-          <w:color w:val="47D459" w:themeColor="accent3" w:themeTint="99"/>
-        </w:rPr>
-        <w:t xml:space="preserve"> Attack</w:t>
+        <w:t xml:space="preserve">Fi with deauthentication frames, forcing users to disconnect repeatedly. </w:t>
+      </w:r>
+      <w:r>
+        <w:rPr>
+          <w:b/>
+          <w:bCs/>
+          <w:color w:val="47D459" w:themeColor="accent3" w:themeTint="99"/>
+        </w:rPr>
+        <w:t>Answer: Deauthentication Attack</w:t>
       </w:r>
     </w:p>
     <w:p>
@@ -2289,29 +2211,43 @@
       </w:r>
     </w:p>
     <w:p>
-      <w:r>
-        <w:rPr>
-          <w:rFonts w:ascii="Segoe UI Emoji" w:hAnsi="Segoe UI Emoji" w:cs="Segoe UI Emoji"/>
-        </w:rPr>
-        <w:t>⭐</w:t>
-      </w:r>
-      <w:r>
+      <w:pPr>
+        <w:rPr>
+          <w:color w:val="47D459" w:themeColor="accent3" w:themeTint="99"/>
+        </w:rPr>
+      </w:pPr>
+      <w:r>
+        <w:rPr>
+          <w:rFonts w:ascii="Segoe UI Emoji" w:hAnsi="Segoe UI Emoji" w:cs="Segoe UI Emoji"/>
+          <w:color w:val="47D459" w:themeColor="accent3" w:themeTint="99"/>
+        </w:rPr>
+        <w:t>⭐</w:t>
+      </w:r>
+      <w:r>
+        <w:rPr>
+          <w:color w:val="47D459" w:themeColor="accent3" w:themeTint="99"/>
+        </w:rPr>
         <w:t xml:space="preserve"> </w:t>
       </w:r>
       <w:r>
         <w:rPr>
           <w:b/>
           <w:bCs/>
+          <w:color w:val="47D459" w:themeColor="accent3" w:themeTint="99"/>
         </w:rPr>
         <w:t>Q15</w:t>
       </w:r>
       <w:r>
+        <w:rPr>
+          <w:color w:val="47D459" w:themeColor="accent3" w:themeTint="99"/>
+        </w:rPr>
         <w:t xml:space="preserve"> A victim’s browser is redirected to a malicious site even though the URL typed is correct. </w:t>
       </w:r>
       <w:r>
         <w:rPr>
           <w:b/>
           <w:bCs/>
+          <w:color w:val="47D459" w:themeColor="accent3" w:themeTint="99"/>
         </w:rPr>
         <w:t>Answer: DNS Poisoning</w:t>
       </w:r>
@@ -2539,15 +2475,7 @@
         <w:t>Q1</w:t>
       </w:r>
       <w:r>
-        <w:t xml:space="preserve"> A firewall monitors active connections and allows </w:t>
-      </w:r>
-      <w:proofErr w:type="gramStart"/>
-      <w:r>
-        <w:t>return traffic</w:t>
-      </w:r>
-      <w:proofErr w:type="gramEnd"/>
-      <w:r>
-        <w:t xml:space="preserve"> only if it matches an existing session. </w:t>
+        <w:t xml:space="preserve"> A firewall monitors active connections and allows return traffic only if it matches an existing session. </w:t>
       </w:r>
       <w:r>
         <w:rPr>
@@ -2799,7 +2727,6 @@
           <w:bCs/>
         </w:rPr>
       </w:pPr>
-      <w:proofErr w:type="gramStart"/>
       <w:r>
         <w:rPr>
           <w:b/>
@@ -2813,15 +2740,7 @@
           <w:bCs/>
         </w:rPr>
         <w:noBreakHyphen/>
-        <w:t>7 —</w:t>
-      </w:r>
-      <w:proofErr w:type="gramEnd"/>
-      <w:r>
-        <w:rPr>
-          <w:b/>
-          <w:bCs/>
-        </w:rPr>
-        <w:t xml:space="preserve"> CIA, AAA, Control Types</w:t>
+        <w:t>7 — CIA, AAA, Control Types</w:t>
       </w:r>
     </w:p>
     <w:p>
@@ -3969,39 +3888,7 @@
           <w:b/>
           <w:bCs/>
         </w:rPr>
-        <w:t xml:space="preserve"> Q4 A </w:t>
-      </w:r>
-      <w:proofErr w:type="gramStart"/>
-      <w:r>
-        <w:rPr>
-          <w:b/>
-          <w:bCs/>
-        </w:rPr>
-        <w:t>user</w:t>
-      </w:r>
-      <w:proofErr w:type="gramEnd"/>
-      <w:r>
-        <w:rPr>
-          <w:b/>
-          <w:bCs/>
-        </w:rPr>
-        <w:t xml:space="preserve"> </w:t>
-      </w:r>
-      <w:proofErr w:type="gramStart"/>
-      <w:r>
-        <w:rPr>
-          <w:b/>
-          <w:bCs/>
-        </w:rPr>
-        <w:t>signs</w:t>
-      </w:r>
-      <w:proofErr w:type="gramEnd"/>
-      <w:r>
-        <w:rPr>
-          <w:b/>
-          <w:bCs/>
-        </w:rPr>
-        <w:t xml:space="preserve"> a document digitally to prove authorship. Answer: Digital Signature</w:t>
+        <w:t xml:space="preserve"> Q4 A user signs a document digitally to prove authorship. Answer: Digital Signature</w:t>
       </w:r>
     </w:p>
     <w:p>

--- a/Week 1/sheets/week 1.docx
+++ b/Week 1/sheets/week 1.docx
@@ -350,7 +350,21 @@
         <w:rPr>
           <w:color w:val="47D459" w:themeColor="accent3" w:themeTint="99"/>
         </w:rPr>
-        <w:t xml:space="preserve"> A system uploads and downloads files using an unencrypted file transfer protocol. Credentials are sent in cleartext. </w:t>
+        <w:t xml:space="preserve"> A system uploads and downloads files using an unencrypted file transfer protocol. Credentials are sent in </w:t>
+      </w:r>
+      <w:proofErr w:type="gramStart"/>
+      <w:r>
+        <w:rPr>
+          <w:color w:val="47D459" w:themeColor="accent3" w:themeTint="99"/>
+        </w:rPr>
+        <w:t>cleartext</w:t>
+      </w:r>
+      <w:proofErr w:type="gramEnd"/>
+      <w:r>
+        <w:rPr>
+          <w:color w:val="47D459" w:themeColor="accent3" w:themeTint="99"/>
+        </w:rPr>
+        <w:t xml:space="preserve">. </w:t>
       </w:r>
       <w:r>
         <w:rPr>
@@ -1394,15 +1408,47 @@
           <w:color w:val="47D459" w:themeColor="accent3" w:themeTint="99"/>
         </w:rPr>
         <w:noBreakHyphen/>
-        <w:t xml:space="preserve">Fi due to a flood of forged deauthentication frames. </w:t>
-      </w:r>
-      <w:r>
-        <w:rPr>
-          <w:b/>
-          <w:bCs/>
-          <w:color w:val="47D459" w:themeColor="accent3" w:themeTint="99"/>
-        </w:rPr>
-        <w:t>Answer: Deauthentication Attack</w:t>
+        <w:t xml:space="preserve">Fi due to a flood of forged </w:t>
+      </w:r>
+      <w:proofErr w:type="spellStart"/>
+      <w:r>
+        <w:rPr>
+          <w:color w:val="47D459" w:themeColor="accent3" w:themeTint="99"/>
+        </w:rPr>
+        <w:t>deauthentication</w:t>
+      </w:r>
+      <w:proofErr w:type="spellEnd"/>
+      <w:r>
+        <w:rPr>
+          <w:color w:val="47D459" w:themeColor="accent3" w:themeTint="99"/>
+        </w:rPr>
+        <w:t xml:space="preserve"> frames. </w:t>
+      </w:r>
+      <w:r>
+        <w:rPr>
+          <w:b/>
+          <w:bCs/>
+          <w:color w:val="47D459" w:themeColor="accent3" w:themeTint="99"/>
+        </w:rPr>
+        <w:t xml:space="preserve">Answer: </w:t>
+      </w:r>
+      <w:proofErr w:type="spellStart"/>
+      <w:r>
+        <w:rPr>
+          <w:b/>
+          <w:bCs/>
+          <w:color w:val="47D459" w:themeColor="accent3" w:themeTint="99"/>
+        </w:rPr>
+        <w:t>Deauthentication</w:t>
+      </w:r>
+      <w:proofErr w:type="spellEnd"/>
+      <w:r>
+        <w:rPr>
+          <w:b/>
+          <w:bCs/>
+          <w:color w:val="47D459" w:themeColor="accent3" w:themeTint="99"/>
+        </w:rPr>
+        <w:t xml:space="preserve"> Attack</w:t>
       </w:r>
     </w:p>
     <w:p>
@@ -2035,15 +2081,47 @@
           <w:color w:val="47D459" w:themeColor="accent3" w:themeTint="99"/>
         </w:rPr>
         <w:noBreakHyphen/>
-        <w:t xml:space="preserve">Fi with deauthentication frames, forcing users to disconnect repeatedly. </w:t>
-      </w:r>
-      <w:r>
-        <w:rPr>
-          <w:b/>
-          <w:bCs/>
-          <w:color w:val="47D459" w:themeColor="accent3" w:themeTint="99"/>
-        </w:rPr>
-        <w:t>Answer: Deauthentication Attack</w:t>
+        <w:t xml:space="preserve">Fi with </w:t>
+      </w:r>
+      <w:proofErr w:type="spellStart"/>
+      <w:r>
+        <w:rPr>
+          <w:color w:val="47D459" w:themeColor="accent3" w:themeTint="99"/>
+        </w:rPr>
+        <w:t>deauthentication</w:t>
+      </w:r>
+      <w:proofErr w:type="spellEnd"/>
+      <w:r>
+        <w:rPr>
+          <w:color w:val="47D459" w:themeColor="accent3" w:themeTint="99"/>
+        </w:rPr>
+        <w:t xml:space="preserve"> frames, forcing users to disconnect repeatedly. </w:t>
+      </w:r>
+      <w:r>
+        <w:rPr>
+          <w:b/>
+          <w:bCs/>
+          <w:color w:val="47D459" w:themeColor="accent3" w:themeTint="99"/>
+        </w:rPr>
+        <w:t xml:space="preserve">Answer: </w:t>
+      </w:r>
+      <w:proofErr w:type="spellStart"/>
+      <w:r>
+        <w:rPr>
+          <w:b/>
+          <w:bCs/>
+          <w:color w:val="47D459" w:themeColor="accent3" w:themeTint="99"/>
+        </w:rPr>
+        <w:t>Deauthentication</w:t>
+      </w:r>
+      <w:proofErr w:type="spellEnd"/>
+      <w:r>
+        <w:rPr>
+          <w:b/>
+          <w:bCs/>
+          <w:color w:val="47D459" w:themeColor="accent3" w:themeTint="99"/>
+        </w:rPr>
+        <w:t xml:space="preserve"> Attack</w:t>
       </w:r>
     </w:p>
     <w:p>
@@ -2349,43 +2427,29 @@
       </w:r>
     </w:p>
     <w:p>
-      <w:pPr>
-        <w:rPr>
-          <w:color w:val="84E290" w:themeColor="accent3" w:themeTint="66"/>
-        </w:rPr>
-      </w:pPr>
-      <w:r>
-        <w:rPr>
-          <w:rFonts w:ascii="Segoe UI Emoji" w:hAnsi="Segoe UI Emoji" w:cs="Segoe UI Emoji"/>
-          <w:color w:val="84E290" w:themeColor="accent3" w:themeTint="66"/>
-        </w:rPr>
-        <w:t>⭐</w:t>
-      </w:r>
-      <w:r>
-        <w:rPr>
-          <w:color w:val="84E290" w:themeColor="accent3" w:themeTint="66"/>
-        </w:rPr>
+      <w:r>
+        <w:rPr>
+          <w:rFonts w:ascii="Segoe UI Emoji" w:hAnsi="Segoe UI Emoji" w:cs="Segoe UI Emoji"/>
+        </w:rPr>
+        <w:t>⭐</w:t>
+      </w:r>
+      <w:r>
         <w:t xml:space="preserve"> </w:t>
       </w:r>
       <w:r>
         <w:rPr>
           <w:b/>
           <w:bCs/>
-          <w:color w:val="84E290" w:themeColor="accent3" w:themeTint="66"/>
         </w:rPr>
         <w:t>Q19</w:t>
       </w:r>
       <w:r>
-        <w:rPr>
-          <w:color w:val="84E290" w:themeColor="accent3" w:themeTint="66"/>
-        </w:rPr>
         <w:t xml:space="preserve"> A hacker modifies packets in transit during an online transaction. </w:t>
       </w:r>
       <w:r>
         <w:rPr>
           <w:b/>
           <w:bCs/>
-          <w:color w:val="84E290" w:themeColor="accent3" w:themeTint="66"/>
         </w:rPr>
         <w:t>Answer: MITM (Active)</w:t>
       </w:r>
@@ -2475,7 +2539,15 @@
         <w:t>Q1</w:t>
       </w:r>
       <w:r>
-        <w:t xml:space="preserve"> A firewall monitors active connections and allows return traffic only if it matches an existing session. </w:t>
+        <w:t xml:space="preserve"> A firewall monitors active connections and allows </w:t>
+      </w:r>
+      <w:proofErr w:type="gramStart"/>
+      <w:r>
+        <w:t>return traffic</w:t>
+      </w:r>
+      <w:proofErr w:type="gramEnd"/>
+      <w:r>
+        <w:t xml:space="preserve"> only if it matches an existing session. </w:t>
       </w:r>
       <w:r>
         <w:rPr>
@@ -2727,6 +2799,7 @@
           <w:bCs/>
         </w:rPr>
       </w:pPr>
+      <w:proofErr w:type="gramStart"/>
       <w:r>
         <w:rPr>
           <w:b/>
@@ -2740,7 +2813,15 @@
           <w:bCs/>
         </w:rPr>
         <w:noBreakHyphen/>
-        <w:t>7 — CIA, AAA, Control Types</w:t>
+        <w:t>7 —</w:t>
+      </w:r>
+      <w:proofErr w:type="gramEnd"/>
+      <w:r>
+        <w:rPr>
+          <w:b/>
+          <w:bCs/>
+        </w:rPr>
+        <w:t xml:space="preserve"> CIA, AAA, Control Types</w:t>
       </w:r>
     </w:p>
     <w:p>
@@ -3888,7 +3969,39 @@
           <w:b/>
           <w:bCs/>
         </w:rPr>
-        <w:t xml:space="preserve"> Q4 A user signs a document digitally to prove authorship. Answer: Digital Signature</w:t>
+        <w:t xml:space="preserve"> Q4 A </w:t>
+      </w:r>
+      <w:proofErr w:type="gramStart"/>
+      <w:r>
+        <w:rPr>
+          <w:b/>
+          <w:bCs/>
+        </w:rPr>
+        <w:t>user</w:t>
+      </w:r>
+      <w:proofErr w:type="gramEnd"/>
+      <w:r>
+        <w:rPr>
+          <w:b/>
+          <w:bCs/>
+        </w:rPr>
+        <w:t xml:space="preserve"> </w:t>
+      </w:r>
+      <w:proofErr w:type="gramStart"/>
+      <w:r>
+        <w:rPr>
+          <w:b/>
+          <w:bCs/>
+        </w:rPr>
+        <w:t>signs</w:t>
+      </w:r>
+      <w:proofErr w:type="gramEnd"/>
+      <w:r>
+        <w:rPr>
+          <w:b/>
+          <w:bCs/>
+        </w:rPr>
+        <w:t xml:space="preserve"> a document digitally to prove authorship. Answer: Digital Signature</w:t>
       </w:r>
     </w:p>
     <w:p>

--- a/Week 1/sheets/week 1.docx
+++ b/Week 1/sheets/week 1.docx
@@ -2331,29 +2331,43 @@
       </w:r>
     </w:p>
     <w:p>
-      <w:r>
-        <w:rPr>
-          <w:rFonts w:ascii="Segoe UI Emoji" w:hAnsi="Segoe UI Emoji" w:cs="Segoe UI Emoji"/>
-        </w:rPr>
-        <w:t>⭐</w:t>
-      </w:r>
-      <w:r>
+      <w:pPr>
+        <w:rPr>
+          <w:color w:val="84E290" w:themeColor="accent3" w:themeTint="66"/>
+        </w:rPr>
+      </w:pPr>
+      <w:r>
+        <w:rPr>
+          <w:rFonts w:ascii="Segoe UI Emoji" w:hAnsi="Segoe UI Emoji" w:cs="Segoe UI Emoji"/>
+          <w:color w:val="84E290" w:themeColor="accent3" w:themeTint="66"/>
+        </w:rPr>
+        <w:t>⭐</w:t>
+      </w:r>
+      <w:r>
+        <w:rPr>
+          <w:color w:val="84E290" w:themeColor="accent3" w:themeTint="66"/>
+        </w:rPr>
         <w:t xml:space="preserve"> </w:t>
       </w:r>
       <w:r>
         <w:rPr>
           <w:b/>
           <w:bCs/>
+          <w:color w:val="84E290" w:themeColor="accent3" w:themeTint="66"/>
         </w:rPr>
         <w:t>Q16</w:t>
       </w:r>
       <w:r>
+        <w:rPr>
+          <w:color w:val="84E290" w:themeColor="accent3" w:themeTint="66"/>
+        </w:rPr>
         <w:t xml:space="preserve"> A switch’s CAM table is full, causing it to broadcast all traffic. </w:t>
       </w:r>
       <w:r>
         <w:rPr>
           <w:b/>
           <w:bCs/>
+          <w:color w:val="84E290" w:themeColor="accent3" w:themeTint="66"/>
         </w:rPr>
         <w:t>Answer: MAC Flooding</w:t>
       </w:r>

--- a/Week 1/sheets/week 1.docx
+++ b/Week 1/sheets/week 1.docx
@@ -1835,28 +1835,44 @@
       <w:r>
         <w:rPr>
           <w:rFonts w:ascii="Segoe UI Emoji" w:hAnsi="Segoe UI Emoji" w:cs="Segoe UI Emoji"/>
-        </w:rPr>
-        <w:t>⭐</w:t>
-      </w:r>
-      <w:r>
+          <w:color w:val="84E290" w:themeColor="accent3" w:themeTint="66"/>
+        </w:rPr>
+        <w:t>⭐</w:t>
+      </w:r>
+      <w:r>
+        <w:rPr>
+          <w:color w:val="84E290" w:themeColor="accent3" w:themeTint="66"/>
+        </w:rPr>
         <w:t xml:space="preserve"> </w:t>
       </w:r>
       <w:r>
         <w:rPr>
           <w:b/>
           <w:bCs/>
+          <w:color w:val="84E290" w:themeColor="accent3" w:themeTint="66"/>
         </w:rPr>
         <w:t>Q5</w:t>
       </w:r>
       <w:r>
+        <w:rPr>
+          <w:color w:val="84E290" w:themeColor="accent3" w:themeTint="66"/>
+        </w:rPr>
         <w:t xml:space="preserve"> A user reports unauthorized banking transfers. Logs reveal that traffic was intercepted and modified while traveling between the user and the server. </w:t>
       </w:r>
       <w:r>
         <w:rPr>
           <w:b/>
           <w:bCs/>
-        </w:rPr>
-        <w:t>Answer: MITM (</w:t>
+          <w:color w:val="84E290" w:themeColor="accent3" w:themeTint="66"/>
+        </w:rPr>
+        <w:t xml:space="preserve">Answer: MITM </w:t>
+      </w:r>
+      <w:r>
+        <w:rPr>
+          <w:b/>
+          <w:bCs/>
+        </w:rPr>
+        <w:t>(</w:t>
       </w:r>
       <w:r>
         <w:rPr>

--- a/Week 1/sheets/week 1.docx
+++ b/Week 1/sheets/week 1.docx
@@ -350,21 +350,7 @@
         <w:rPr>
           <w:color w:val="47D459" w:themeColor="accent3" w:themeTint="99"/>
         </w:rPr>
-        <w:t xml:space="preserve"> A system uploads and downloads files using an unencrypted file transfer protocol. Credentials are sent in </w:t>
-      </w:r>
-      <w:proofErr w:type="gramStart"/>
-      <w:r>
-        <w:rPr>
-          <w:color w:val="47D459" w:themeColor="accent3" w:themeTint="99"/>
-        </w:rPr>
-        <w:t>cleartext</w:t>
-      </w:r>
-      <w:proofErr w:type="gramEnd"/>
-      <w:r>
-        <w:rPr>
-          <w:color w:val="47D459" w:themeColor="accent3" w:themeTint="99"/>
-        </w:rPr>
-        <w:t xml:space="preserve">. </w:t>
+        <w:t xml:space="preserve"> A system uploads and downloads files using an unencrypted file transfer protocol. Credentials are sent in cleartext. </w:t>
       </w:r>
       <w:r>
         <w:rPr>
@@ -1408,47 +1394,15 @@
           <w:color w:val="47D459" w:themeColor="accent3" w:themeTint="99"/>
         </w:rPr>
         <w:noBreakHyphen/>
-        <w:t xml:space="preserve">Fi due to a flood of forged </w:t>
-      </w:r>
-      <w:proofErr w:type="spellStart"/>
-      <w:r>
-        <w:rPr>
-          <w:color w:val="47D459" w:themeColor="accent3" w:themeTint="99"/>
-        </w:rPr>
-        <w:t>deauthentication</w:t>
-      </w:r>
-      <w:proofErr w:type="spellEnd"/>
-      <w:r>
-        <w:rPr>
-          <w:color w:val="47D459" w:themeColor="accent3" w:themeTint="99"/>
-        </w:rPr>
-        <w:t xml:space="preserve"> frames. </w:t>
-      </w:r>
-      <w:r>
-        <w:rPr>
-          <w:b/>
-          <w:bCs/>
-          <w:color w:val="47D459" w:themeColor="accent3" w:themeTint="99"/>
-        </w:rPr>
-        <w:t xml:space="preserve">Answer: </w:t>
-      </w:r>
-      <w:proofErr w:type="spellStart"/>
-      <w:r>
-        <w:rPr>
-          <w:b/>
-          <w:bCs/>
-          <w:color w:val="47D459" w:themeColor="accent3" w:themeTint="99"/>
-        </w:rPr>
-        <w:t>Deauthentication</w:t>
-      </w:r>
-      <w:proofErr w:type="spellEnd"/>
-      <w:r>
-        <w:rPr>
-          <w:b/>
-          <w:bCs/>
-          <w:color w:val="47D459" w:themeColor="accent3" w:themeTint="99"/>
-        </w:rPr>
-        <w:t xml:space="preserve"> Attack</w:t>
+        <w:t xml:space="preserve">Fi due to a flood of forged deauthentication frames. </w:t>
+      </w:r>
+      <w:r>
+        <w:rPr>
+          <w:b/>
+          <w:bCs/>
+          <w:color w:val="47D459" w:themeColor="accent3" w:themeTint="99"/>
+        </w:rPr>
+        <w:t>Answer: Deauthentication Attack</w:t>
       </w:r>
     </w:p>
     <w:p>
@@ -1955,91 +1909,126 @@
     <w:p>
       <w:pPr>
         <w:rPr>
+          <w:color w:val="47D459" w:themeColor="accent3" w:themeTint="99"/>
+        </w:rPr>
+      </w:pPr>
+      <w:r>
+        <w:rPr>
+          <w:rFonts w:ascii="Segoe UI Emoji" w:hAnsi="Segoe UI Emoji" w:cs="Segoe UI Emoji"/>
+          <w:color w:val="47D459" w:themeColor="accent3" w:themeTint="99"/>
+        </w:rPr>
+        <w:t>⭐</w:t>
+      </w:r>
+      <w:r>
+        <w:rPr>
+          <w:color w:val="47D459" w:themeColor="accent3" w:themeTint="99"/>
+        </w:rPr>
+        <w:t xml:space="preserve"> </w:t>
+      </w:r>
+      <w:r>
+        <w:rPr>
+          <w:b/>
+          <w:bCs/>
+          <w:color w:val="47D459" w:themeColor="accent3" w:themeTint="99"/>
+        </w:rPr>
+        <w:t>Q7</w:t>
+      </w:r>
+      <w:r>
+        <w:rPr>
+          <w:color w:val="47D459" w:themeColor="accent3" w:themeTint="99"/>
+        </w:rPr>
+        <w:t xml:space="preserve"> A web server becomes unreachable. Monitoring tools show millions of requests per second from multiple global IP addresses. </w:t>
+      </w:r>
+      <w:r>
+        <w:rPr>
+          <w:b/>
+          <w:bCs/>
+          <w:color w:val="47D459" w:themeColor="accent3" w:themeTint="99"/>
+        </w:rPr>
+        <w:t>Answer: DDoS Attack</w:t>
+      </w:r>
+    </w:p>
+    <w:p>
+      <w:pPr>
+        <w:rPr>
           <w:color w:val="84E290" w:themeColor="accent3" w:themeTint="66"/>
         </w:rPr>
       </w:pPr>
       <w:r>
         <w:rPr>
           <w:rFonts w:ascii="Segoe UI Emoji" w:hAnsi="Segoe UI Emoji" w:cs="Segoe UI Emoji"/>
-        </w:rPr>
-        <w:t>⭐</w:t>
-      </w:r>
-      <w:r>
+          <w:color w:val="84E290" w:themeColor="accent3" w:themeTint="66"/>
+        </w:rPr>
+        <w:t>⭐</w:t>
+      </w:r>
+      <w:r>
+        <w:rPr>
+          <w:color w:val="84E290" w:themeColor="accent3" w:themeTint="66"/>
+        </w:rPr>
         <w:t xml:space="preserve"> </w:t>
       </w:r>
       <w:r>
         <w:rPr>
           <w:b/>
           <w:bCs/>
-        </w:rPr>
-        <w:t>Q7</w:t>
-      </w:r>
-      <w:r>
-        <w:t xml:space="preserve"> A web server becomes unreachable. Monitoring tools show millions of requests per </w:t>
-      </w:r>
-      <w:r>
-        <w:rPr>
           <w:color w:val="84E290" w:themeColor="accent3" w:themeTint="66"/>
         </w:rPr>
-        <w:t xml:space="preserve">second from multiple global IP addresses. </w:t>
-      </w:r>
-      <w:r>
-        <w:rPr>
-          <w:b/>
-          <w:bCs/>
+        <w:t>Q8</w:t>
+      </w:r>
+      <w:r>
+        <w:rPr>
           <w:color w:val="84E290" w:themeColor="accent3" w:themeTint="66"/>
         </w:rPr>
-        <w:t>Answer: DDoS Attack</w:t>
-      </w:r>
-    </w:p>
-    <w:p>
-      <w:pPr>
-        <w:rPr>
+        <w:t xml:space="preserve"> An attacker uses a stolen session ID to access a user’s account without credentials. </w:t>
+      </w:r>
+      <w:r>
+        <w:rPr>
+          <w:b/>
+          <w:bCs/>
           <w:color w:val="84E290" w:themeColor="accent3" w:themeTint="66"/>
         </w:rPr>
-      </w:pPr>
-      <w:r>
-        <w:rPr>
-          <w:rFonts w:ascii="Segoe UI Emoji" w:hAnsi="Segoe UI Emoji" w:cs="Segoe UI Emoji"/>
-          <w:color w:val="84E290" w:themeColor="accent3" w:themeTint="66"/>
-        </w:rPr>
-        <w:t>⭐</w:t>
-      </w:r>
-      <w:r>
-        <w:rPr>
-          <w:color w:val="84E290" w:themeColor="accent3" w:themeTint="66"/>
-        </w:rPr>
+        <w:t>Answer: Session Hijacking</w:t>
+      </w:r>
+    </w:p>
+    <w:p>
+      <w:r>
+        <w:rPr>
+          <w:rFonts w:ascii="Segoe UI Emoji" w:hAnsi="Segoe UI Emoji" w:cs="Segoe UI Emoji"/>
+        </w:rPr>
+        <w:lastRenderedPageBreak/>
+        <w:t>⭐</w:t>
+      </w:r>
+      <w:r>
         <w:t xml:space="preserve"> </w:t>
       </w:r>
       <w:r>
         <w:rPr>
           <w:b/>
           <w:bCs/>
-          <w:color w:val="84E290" w:themeColor="accent3" w:themeTint="66"/>
-        </w:rPr>
-        <w:t>Q8</w:t>
-      </w:r>
-      <w:r>
-        <w:rPr>
-          <w:color w:val="84E290" w:themeColor="accent3" w:themeTint="66"/>
-        </w:rPr>
-        <w:t xml:space="preserve"> An attacker uses a stolen session ID to access a user’s account without credentials. </w:t>
-      </w:r>
-      <w:r>
-        <w:rPr>
-          <w:b/>
-          <w:bCs/>
-          <w:color w:val="84E290" w:themeColor="accent3" w:themeTint="66"/>
-        </w:rPr>
-        <w:t>Answer: Session Hijacking</w:t>
-      </w:r>
-    </w:p>
-    <w:p>
-      <w:r>
-        <w:rPr>
-          <w:rFonts w:ascii="Segoe UI Emoji" w:hAnsi="Segoe UI Emoji" w:cs="Segoe UI Emoji"/>
-        </w:rPr>
-        <w:lastRenderedPageBreak/>
+          <w:color w:val="47D459" w:themeColor="accent3" w:themeTint="99"/>
+        </w:rPr>
+        <w:t>Q9</w:t>
+      </w:r>
+      <w:r>
+        <w:rPr>
+          <w:color w:val="47D459" w:themeColor="accent3" w:themeTint="99"/>
+        </w:rPr>
+        <w:t xml:space="preserve"> A malicious actor sends emails pretending to be HR to trick employees into clicking a link. </w:t>
+      </w:r>
+      <w:r>
+        <w:rPr>
+          <w:b/>
+          <w:bCs/>
+          <w:color w:val="47D459" w:themeColor="accent3" w:themeTint="99"/>
+        </w:rPr>
+        <w:t>Answer: Email Spoofing / Phishing</w:t>
+      </w:r>
+    </w:p>
+    <w:p>
+      <w:r>
+        <w:rPr>
+          <w:rFonts w:ascii="Segoe UI Emoji" w:hAnsi="Segoe UI Emoji" w:cs="Segoe UI Emoji"/>
+        </w:rPr>
         <w:t>⭐</w:t>
       </w:r>
       <w:r>
@@ -2051,39 +2040,6 @@
           <w:bCs/>
           <w:color w:val="47D459" w:themeColor="accent3" w:themeTint="99"/>
         </w:rPr>
-        <w:t>Q9</w:t>
-      </w:r>
-      <w:r>
-        <w:rPr>
-          <w:color w:val="47D459" w:themeColor="accent3" w:themeTint="99"/>
-        </w:rPr>
-        <w:t xml:space="preserve"> A malicious actor sends emails pretending to be HR to trick employees into clicking a link. </w:t>
-      </w:r>
-      <w:r>
-        <w:rPr>
-          <w:b/>
-          <w:bCs/>
-          <w:color w:val="47D459" w:themeColor="accent3" w:themeTint="99"/>
-        </w:rPr>
-        <w:t>Answer: Email Spoofing / Phishing</w:t>
-      </w:r>
-    </w:p>
-    <w:p>
-      <w:r>
-        <w:rPr>
-          <w:rFonts w:ascii="Segoe UI Emoji" w:hAnsi="Segoe UI Emoji" w:cs="Segoe UI Emoji"/>
-        </w:rPr>
-        <w:t>⭐</w:t>
-      </w:r>
-      <w:r>
-        <w:t xml:space="preserve"> </w:t>
-      </w:r>
-      <w:r>
-        <w:rPr>
-          <w:b/>
-          <w:bCs/>
-          <w:color w:val="47D459" w:themeColor="accent3" w:themeTint="99"/>
-        </w:rPr>
         <w:t>Q10</w:t>
       </w:r>
       <w:r>
@@ -2097,47 +2053,15 @@
           <w:color w:val="47D459" w:themeColor="accent3" w:themeTint="99"/>
         </w:rPr>
         <w:noBreakHyphen/>
-        <w:t xml:space="preserve">Fi with </w:t>
-      </w:r>
-      <w:proofErr w:type="spellStart"/>
-      <w:r>
-        <w:rPr>
-          <w:color w:val="47D459" w:themeColor="accent3" w:themeTint="99"/>
-        </w:rPr>
-        <w:t>deauthentication</w:t>
-      </w:r>
-      <w:proofErr w:type="spellEnd"/>
-      <w:r>
-        <w:rPr>
-          <w:color w:val="47D459" w:themeColor="accent3" w:themeTint="99"/>
-        </w:rPr>
-        <w:t xml:space="preserve"> frames, forcing users to disconnect repeatedly. </w:t>
-      </w:r>
-      <w:r>
-        <w:rPr>
-          <w:b/>
-          <w:bCs/>
-          <w:color w:val="47D459" w:themeColor="accent3" w:themeTint="99"/>
-        </w:rPr>
-        <w:t xml:space="preserve">Answer: </w:t>
-      </w:r>
-      <w:proofErr w:type="spellStart"/>
-      <w:r>
-        <w:rPr>
-          <w:b/>
-          <w:bCs/>
-          <w:color w:val="47D459" w:themeColor="accent3" w:themeTint="99"/>
-        </w:rPr>
-        <w:t>Deauthentication</w:t>
-      </w:r>
-      <w:proofErr w:type="spellEnd"/>
-      <w:r>
-        <w:rPr>
-          <w:b/>
-          <w:bCs/>
-          <w:color w:val="47D459" w:themeColor="accent3" w:themeTint="99"/>
-        </w:rPr>
-        <w:t xml:space="preserve"> Attack</w:t>
+        <w:t xml:space="preserve">Fi with deauthentication frames, forcing users to disconnect repeatedly. </w:t>
+      </w:r>
+      <w:r>
+        <w:rPr>
+          <w:b/>
+          <w:bCs/>
+          <w:color w:val="47D459" w:themeColor="accent3" w:themeTint="99"/>
+        </w:rPr>
+        <w:t>Answer: Deauthentication Attack</w:t>
       </w:r>
     </w:p>
     <w:p>
@@ -2569,15 +2493,7 @@
         <w:t>Q1</w:t>
       </w:r>
       <w:r>
-        <w:t xml:space="preserve"> A firewall monitors active connections and allows </w:t>
-      </w:r>
-      <w:proofErr w:type="gramStart"/>
-      <w:r>
-        <w:t>return traffic</w:t>
-      </w:r>
-      <w:proofErr w:type="gramEnd"/>
-      <w:r>
-        <w:t xml:space="preserve"> only if it matches an existing session. </w:t>
+        <w:t xml:space="preserve"> A firewall monitors active connections and allows return traffic only if it matches an existing session. </w:t>
       </w:r>
       <w:r>
         <w:rPr>
@@ -2829,7 +2745,6 @@
           <w:bCs/>
         </w:rPr>
       </w:pPr>
-      <w:proofErr w:type="gramStart"/>
       <w:r>
         <w:rPr>
           <w:b/>
@@ -2843,15 +2758,7 @@
           <w:bCs/>
         </w:rPr>
         <w:noBreakHyphen/>
-        <w:t>7 —</w:t>
-      </w:r>
-      <w:proofErr w:type="gramEnd"/>
-      <w:r>
-        <w:rPr>
-          <w:b/>
-          <w:bCs/>
-        </w:rPr>
-        <w:t xml:space="preserve"> CIA, AAA, Control Types</w:t>
+        <w:t>7 — CIA, AAA, Control Types</w:t>
       </w:r>
     </w:p>
     <w:p>
@@ -3999,39 +3906,7 @@
           <w:b/>
           <w:bCs/>
         </w:rPr>
-        <w:t xml:space="preserve"> Q4 A </w:t>
-      </w:r>
-      <w:proofErr w:type="gramStart"/>
-      <w:r>
-        <w:rPr>
-          <w:b/>
-          <w:bCs/>
-        </w:rPr>
-        <w:t>user</w:t>
-      </w:r>
-      <w:proofErr w:type="gramEnd"/>
-      <w:r>
-        <w:rPr>
-          <w:b/>
-          <w:bCs/>
-        </w:rPr>
-        <w:t xml:space="preserve"> </w:t>
-      </w:r>
-      <w:proofErr w:type="gramStart"/>
-      <w:r>
-        <w:rPr>
-          <w:b/>
-          <w:bCs/>
-        </w:rPr>
-        <w:t>signs</w:t>
-      </w:r>
-      <w:proofErr w:type="gramEnd"/>
-      <w:r>
-        <w:rPr>
-          <w:b/>
-          <w:bCs/>
-        </w:rPr>
-        <w:t xml:space="preserve"> a document digitally to prove authorship. Answer: Digital Signature</w:t>
+        <w:t xml:space="preserve"> Q4 A user signs a document digitally to prove authorship. Answer: Digital Signature</w:t>
       </w:r>
     </w:p>
     <w:p>

--- a/Week 1/sheets/week 1.docx
+++ b/Week 1/sheets/week 1.docx
@@ -350,7 +350,21 @@
         <w:rPr>
           <w:color w:val="47D459" w:themeColor="accent3" w:themeTint="99"/>
         </w:rPr>
-        <w:t xml:space="preserve"> A system uploads and downloads files using an unencrypted file transfer protocol. Credentials are sent in cleartext. </w:t>
+        <w:t xml:space="preserve"> A system uploads and downloads files using an unencrypted file transfer protocol. Credentials are sent in </w:t>
+      </w:r>
+      <w:proofErr w:type="gramStart"/>
+      <w:r>
+        <w:rPr>
+          <w:color w:val="47D459" w:themeColor="accent3" w:themeTint="99"/>
+        </w:rPr>
+        <w:t>cleartext</w:t>
+      </w:r>
+      <w:proofErr w:type="gramEnd"/>
+      <w:r>
+        <w:rPr>
+          <w:color w:val="47D459" w:themeColor="accent3" w:themeTint="99"/>
+        </w:rPr>
+        <w:t xml:space="preserve">. </w:t>
       </w:r>
       <w:r>
         <w:rPr>
@@ -1394,15 +1408,47 @@
           <w:color w:val="47D459" w:themeColor="accent3" w:themeTint="99"/>
         </w:rPr>
         <w:noBreakHyphen/>
-        <w:t xml:space="preserve">Fi due to a flood of forged deauthentication frames. </w:t>
-      </w:r>
-      <w:r>
-        <w:rPr>
-          <w:b/>
-          <w:bCs/>
-          <w:color w:val="47D459" w:themeColor="accent3" w:themeTint="99"/>
-        </w:rPr>
-        <w:t>Answer: Deauthentication Attack</w:t>
+        <w:t xml:space="preserve">Fi due to a flood of forged </w:t>
+      </w:r>
+      <w:proofErr w:type="spellStart"/>
+      <w:r>
+        <w:rPr>
+          <w:color w:val="47D459" w:themeColor="accent3" w:themeTint="99"/>
+        </w:rPr>
+        <w:t>deauthentication</w:t>
+      </w:r>
+      <w:proofErr w:type="spellEnd"/>
+      <w:r>
+        <w:rPr>
+          <w:color w:val="47D459" w:themeColor="accent3" w:themeTint="99"/>
+        </w:rPr>
+        <w:t xml:space="preserve"> frames. </w:t>
+      </w:r>
+      <w:r>
+        <w:rPr>
+          <w:b/>
+          <w:bCs/>
+          <w:color w:val="47D459" w:themeColor="accent3" w:themeTint="99"/>
+        </w:rPr>
+        <w:t xml:space="preserve">Answer: </w:t>
+      </w:r>
+      <w:proofErr w:type="spellStart"/>
+      <w:r>
+        <w:rPr>
+          <w:b/>
+          <w:bCs/>
+          <w:color w:val="47D459" w:themeColor="accent3" w:themeTint="99"/>
+        </w:rPr>
+        <w:t>Deauthentication</w:t>
+      </w:r>
+      <w:proofErr w:type="spellEnd"/>
+      <w:r>
+        <w:rPr>
+          <w:b/>
+          <w:bCs/>
+          <w:color w:val="47D459" w:themeColor="accent3" w:themeTint="99"/>
+        </w:rPr>
+        <w:t xml:space="preserve"> Attack</w:t>
       </w:r>
     </w:p>
     <w:p>
@@ -2053,15 +2099,47 @@
           <w:color w:val="47D459" w:themeColor="accent3" w:themeTint="99"/>
         </w:rPr>
         <w:noBreakHyphen/>
-        <w:t xml:space="preserve">Fi with deauthentication frames, forcing users to disconnect repeatedly. </w:t>
-      </w:r>
-      <w:r>
-        <w:rPr>
-          <w:b/>
-          <w:bCs/>
-          <w:color w:val="47D459" w:themeColor="accent3" w:themeTint="99"/>
-        </w:rPr>
-        <w:t>Answer: Deauthentication Attack</w:t>
+        <w:t xml:space="preserve">Fi with </w:t>
+      </w:r>
+      <w:proofErr w:type="spellStart"/>
+      <w:r>
+        <w:rPr>
+          <w:color w:val="47D459" w:themeColor="accent3" w:themeTint="99"/>
+        </w:rPr>
+        <w:t>deauthentication</w:t>
+      </w:r>
+      <w:proofErr w:type="spellEnd"/>
+      <w:r>
+        <w:rPr>
+          <w:color w:val="47D459" w:themeColor="accent3" w:themeTint="99"/>
+        </w:rPr>
+        <w:t xml:space="preserve"> frames, forcing users to disconnect repeatedly. </w:t>
+      </w:r>
+      <w:r>
+        <w:rPr>
+          <w:b/>
+          <w:bCs/>
+          <w:color w:val="47D459" w:themeColor="accent3" w:themeTint="99"/>
+        </w:rPr>
+        <w:t xml:space="preserve">Answer: </w:t>
+      </w:r>
+      <w:proofErr w:type="spellStart"/>
+      <w:r>
+        <w:rPr>
+          <w:b/>
+          <w:bCs/>
+          <w:color w:val="47D459" w:themeColor="accent3" w:themeTint="99"/>
+        </w:rPr>
+        <w:t>Deauthentication</w:t>
+      </w:r>
+      <w:proofErr w:type="spellEnd"/>
+      <w:r>
+        <w:rPr>
+          <w:b/>
+          <w:bCs/>
+          <w:color w:val="47D459" w:themeColor="accent3" w:themeTint="99"/>
+        </w:rPr>
+        <w:t xml:space="preserve"> Attack</w:t>
       </w:r>
     </w:p>
     <w:p>
@@ -2326,16 +2404,21 @@
         <w:rPr>
           <w:b/>
           <w:bCs/>
+          <w:color w:val="47D459" w:themeColor="accent3" w:themeTint="99"/>
         </w:rPr>
         <w:t>Q17</w:t>
       </w:r>
       <w:r>
+        <w:rPr>
+          <w:color w:val="47D459" w:themeColor="accent3" w:themeTint="99"/>
+        </w:rPr>
         <w:t xml:space="preserve"> An attacker steals a user’s session cookie and uses it to impersonate the user. </w:t>
       </w:r>
       <w:r>
         <w:rPr>
           <w:b/>
           <w:bCs/>
+          <w:color w:val="47D459" w:themeColor="accent3" w:themeTint="99"/>
         </w:rPr>
         <w:t>Answer: Session Hijacking</w:t>
       </w:r>
@@ -2493,7 +2576,15 @@
         <w:t>Q1</w:t>
       </w:r>
       <w:r>
-        <w:t xml:space="preserve"> A firewall monitors active connections and allows return traffic only if it matches an existing session. </w:t>
+        <w:t xml:space="preserve"> A firewall monitors active connections and allows </w:t>
+      </w:r>
+      <w:proofErr w:type="gramStart"/>
+      <w:r>
+        <w:t>return traffic</w:t>
+      </w:r>
+      <w:proofErr w:type="gramEnd"/>
+      <w:r>
+        <w:t xml:space="preserve"> only if it matches an existing session. </w:t>
       </w:r>
       <w:r>
         <w:rPr>
@@ -2745,6 +2836,7 @@
           <w:bCs/>
         </w:rPr>
       </w:pPr>
+      <w:proofErr w:type="gramStart"/>
       <w:r>
         <w:rPr>
           <w:b/>
@@ -2758,7 +2850,15 @@
           <w:bCs/>
         </w:rPr>
         <w:noBreakHyphen/>
-        <w:t>7 — CIA, AAA, Control Types</w:t>
+        <w:t>7 —</w:t>
+      </w:r>
+      <w:proofErr w:type="gramEnd"/>
+      <w:r>
+        <w:rPr>
+          <w:b/>
+          <w:bCs/>
+        </w:rPr>
+        <w:t xml:space="preserve"> CIA, AAA, Control Types</w:t>
       </w:r>
     </w:p>
     <w:p>
@@ -3906,7 +4006,39 @@
           <w:b/>
           <w:bCs/>
         </w:rPr>
-        <w:t xml:space="preserve"> Q4 A user signs a document digitally to prove authorship. Answer: Digital Signature</w:t>
+        <w:t xml:space="preserve"> Q4 A </w:t>
+      </w:r>
+      <w:proofErr w:type="gramStart"/>
+      <w:r>
+        <w:rPr>
+          <w:b/>
+          <w:bCs/>
+        </w:rPr>
+        <w:t>user</w:t>
+      </w:r>
+      <w:proofErr w:type="gramEnd"/>
+      <w:r>
+        <w:rPr>
+          <w:b/>
+          <w:bCs/>
+        </w:rPr>
+        <w:t xml:space="preserve"> </w:t>
+      </w:r>
+      <w:proofErr w:type="gramStart"/>
+      <w:r>
+        <w:rPr>
+          <w:b/>
+          <w:bCs/>
+        </w:rPr>
+        <w:t>signs</w:t>
+      </w:r>
+      <w:proofErr w:type="gramEnd"/>
+      <w:r>
+        <w:rPr>
+          <w:b/>
+          <w:bCs/>
+        </w:rPr>
+        <w:t xml:space="preserve"> a document digitally to prove authorship. Answer: Digital Signature</w:t>
       </w:r>
     </w:p>
     <w:p>

--- a/Week 1/sheets/week 1.docx
+++ b/Week 1/sheets/week 1.docx
@@ -2477,16 +2477,21 @@
         <w:rPr>
           <w:b/>
           <w:bCs/>
+          <w:color w:val="84E290" w:themeColor="accent3" w:themeTint="66"/>
         </w:rPr>
         <w:t>Q19</w:t>
       </w:r>
       <w:r>
+        <w:rPr>
+          <w:color w:val="84E290" w:themeColor="accent3" w:themeTint="66"/>
+        </w:rPr>
         <w:t xml:space="preserve"> A hacker modifies packets in transit during an online transaction. </w:t>
       </w:r>
       <w:r>
         <w:rPr>
           <w:b/>
           <w:bCs/>
+          <w:color w:val="84E290" w:themeColor="accent3" w:themeTint="66"/>
         </w:rPr>
         <w:t>Answer: MITM (Active)</w:t>
       </w:r>

--- a/Week 1/sheets/week 1.docx
+++ b/Week 1/sheets/week 1.docx
@@ -2510,16 +2510,21 @@
         <w:rPr>
           <w:b/>
           <w:bCs/>
+          <w:color w:val="84E290" w:themeColor="accent3" w:themeTint="66"/>
         </w:rPr>
         <w:t>Q20</w:t>
       </w:r>
       <w:r>
+        <w:rPr>
+          <w:color w:val="84E290" w:themeColor="accent3" w:themeTint="66"/>
+        </w:rPr>
         <w:t xml:space="preserve"> An attacker sends crafted packets pretending to be the gateway’s IP to confuse devices on the LAN. </w:t>
       </w:r>
       <w:r>
         <w:rPr>
           <w:b/>
           <w:bCs/>
+          <w:color w:val="84E290" w:themeColor="accent3" w:themeTint="66"/>
         </w:rPr>
         <w:t>Answer: ARP Spoofing</w:t>
       </w:r>
